--- a/one-pagers/2026-08-30/00_summary.docx
+++ b/one-pagers/2026-08-30/00_summary.docx
@@ -26,6 +26,16 @@
           <w:szCs w:val="22"/>
         </w:rPr>
         <w:t xml:space="preserve">Week of 2026-08-30</w:t>
+      </w:r>
+    </w:p>
+    <w:p>
+      <w:r>
+        <w:rPr>
+          <w:b/>
+          <w:color w:val="B00000"/>
+          <w:sz w:val="21"/>
+        </w:rPr>
+        <w:t>COVERAGE GAP FLAGGED BY BATCH 3 (6:30AM ET 8/31): Batch 2 (scheduled 1:15AM ET 8/31) never committed any results to this repository -- git history shows only the Batch 1 commit before this run. Batch 2 was assigned distress-screen names ranked roughly #42-90 by capital_need_score (CRMD through SJT, 50 tickers) plus WOOF (rank #110), which is not on Batch 3's assigned list either. As of this run, those 51 tickers have NO Keep/Drop/Ambiguous disposition anywhere in this week's summaries and were not researched by any batch. This does not match the expectation that all three batches together would cover every candidate scoring &gt;=25 -- a standalone follow-up run covering those 51 tickers is recommended.</w:t>
       </w:r>
     </w:p>
     <w:p>
@@ -1055,6 +1065,77 @@
                 <w:szCs w:val="18"/>
               </w:rPr>
               <w:t xml:space="preserve">Medium-High</w:t>
+            </w:r>
+          </w:p>
+        </w:tc>
+      </w:tr>
+      <w:tr>
+        <w:tc>
+          <w:tcPr>
+            <w:tcW w:type="dxa" w:w="1300"/>
+          </w:tcPr>
+          <w:p>
+            <w:r/>
+            <w:r>
+              <w:t>Distress</w:t>
+            </w:r>
+          </w:p>
+        </w:tc>
+        <w:tc>
+          <w:tcPr>
+            <w:tcW w:type="dxa" w:w="1600"/>
+          </w:tcPr>
+          <w:p>
+            <w:r/>
+            <w:r>
+              <w:rPr>
+                <w:b/>
+              </w:rPr>
+              <w:t>BXBL</w:t>
+            </w:r>
+          </w:p>
+        </w:tc>
+        <w:tc>
+          <w:tcPr>
+            <w:tcW w:type="dxa" w:w="1600"/>
+          </w:tcPr>
+          <w:p>
+            <w:r/>
+            <w:r>
+              <w:t>$968.4M</w:t>
+            </w:r>
+          </w:p>
+        </w:tc>
+        <w:tc>
+          <w:tcPr>
+            <w:tcW w:type="dxa" w:w="1600"/>
+          </w:tcPr>
+          <w:p>
+            <w:r/>
+            <w:r>
+              <w:t>$75.0M</w:t>
+            </w:r>
+          </w:p>
+        </w:tc>
+        <w:tc>
+          <w:tcPr>
+            <w:tcW w:type="dxa" w:w="1600"/>
+          </w:tcPr>
+          <w:p>
+            <w:r/>
+            <w:r>
+              <w:t>7.7%</w:t>
+            </w:r>
+          </w:p>
+        </w:tc>
+        <w:tc>
+          <w:tcPr>
+            <w:tcW w:type="dxa" w:w="1900"/>
+          </w:tcPr>
+          <w:p>
+            <w:r/>
+            <w:r>
+              <w:t>High</w:t>
             </w:r>
           </w:p>
         </w:tc>
@@ -5659,6 +5740,4052 @@
                 <w:szCs w:val="17"/>
               </w:rPr>
               <w:t xml:space="preserve">Heavy related-party debt load relative to thin liquidity, but $21.6M of revolver headroom remains and no going-concern language was found; not confirmed distressed enough to promote.</w:t>
+            </w:r>
+          </w:p>
+        </w:tc>
+      </w:tr>
+    </w:tbl>
+    <w:p>
+      <w:pPr>
+        <w:pStyle w:val="Heading1"/>
+      </w:pPr>
+      <w:r>
+        <w:t>Full Disposition — Batch 3 (6:30AM ET 8/31): remaining distress names + INV/INDP carried over from batch 1</w:t>
+      </w:r>
+    </w:p>
+    <w:p>
+      <w:r>
+        <w:rPr>
+          <w:color w:val="444444"/>
+          <w:sz w:val="21"/>
+        </w:rPr>
+        <w:t>This batch was assigned 56 distress-screen names (ranked roughly #91-147 by capital_need_score) plus INV and INDP, carried over from Batch 1 after Batch 1's session web-search budget ran out before reaching them. This run's own session web-search budget was exhausted after researching 40 of these 58 names (WGS through GTM below); the remaining 18 (including INV and INDP again) could not be verified against current filings and are flagged "Not researched" below rather than given a guessed disposition -- recommend a standalone follow-up for those 18, in addition to the Batch 2 gap noted above.</w:t>
+      </w:r>
+    </w:p>
+    <w:tbl>
+      <w:tblPr>
+        <w:tblW w:type="auto" w:w="0"/>
+        <w:tblLook w:firstColumn="1" w:firstRow="1" w:lastColumn="0" w:lastRow="0" w:noHBand="0" w:noVBand="1" w:val="04A0"/>
+      </w:tblPr>
+      <w:tblGrid>
+        <w:gridCol w:w="2016"/>
+        <w:gridCol w:w="2016"/>
+        <w:gridCol w:w="2016"/>
+        <w:gridCol w:w="2016"/>
+        <w:gridCol w:w="2016"/>
+      </w:tblGrid>
+      <w:tr>
+        <w:tc>
+          <w:tcPr>
+            <w:tcW w:type="dxa" w:w="900"/>
+          </w:tcPr>
+          <w:p>
+            <w:r>
+              <w:rPr>
+                <w:b/>
+                <w:sz w:val="18"/>
+              </w:rPr>
+              <w:t>Screen</w:t>
+            </w:r>
+          </w:p>
+        </w:tc>
+        <w:tc>
+          <w:tcPr>
+            <w:tcW w:type="dxa" w:w="900"/>
+          </w:tcPr>
+          <w:p>
+            <w:r>
+              <w:rPr>
+                <w:b/>
+                <w:sz w:val="18"/>
+              </w:rPr>
+              <w:t>Ticker</w:t>
+            </w:r>
+          </w:p>
+        </w:tc>
+        <w:tc>
+          <w:tcPr>
+            <w:tcW w:type="dxa" w:w="900"/>
+          </w:tcPr>
+          <w:p>
+            <w:r>
+              <w:rPr>
+                <w:b/>
+                <w:sz w:val="18"/>
+              </w:rPr>
+              <w:t>Score</w:t>
+            </w:r>
+          </w:p>
+        </w:tc>
+        <w:tc>
+          <w:tcPr>
+            <w:tcW w:type="dxa" w:w="1200"/>
+          </w:tcPr>
+          <w:p>
+            <w:r>
+              <w:rPr>
+                <w:b/>
+                <w:sz w:val="18"/>
+              </w:rPr>
+              <w:t>Disposition</w:t>
+            </w:r>
+          </w:p>
+        </w:tc>
+        <w:tc>
+          <w:tcPr>
+            <w:tcW w:type="dxa" w:w="5700"/>
+          </w:tcPr>
+          <w:p>
+            <w:r>
+              <w:rPr>
+                <w:b/>
+                <w:sz w:val="18"/>
+              </w:rPr>
+              <w:t>Reason</w:t>
+            </w:r>
+          </w:p>
+        </w:tc>
+      </w:tr>
+      <w:tr>
+        <w:tc>
+          <w:tcPr>
+            <w:tcW w:type="dxa" w:w="900"/>
+          </w:tcPr>
+          <w:p>
+            <w:r>
+              <w:rPr>
+                <w:sz w:val="18"/>
+              </w:rPr>
+              <w:t>Distress</w:t>
+            </w:r>
+          </w:p>
+        </w:tc>
+        <w:tc>
+          <w:tcPr>
+            <w:tcW w:type="dxa" w:w="900"/>
+          </w:tcPr>
+          <w:p>
+            <w:r>
+              <w:rPr>
+                <w:b/>
+                <w:sz w:val="18"/>
+              </w:rPr>
+              <w:t>WGS</w:t>
+            </w:r>
+          </w:p>
+        </w:tc>
+        <w:tc>
+          <w:tcPr>
+            <w:tcW w:type="dxa" w:w="900"/>
+          </w:tcPr>
+          <w:p>
+            <w:r>
+              <w:rPr>
+                <w:sz w:val="18"/>
+              </w:rPr>
+              <w:t>30.2</w:t>
+            </w:r>
+          </w:p>
+        </w:tc>
+        <w:tc>
+          <w:tcPr>
+            <w:tcW w:type="dxa" w:w="1200"/>
+          </w:tcPr>
+          <w:p>
+            <w:r>
+              <w:rPr>
+                <w:sz w:val="18"/>
+              </w:rPr>
+              <w:t>Drop</w:t>
+            </w:r>
+          </w:p>
+        </w:tc>
+        <w:tc>
+          <w:tcPr>
+            <w:tcW w:type="dxa" w:w="5700"/>
+          </w:tcPr>
+          <w:p>
+            <w:r>
+              <w:rPr>
+                <w:sz w:val="18"/>
+              </w:rPr>
+              <w:t>A $5M private placement plus a $50M term-loan facility expansion from a Blackstone affiliate closed August 2026, inside the 6-month lookback; capital need already being addressed via a non-public raise.</w:t>
+            </w:r>
+          </w:p>
+        </w:tc>
+      </w:tr>
+      <w:tr>
+        <w:tc>
+          <w:tcPr>
+            <w:tcW w:type="dxa" w:w="900"/>
+          </w:tcPr>
+          <w:p>
+            <w:r>
+              <w:rPr>
+                <w:sz w:val="18"/>
+              </w:rPr>
+              <w:t>Distress</w:t>
+            </w:r>
+          </w:p>
+        </w:tc>
+        <w:tc>
+          <w:tcPr>
+            <w:tcW w:type="dxa" w:w="900"/>
+          </w:tcPr>
+          <w:p>
+            <w:r>
+              <w:rPr>
+                <w:b/>
+                <w:sz w:val="18"/>
+              </w:rPr>
+              <w:t>UWMC</w:t>
+            </w:r>
+          </w:p>
+        </w:tc>
+        <w:tc>
+          <w:tcPr>
+            <w:tcW w:type="dxa" w:w="900"/>
+          </w:tcPr>
+          <w:p>
+            <w:r>
+              <w:rPr>
+                <w:sz w:val="18"/>
+              </w:rPr>
+              <w:t>30.2</w:t>
+            </w:r>
+          </w:p>
+        </w:tc>
+        <w:tc>
+          <w:tcPr>
+            <w:tcW w:type="dxa" w:w="1200"/>
+          </w:tcPr>
+          <w:p>
+            <w:r>
+              <w:rPr>
+                <w:sz w:val="18"/>
+              </w:rPr>
+              <w:t>Drop</w:t>
+            </w:r>
+          </w:p>
+        </w:tc>
+        <w:tc>
+          <w:tcPr>
+            <w:tcW w:type="dxa" w:w="5700"/>
+          </w:tcPr>
+          <w:p>
+            <w:r>
+              <w:rPr>
+                <w:sz w:val="18"/>
+              </w:rPr>
+              <w:t>Closed a $2.05B capital-restructuring investment (Oaktree/Ishbia SFS Group, preferred stock + warrants, Aug 5 2026) and already has a $400M+ rights offering scheduled Oct-Nov 2026; capital need already being addressed.</w:t>
+            </w:r>
+          </w:p>
+        </w:tc>
+      </w:tr>
+      <w:tr>
+        <w:tc>
+          <w:tcPr>
+            <w:tcW w:type="dxa" w:w="900"/>
+          </w:tcPr>
+          <w:p>
+            <w:r>
+              <w:rPr>
+                <w:sz w:val="18"/>
+              </w:rPr>
+              <w:t>Distress</w:t>
+            </w:r>
+          </w:p>
+        </w:tc>
+        <w:tc>
+          <w:tcPr>
+            <w:tcW w:type="dxa" w:w="900"/>
+          </w:tcPr>
+          <w:p>
+            <w:r>
+              <w:rPr>
+                <w:b/>
+                <w:sz w:val="18"/>
+              </w:rPr>
+              <w:t>UPST</w:t>
+            </w:r>
+          </w:p>
+        </w:tc>
+        <w:tc>
+          <w:tcPr>
+            <w:tcW w:type="dxa" w:w="900"/>
+          </w:tcPr>
+          <w:p>
+            <w:r>
+              <w:rPr>
+                <w:sz w:val="18"/>
+              </w:rPr>
+              <w:t>30.2</w:t>
+            </w:r>
+          </w:p>
+        </w:tc>
+        <w:tc>
+          <w:tcPr>
+            <w:tcW w:type="dxa" w:w="1200"/>
+          </w:tcPr>
+          <w:p>
+            <w:r>
+              <w:rPr>
+                <w:sz w:val="18"/>
+              </w:rPr>
+              <w:t>Drop</w:t>
+            </w:r>
+          </w:p>
+        </w:tc>
+        <w:tc>
+          <w:tcPr>
+            <w:tcW w:type="dxa" w:w="5700"/>
+          </w:tcPr>
+          <w:p>
+            <w:r>
+              <w:rPr>
+                <w:sz w:val="18"/>
+              </w:rPr>
+              <w:t>Returned to GAAP profitability (Q2 net income $17M) with $982.3M cash; explicitly funding growth without adding equity capital and repurchasing convertible notes.</w:t>
+            </w:r>
+          </w:p>
+        </w:tc>
+      </w:tr>
+      <w:tr>
+        <w:tc>
+          <w:tcPr>
+            <w:tcW w:type="dxa" w:w="900"/>
+          </w:tcPr>
+          <w:p>
+            <w:r>
+              <w:rPr>
+                <w:sz w:val="18"/>
+              </w:rPr>
+              <w:t>Distress</w:t>
+            </w:r>
+          </w:p>
+        </w:tc>
+        <w:tc>
+          <w:tcPr>
+            <w:tcW w:type="dxa" w:w="900"/>
+          </w:tcPr>
+          <w:p>
+            <w:r>
+              <w:rPr>
+                <w:b/>
+                <w:sz w:val="18"/>
+              </w:rPr>
+              <w:t>SGRY</w:t>
+            </w:r>
+          </w:p>
+        </w:tc>
+        <w:tc>
+          <w:tcPr>
+            <w:tcW w:type="dxa" w:w="900"/>
+          </w:tcPr>
+          <w:p>
+            <w:r>
+              <w:rPr>
+                <w:sz w:val="18"/>
+              </w:rPr>
+              <w:t>30.2</w:t>
+            </w:r>
+          </w:p>
+        </w:tc>
+        <w:tc>
+          <w:tcPr>
+            <w:tcW w:type="dxa" w:w="1200"/>
+          </w:tcPr>
+          <w:p>
+            <w:r>
+              <w:rPr>
+                <w:sz w:val="18"/>
+              </w:rPr>
+              <w:t>Drop</w:t>
+            </w:r>
+          </w:p>
+        </w:tc>
+        <w:tc>
+          <w:tcPr>
+            <w:tcW w:type="dxa" w:w="5700"/>
+          </w:tcPr>
+          <w:p>
+            <w:r>
+              <w:rPr>
+                <w:sz w:val="18"/>
+              </w:rPr>
+              <w:t>$216.7M cash plus $617.8M undrawn on its revolver; ample untapped debt capacity despite elevated 4.4x leverage, no going concern found.</w:t>
+            </w:r>
+          </w:p>
+        </w:tc>
+      </w:tr>
+      <w:tr>
+        <w:tc>
+          <w:tcPr>
+            <w:tcW w:type="dxa" w:w="900"/>
+          </w:tcPr>
+          <w:p>
+            <w:r>
+              <w:rPr>
+                <w:sz w:val="18"/>
+              </w:rPr>
+              <w:t>Distress</w:t>
+            </w:r>
+          </w:p>
+        </w:tc>
+        <w:tc>
+          <w:tcPr>
+            <w:tcW w:type="dxa" w:w="900"/>
+          </w:tcPr>
+          <w:p>
+            <w:r>
+              <w:rPr>
+                <w:b/>
+                <w:sz w:val="18"/>
+              </w:rPr>
+              <w:t>ROCK</w:t>
+            </w:r>
+          </w:p>
+        </w:tc>
+        <w:tc>
+          <w:tcPr>
+            <w:tcW w:type="dxa" w:w="900"/>
+          </w:tcPr>
+          <w:p>
+            <w:r>
+              <w:rPr>
+                <w:sz w:val="18"/>
+              </w:rPr>
+              <w:t>30.2</w:t>
+            </w:r>
+          </w:p>
+        </w:tc>
+        <w:tc>
+          <w:tcPr>
+            <w:tcW w:type="dxa" w:w="1200"/>
+          </w:tcPr>
+          <w:p>
+            <w:r>
+              <w:rPr>
+                <w:sz w:val="18"/>
+              </w:rPr>
+              <w:t>Drop</w:t>
+            </w:r>
+          </w:p>
+        </w:tc>
+        <w:tc>
+          <w:tcPr>
+            <w:tcW w:type="dxa" w:w="5700"/>
+          </w:tcPr>
+          <w:p>
+            <w:r>
+              <w:rPr>
+                <w:sz w:val="18"/>
+              </w:rPr>
+              <w:t>$470.3M undrawn on a $500M revolver; Q2 net income was positive ($8.19M) and the H1 net loss was driven by a one-time $243M renewables impairment, not operating distress.</w:t>
+            </w:r>
+          </w:p>
+        </w:tc>
+      </w:tr>
+      <w:tr>
+        <w:tc>
+          <w:tcPr>
+            <w:tcW w:type="dxa" w:w="900"/>
+          </w:tcPr>
+          <w:p>
+            <w:r>
+              <w:rPr>
+                <w:sz w:val="18"/>
+              </w:rPr>
+              <w:t>Distress</w:t>
+            </w:r>
+          </w:p>
+        </w:tc>
+        <w:tc>
+          <w:tcPr>
+            <w:tcW w:type="dxa" w:w="900"/>
+          </w:tcPr>
+          <w:p>
+            <w:r>
+              <w:rPr>
+                <w:b/>
+                <w:sz w:val="18"/>
+              </w:rPr>
+              <w:t>RH</w:t>
+            </w:r>
+          </w:p>
+        </w:tc>
+        <w:tc>
+          <w:tcPr>
+            <w:tcW w:type="dxa" w:w="900"/>
+          </w:tcPr>
+          <w:p>
+            <w:r>
+              <w:rPr>
+                <w:sz w:val="18"/>
+              </w:rPr>
+              <w:t>30.2</w:t>
+            </w:r>
+          </w:p>
+        </w:tc>
+        <w:tc>
+          <w:tcPr>
+            <w:tcW w:type="dxa" w:w="1200"/>
+          </w:tcPr>
+          <w:p>
+            <w:r>
+              <w:rPr>
+                <w:sz w:val="18"/>
+              </w:rPr>
+              <w:t>Ambiguous</w:t>
+            </w:r>
+          </w:p>
+        </w:tc>
+        <w:tc>
+          <w:tcPr>
+            <w:tcW w:type="dxa" w:w="5700"/>
+          </w:tcPr>
+          <w:p>
+            <w:r>
+              <w:rPr>
+                <w:sz w:val="18"/>
+              </w:rPr>
+              <w:t>Genuinely thin cash ($53.8M) against ~7x net leverage, but management's stated de-leveraging plan is to monetize ~$500M of real estate and $300M of excess inventory -- an active asset-sale process, not an equity ask.</w:t>
+            </w:r>
+          </w:p>
+        </w:tc>
+      </w:tr>
+      <w:tr>
+        <w:tc>
+          <w:tcPr>
+            <w:tcW w:type="dxa" w:w="900"/>
+          </w:tcPr>
+          <w:p>
+            <w:r>
+              <w:rPr>
+                <w:sz w:val="18"/>
+              </w:rPr>
+              <w:t>Distress</w:t>
+            </w:r>
+          </w:p>
+        </w:tc>
+        <w:tc>
+          <w:tcPr>
+            <w:tcW w:type="dxa" w:w="900"/>
+          </w:tcPr>
+          <w:p>
+            <w:r>
+              <w:rPr>
+                <w:b/>
+                <w:sz w:val="18"/>
+              </w:rPr>
+              <w:t>PLBY</w:t>
+            </w:r>
+          </w:p>
+        </w:tc>
+        <w:tc>
+          <w:tcPr>
+            <w:tcW w:type="dxa" w:w="900"/>
+          </w:tcPr>
+          <w:p>
+            <w:r>
+              <w:rPr>
+                <w:sz w:val="18"/>
+              </w:rPr>
+              <w:t>30.2</w:t>
+            </w:r>
+          </w:p>
+        </w:tc>
+        <w:tc>
+          <w:tcPr>
+            <w:tcW w:type="dxa" w:w="1200"/>
+          </w:tcPr>
+          <w:p>
+            <w:r>
+              <w:rPr>
+                <w:sz w:val="18"/>
+              </w:rPr>
+              <w:t>Drop</w:t>
+            </w:r>
+          </w:p>
+        </w:tc>
+        <w:tc>
+          <w:tcPr>
+            <w:tcW w:type="dxa" w:w="5700"/>
+          </w:tcPr>
+          <w:p>
+            <w:r>
+              <w:rPr>
+                <w:sz w:val="18"/>
+              </w:rPr>
+              <w:t>Barely profitable with six consecutive quarters of positive adjusted EBITDA, in leverage-covenant compliance, and its prior Nasdaq minimum-bid-price notice was already cured; stabilizing, not distressed.</w:t>
+            </w:r>
+          </w:p>
+        </w:tc>
+      </w:tr>
+      <w:tr>
+        <w:tc>
+          <w:tcPr>
+            <w:tcW w:type="dxa" w:w="900"/>
+          </w:tcPr>
+          <w:p>
+            <w:r>
+              <w:rPr>
+                <w:sz w:val="18"/>
+              </w:rPr>
+              <w:t>Distress</w:t>
+            </w:r>
+          </w:p>
+        </w:tc>
+        <w:tc>
+          <w:tcPr>
+            <w:tcW w:type="dxa" w:w="900"/>
+          </w:tcPr>
+          <w:p>
+            <w:r>
+              <w:rPr>
+                <w:b/>
+                <w:sz w:val="18"/>
+              </w:rPr>
+              <w:t>ONT</w:t>
+            </w:r>
+          </w:p>
+        </w:tc>
+        <w:tc>
+          <w:tcPr>
+            <w:tcW w:type="dxa" w:w="900"/>
+          </w:tcPr>
+          <w:p>
+            <w:r>
+              <w:rPr>
+                <w:sz w:val="18"/>
+              </w:rPr>
+              <w:t>30.2</w:t>
+            </w:r>
+          </w:p>
+        </w:tc>
+        <w:tc>
+          <w:tcPr>
+            <w:tcW w:type="dxa" w:w="1200"/>
+          </w:tcPr>
+          <w:p>
+            <w:r>
+              <w:rPr>
+                <w:sz w:val="18"/>
+              </w:rPr>
+              <w:t>Drop</w:t>
+            </w:r>
+          </w:p>
+        </w:tc>
+        <w:tc>
+          <w:tcPr>
+            <w:tcW w:type="dxa" w:w="5700"/>
+          </w:tcPr>
+          <w:p>
+            <w:r>
+              <w:rPr>
+                <w:sz w:val="18"/>
+              </w:rPr>
+              <w:t>$188.4M total liquidity (cash + revolver availability) with leverage below its covenant threshold and no going-concern language; an activist-investigation/litigation overhang doesn't itself create a capital need.</w:t>
+            </w:r>
+          </w:p>
+        </w:tc>
+      </w:tr>
+      <w:tr>
+        <w:tc>
+          <w:tcPr>
+            <w:tcW w:type="dxa" w:w="900"/>
+          </w:tcPr>
+          <w:p>
+            <w:r>
+              <w:rPr>
+                <w:sz w:val="18"/>
+              </w:rPr>
+              <w:t>Distress</w:t>
+            </w:r>
+          </w:p>
+        </w:tc>
+        <w:tc>
+          <w:tcPr>
+            <w:tcW w:type="dxa" w:w="900"/>
+          </w:tcPr>
+          <w:p>
+            <w:r>
+              <w:rPr>
+                <w:b/>
+                <w:sz w:val="18"/>
+              </w:rPr>
+              <w:t>OI</w:t>
+            </w:r>
+          </w:p>
+        </w:tc>
+        <w:tc>
+          <w:tcPr>
+            <w:tcW w:type="dxa" w:w="900"/>
+          </w:tcPr>
+          <w:p>
+            <w:r>
+              <w:rPr>
+                <w:sz w:val="18"/>
+              </w:rPr>
+              <w:t>30.2</w:t>
+            </w:r>
+          </w:p>
+        </w:tc>
+        <w:tc>
+          <w:tcPr>
+            <w:tcW w:type="dxa" w:w="1200"/>
+          </w:tcPr>
+          <w:p>
+            <w:r>
+              <w:rPr>
+                <w:sz w:val="18"/>
+              </w:rPr>
+              <w:t>Drop</w:t>
+            </w:r>
+          </w:p>
+        </w:tc>
+        <w:tc>
+          <w:tcPr>
+            <w:tcW w:type="dxa" w:w="5700"/>
+          </w:tcPr>
+          <w:p>
+            <w:r>
+              <w:rPr>
+                <w:sz w:val="18"/>
+              </w:rPr>
+              <w:t>$1.11B undrawn on its credit facility and already refinanced its 2027 debt maturity in May 2026; ample capacity, no going concern found.</w:t>
+            </w:r>
+          </w:p>
+        </w:tc>
+      </w:tr>
+      <w:tr>
+        <w:tc>
+          <w:tcPr>
+            <w:tcW w:type="dxa" w:w="900"/>
+          </w:tcPr>
+          <w:p>
+            <w:r>
+              <w:rPr>
+                <w:sz w:val="18"/>
+              </w:rPr>
+              <w:t>Distress</w:t>
+            </w:r>
+          </w:p>
+        </w:tc>
+        <w:tc>
+          <w:tcPr>
+            <w:tcW w:type="dxa" w:w="900"/>
+          </w:tcPr>
+          <w:p>
+            <w:r>
+              <w:rPr>
+                <w:b/>
+                <w:sz w:val="18"/>
+              </w:rPr>
+              <w:t>MBC</w:t>
+            </w:r>
+          </w:p>
+        </w:tc>
+        <w:tc>
+          <w:tcPr>
+            <w:tcW w:type="dxa" w:w="900"/>
+          </w:tcPr>
+          <w:p>
+            <w:r>
+              <w:rPr>
+                <w:sz w:val="18"/>
+              </w:rPr>
+              <w:t>30.2</w:t>
+            </w:r>
+          </w:p>
+        </w:tc>
+        <w:tc>
+          <w:tcPr>
+            <w:tcW w:type="dxa" w:w="1200"/>
+          </w:tcPr>
+          <w:p>
+            <w:r>
+              <w:rPr>
+                <w:sz w:val="18"/>
+              </w:rPr>
+              <w:t>Drop</w:t>
+            </w:r>
+          </w:p>
+        </w:tc>
+        <w:tc>
+          <w:tcPr>
+            <w:tcW w:type="dxa" w:w="5700"/>
+          </w:tcPr>
+          <w:p>
+            <w:r>
+              <w:rPr>
+                <w:sz w:val="18"/>
+              </w:rPr>
+              <w:t>Positive free cash flow ($128.6M) and ~$355M of revolver availability with covenants already amended for flexibility; net loss was merger/legacy-accounting driven, not a cash problem.</w:t>
+            </w:r>
+          </w:p>
+        </w:tc>
+      </w:tr>
+      <w:tr>
+        <w:tc>
+          <w:tcPr>
+            <w:tcW w:type="dxa" w:w="900"/>
+          </w:tcPr>
+          <w:p>
+            <w:r>
+              <w:rPr>
+                <w:sz w:val="18"/>
+              </w:rPr>
+              <w:t>Distress</w:t>
+            </w:r>
+          </w:p>
+        </w:tc>
+        <w:tc>
+          <w:tcPr>
+            <w:tcW w:type="dxa" w:w="900"/>
+          </w:tcPr>
+          <w:p>
+            <w:r>
+              <w:rPr>
+                <w:b/>
+                <w:sz w:val="18"/>
+              </w:rPr>
+              <w:t>KLC</w:t>
+            </w:r>
+          </w:p>
+        </w:tc>
+        <w:tc>
+          <w:tcPr>
+            <w:tcW w:type="dxa" w:w="900"/>
+          </w:tcPr>
+          <w:p>
+            <w:r>
+              <w:rPr>
+                <w:sz w:val="18"/>
+              </w:rPr>
+              <w:t>30.2</w:t>
+            </w:r>
+          </w:p>
+        </w:tc>
+        <w:tc>
+          <w:tcPr>
+            <w:tcW w:type="dxa" w:w="1200"/>
+          </w:tcPr>
+          <w:p>
+            <w:r>
+              <w:rPr>
+                <w:sz w:val="18"/>
+              </w:rPr>
+              <w:t>Drop</w:t>
+            </w:r>
+          </w:p>
+        </w:tc>
+        <w:tc>
+          <w:tcPr>
+            <w:tcW w:type="dxa" w:w="5700"/>
+          </w:tcPr>
+          <w:p>
+            <w:r>
+              <w:rPr>
+                <w:sz w:val="18"/>
+              </w:rPr>
+              <w:t>$322.6M total liquidity and $238.5M of 2025 operating cash flow; the large net loss was a non-cash goodwill impairment, not operational distress.</w:t>
+            </w:r>
+          </w:p>
+        </w:tc>
+      </w:tr>
+      <w:tr>
+        <w:tc>
+          <w:tcPr>
+            <w:tcW w:type="dxa" w:w="900"/>
+          </w:tcPr>
+          <w:p>
+            <w:r>
+              <w:rPr>
+                <w:sz w:val="18"/>
+              </w:rPr>
+              <w:t>Distress</w:t>
+            </w:r>
+          </w:p>
+        </w:tc>
+        <w:tc>
+          <w:tcPr>
+            <w:tcW w:type="dxa" w:w="900"/>
+          </w:tcPr>
+          <w:p>
+            <w:r>
+              <w:rPr>
+                <w:b/>
+                <w:sz w:val="18"/>
+              </w:rPr>
+              <w:t>HCAT</w:t>
+            </w:r>
+          </w:p>
+        </w:tc>
+        <w:tc>
+          <w:tcPr>
+            <w:tcW w:type="dxa" w:w="900"/>
+          </w:tcPr>
+          <w:p>
+            <w:r>
+              <w:rPr>
+                <w:sz w:val="18"/>
+              </w:rPr>
+              <w:t>30.2</w:t>
+            </w:r>
+          </w:p>
+        </w:tc>
+        <w:tc>
+          <w:tcPr>
+            <w:tcW w:type="dxa" w:w="1200"/>
+          </w:tcPr>
+          <w:p>
+            <w:r>
+              <w:rPr>
+                <w:sz w:val="18"/>
+              </w:rPr>
+              <w:t>Drop</w:t>
+            </w:r>
+          </w:p>
+        </w:tc>
+        <w:tc>
+          <w:tcPr>
+            <w:tcW w:type="dxa" w:w="5700"/>
+          </w:tcPr>
+          <w:p>
+            <w:r>
+              <w:rPr>
+                <w:sz w:val="18"/>
+              </w:rPr>
+              <w:t>Debt-free after retiring its credit facility and divesting Vitalware for $147M net proceeds (a revealed asset-sale preference over equity); adjusted EBITDA margin improving.</w:t>
+            </w:r>
+          </w:p>
+        </w:tc>
+      </w:tr>
+      <w:tr>
+        <w:tc>
+          <w:tcPr>
+            <w:tcW w:type="dxa" w:w="900"/>
+          </w:tcPr>
+          <w:p>
+            <w:r>
+              <w:rPr>
+                <w:sz w:val="18"/>
+              </w:rPr>
+              <w:t>Distress</w:t>
+            </w:r>
+          </w:p>
+        </w:tc>
+        <w:tc>
+          <w:tcPr>
+            <w:tcW w:type="dxa" w:w="900"/>
+          </w:tcPr>
+          <w:p>
+            <w:r>
+              <w:rPr>
+                <w:b/>
+                <w:sz w:val="18"/>
+              </w:rPr>
+              <w:t>GRPN</w:t>
+            </w:r>
+          </w:p>
+        </w:tc>
+        <w:tc>
+          <w:tcPr>
+            <w:tcW w:type="dxa" w:w="900"/>
+          </w:tcPr>
+          <w:p>
+            <w:r>
+              <w:rPr>
+                <w:sz w:val="18"/>
+              </w:rPr>
+              <w:t>30.2</w:t>
+            </w:r>
+          </w:p>
+        </w:tc>
+        <w:tc>
+          <w:tcPr>
+            <w:tcW w:type="dxa" w:w="1200"/>
+          </w:tcPr>
+          <w:p>
+            <w:r>
+              <w:rPr>
+                <w:sz w:val="18"/>
+              </w:rPr>
+              <w:t>Ambiguous</w:t>
+            </w:r>
+          </w:p>
+        </w:tc>
+        <w:tc>
+          <w:tcPr>
+            <w:tcW w:type="dxa" w:w="5700"/>
+          </w:tcPr>
+          <w:p>
+            <w:r>
+              <w:rPr>
+                <w:sz w:val="18"/>
+              </w:rPr>
+              <w:t>Genuine stockholders' equity deficit ($72.1M) and a 2027 convertible-note maturity approaching, but the 10-Q itself asserts liquidity is sufficient to repay those notes and no going-concern language was found.</w:t>
+            </w:r>
+          </w:p>
+        </w:tc>
+      </w:tr>
+      <w:tr>
+        <w:tc>
+          <w:tcPr>
+            <w:tcW w:type="dxa" w:w="900"/>
+          </w:tcPr>
+          <w:p>
+            <w:r>
+              <w:rPr>
+                <w:sz w:val="18"/>
+              </w:rPr>
+              <w:t>Distress</w:t>
+            </w:r>
+          </w:p>
+        </w:tc>
+        <w:tc>
+          <w:tcPr>
+            <w:tcW w:type="dxa" w:w="900"/>
+          </w:tcPr>
+          <w:p>
+            <w:r>
+              <w:rPr>
+                <w:b/>
+                <w:sz w:val="18"/>
+              </w:rPr>
+              <w:t>FWRD</w:t>
+            </w:r>
+          </w:p>
+        </w:tc>
+        <w:tc>
+          <w:tcPr>
+            <w:tcW w:type="dxa" w:w="900"/>
+          </w:tcPr>
+          <w:p>
+            <w:r>
+              <w:rPr>
+                <w:sz w:val="18"/>
+              </w:rPr>
+              <w:t>30.2</w:t>
+            </w:r>
+          </w:p>
+        </w:tc>
+        <w:tc>
+          <w:tcPr>
+            <w:tcW w:type="dxa" w:w="1200"/>
+          </w:tcPr>
+          <w:p>
+            <w:r>
+              <w:rPr>
+                <w:sz w:val="18"/>
+              </w:rPr>
+              <w:t>Ambiguous</w:t>
+            </w:r>
+          </w:p>
+        </w:tc>
+        <w:tc>
+          <w:tcPr>
+            <w:tcW w:type="dxa" w:w="5700"/>
+          </w:tcPr>
+          <w:p>
+            <w:r>
+              <w:rPr>
+                <w:sz w:val="18"/>
+              </w:rPr>
+              <w:t>Leverage covenant is tightening (5.44x against a 6.25x cap, stepping to 5.5x by end-2026) and a major customer ($250M revenue) is departing in early 2027, but the $261M revolver is undrawn and the company is exploring "strategic alternatives" (M&amp;A-like process) rather than signaling an equity raise.</w:t>
+            </w:r>
+          </w:p>
+        </w:tc>
+      </w:tr>
+      <w:tr>
+        <w:tc>
+          <w:tcPr>
+            <w:tcW w:type="dxa" w:w="900"/>
+          </w:tcPr>
+          <w:p>
+            <w:r>
+              <w:rPr>
+                <w:sz w:val="18"/>
+              </w:rPr>
+              <w:t>Distress</w:t>
+            </w:r>
+          </w:p>
+        </w:tc>
+        <w:tc>
+          <w:tcPr>
+            <w:tcW w:type="dxa" w:w="900"/>
+          </w:tcPr>
+          <w:p>
+            <w:r>
+              <w:rPr>
+                <w:b/>
+                <w:sz w:val="18"/>
+              </w:rPr>
+              <w:t>EVH</w:t>
+            </w:r>
+          </w:p>
+        </w:tc>
+        <w:tc>
+          <w:tcPr>
+            <w:tcW w:type="dxa" w:w="900"/>
+          </w:tcPr>
+          <w:p>
+            <w:r>
+              <w:rPr>
+                <w:sz w:val="18"/>
+              </w:rPr>
+              <w:t>30.2</w:t>
+            </w:r>
+          </w:p>
+        </w:tc>
+        <w:tc>
+          <w:tcPr>
+            <w:tcW w:type="dxa" w:w="1200"/>
+          </w:tcPr>
+          <w:p>
+            <w:r>
+              <w:rPr>
+                <w:sz w:val="18"/>
+              </w:rPr>
+              <w:t>Drop</w:t>
+            </w:r>
+          </w:p>
+        </w:tc>
+        <w:tc>
+          <w:tcPr>
+            <w:tcW w:type="dxa" w:w="5700"/>
+          </w:tcPr>
+          <w:p>
+            <w:r>
+              <w:rPr>
+                <w:sz w:val="18"/>
+              </w:rPr>
+              <w:t>Management states liquidity is sufficient for the next 12 months and the company just refinanced via a $140M convertible-note issuance (debt, not equity); no near-term maturity, no going concern found.</w:t>
+            </w:r>
+          </w:p>
+        </w:tc>
+      </w:tr>
+      <w:tr>
+        <w:tc>
+          <w:tcPr>
+            <w:tcW w:type="dxa" w:w="900"/>
+          </w:tcPr>
+          <w:p>
+            <w:r>
+              <w:rPr>
+                <w:sz w:val="18"/>
+              </w:rPr>
+              <w:t>Distress</w:t>
+            </w:r>
+          </w:p>
+        </w:tc>
+        <w:tc>
+          <w:tcPr>
+            <w:tcW w:type="dxa" w:w="900"/>
+          </w:tcPr>
+          <w:p>
+            <w:r>
+              <w:rPr>
+                <w:b/>
+                <w:sz w:val="18"/>
+              </w:rPr>
+              <w:t>CWH</w:t>
+            </w:r>
+          </w:p>
+        </w:tc>
+        <w:tc>
+          <w:tcPr>
+            <w:tcW w:type="dxa" w:w="900"/>
+          </w:tcPr>
+          <w:p>
+            <w:r>
+              <w:rPr>
+                <w:sz w:val="18"/>
+              </w:rPr>
+              <w:t>30.2</w:t>
+            </w:r>
+          </w:p>
+        </w:tc>
+        <w:tc>
+          <w:tcPr>
+            <w:tcW w:type="dxa" w:w="1200"/>
+          </w:tcPr>
+          <w:p>
+            <w:r>
+              <w:rPr>
+                <w:sz w:val="18"/>
+              </w:rPr>
+              <w:t>Drop</w:t>
+            </w:r>
+          </w:p>
+        </w:tc>
+        <w:tc>
+          <w:tcPr>
+            <w:tcW w:type="dxa" w:w="5700"/>
+          </w:tcPr>
+          <w:p>
+            <w:r>
+              <w:rPr>
+                <w:sz w:val="18"/>
+              </w:rPr>
+              <w:t>Now profitable (Q2 net income $43.7M) and already completed a $300M follow-on equity offering in 2026; capital need already addressed via a recent primary raise.</w:t>
+            </w:r>
+          </w:p>
+        </w:tc>
+      </w:tr>
+      <w:tr>
+        <w:tc>
+          <w:tcPr>
+            <w:tcW w:type="dxa" w:w="900"/>
+          </w:tcPr>
+          <w:p>
+            <w:r>
+              <w:rPr>
+                <w:sz w:val="18"/>
+              </w:rPr>
+              <w:t>Distress</w:t>
+            </w:r>
+          </w:p>
+        </w:tc>
+        <w:tc>
+          <w:tcPr>
+            <w:tcW w:type="dxa" w:w="900"/>
+          </w:tcPr>
+          <w:p>
+            <w:r>
+              <w:rPr>
+                <w:b/>
+                <w:sz w:val="18"/>
+              </w:rPr>
+              <w:t>CPS</w:t>
+            </w:r>
+          </w:p>
+        </w:tc>
+        <w:tc>
+          <w:tcPr>
+            <w:tcW w:type="dxa" w:w="900"/>
+          </w:tcPr>
+          <w:p>
+            <w:r>
+              <w:rPr>
+                <w:sz w:val="18"/>
+              </w:rPr>
+              <w:t>30.2</w:t>
+            </w:r>
+          </w:p>
+        </w:tc>
+        <w:tc>
+          <w:tcPr>
+            <w:tcW w:type="dxa" w:w="1200"/>
+          </w:tcPr>
+          <w:p>
+            <w:r>
+              <w:rPr>
+                <w:sz w:val="18"/>
+              </w:rPr>
+              <w:t>Drop</w:t>
+            </w:r>
+          </w:p>
+        </w:tc>
+        <w:tc>
+          <w:tcPr>
+            <w:tcW w:type="dxa" w:w="5700"/>
+          </w:tcPr>
+          <w:p>
+            <w:r>
+              <w:rPr>
+                <w:sz w:val="18"/>
+              </w:rPr>
+              <w:t>Refinanced its notes out to a 2031 maturity in March 2026 (no near-term refinancing pressure) with $167M of ABL availability; no going-concern language despite a negative book equity.</w:t>
+            </w:r>
+          </w:p>
+        </w:tc>
+      </w:tr>
+      <w:tr>
+        <w:tc>
+          <w:tcPr>
+            <w:tcW w:type="dxa" w:w="900"/>
+          </w:tcPr>
+          <w:p>
+            <w:r>
+              <w:rPr>
+                <w:sz w:val="18"/>
+              </w:rPr>
+              <w:t>Distress</w:t>
+            </w:r>
+          </w:p>
+        </w:tc>
+        <w:tc>
+          <w:tcPr>
+            <w:tcW w:type="dxa" w:w="900"/>
+          </w:tcPr>
+          <w:p>
+            <w:r>
+              <w:rPr>
+                <w:b/>
+                <w:sz w:val="18"/>
+              </w:rPr>
+              <w:t>CNDT</w:t>
+            </w:r>
+          </w:p>
+        </w:tc>
+        <w:tc>
+          <w:tcPr>
+            <w:tcW w:type="dxa" w:w="900"/>
+          </w:tcPr>
+          <w:p>
+            <w:r>
+              <w:rPr>
+                <w:sz w:val="18"/>
+              </w:rPr>
+              <w:t>30.2</w:t>
+            </w:r>
+          </w:p>
+        </w:tc>
+        <w:tc>
+          <w:tcPr>
+            <w:tcW w:type="dxa" w:w="1200"/>
+          </w:tcPr>
+          <w:p>
+            <w:r>
+              <w:rPr>
+                <w:sz w:val="18"/>
+              </w:rPr>
+              <w:t>Drop</w:t>
+            </w:r>
+          </w:p>
+        </w:tc>
+        <w:tc>
+          <w:tcPr>
+            <w:tcW w:type="dxa" w:w="5700"/>
+          </w:tcPr>
+          <w:p>
+            <w:r>
+              <w:rPr>
+                <w:sz w:val="18"/>
+              </w:rPr>
+              <w:t>~$190M of net available credit plus $234M of asset-sale proceeds from the Modaxo transaction (revealed non-equity preference); no going concern, no near-term maturity.</w:t>
+            </w:r>
+          </w:p>
+        </w:tc>
+      </w:tr>
+      <w:tr>
+        <w:tc>
+          <w:tcPr>
+            <w:tcW w:type="dxa" w:w="900"/>
+          </w:tcPr>
+          <w:p>
+            <w:r>
+              <w:rPr>
+                <w:sz w:val="18"/>
+              </w:rPr>
+              <w:t>Distress</w:t>
+            </w:r>
+          </w:p>
+        </w:tc>
+        <w:tc>
+          <w:tcPr>
+            <w:tcW w:type="dxa" w:w="900"/>
+          </w:tcPr>
+          <w:p>
+            <w:r>
+              <w:rPr>
+                <w:b/>
+                <w:sz w:val="18"/>
+              </w:rPr>
+              <w:t>AIRS</w:t>
+            </w:r>
+          </w:p>
+        </w:tc>
+        <w:tc>
+          <w:tcPr>
+            <w:tcW w:type="dxa" w:w="900"/>
+          </w:tcPr>
+          <w:p>
+            <w:r>
+              <w:rPr>
+                <w:sz w:val="18"/>
+              </w:rPr>
+              <w:t>30.2</w:t>
+            </w:r>
+          </w:p>
+        </w:tc>
+        <w:tc>
+          <w:tcPr>
+            <w:tcW w:type="dxa" w:w="1200"/>
+          </w:tcPr>
+          <w:p>
+            <w:r>
+              <w:rPr>
+                <w:sz w:val="18"/>
+              </w:rPr>
+              <w:t>Ambiguous</w:t>
+            </w:r>
+          </w:p>
+        </w:tc>
+        <w:tc>
+          <w:tcPr>
+            <w:tcW w:type="dxa" w:w="5700"/>
+          </w:tcPr>
+          <w:p>
+            <w:r>
+              <w:rPr>
+                <w:sz w:val="18"/>
+              </w:rPr>
+              <w:t>Genuinely thin liquidity ($18.8M cash, only $5M revolver available) and a debt-amendment payment due September 2026, but the company is already funding itself continuously through an active ATM equity program, making a discrete new-raise pitch largely redundant.</w:t>
+            </w:r>
+          </w:p>
+        </w:tc>
+      </w:tr>
+      <w:tr>
+        <w:tc>
+          <w:tcPr>
+            <w:tcW w:type="dxa" w:w="900"/>
+          </w:tcPr>
+          <w:p>
+            <w:r>
+              <w:rPr>
+                <w:sz w:val="18"/>
+              </w:rPr>
+              <w:t>Distress</w:t>
+            </w:r>
+          </w:p>
+        </w:tc>
+        <w:tc>
+          <w:tcPr>
+            <w:tcW w:type="dxa" w:w="900"/>
+          </w:tcPr>
+          <w:p>
+            <w:r>
+              <w:rPr>
+                <w:b/>
+                <w:sz w:val="18"/>
+              </w:rPr>
+              <w:t>BXBL</w:t>
+            </w:r>
+          </w:p>
+        </w:tc>
+        <w:tc>
+          <w:tcPr>
+            <w:tcW w:type="dxa" w:w="900"/>
+          </w:tcPr>
+          <w:p>
+            <w:r>
+              <w:rPr>
+                <w:sz w:val="18"/>
+              </w:rPr>
+              <w:t>29.2</w:t>
+            </w:r>
+          </w:p>
+        </w:tc>
+        <w:tc>
+          <w:tcPr>
+            <w:tcW w:type="dxa" w:w="1200"/>
+          </w:tcPr>
+          <w:p>
+            <w:r>
+              <w:rPr>
+                <w:sz w:val="18"/>
+              </w:rPr>
+              <w:t>Keep</w:t>
+            </w:r>
+          </w:p>
+        </w:tc>
+        <w:tc>
+          <w:tcPr>
+            <w:tcW w:type="dxa" w:w="5700"/>
+          </w:tcPr>
+          <w:p>
+            <w:r>
+              <w:rPr>
+                <w:sz w:val="18"/>
+              </w:rPr>
+              <w:t>Explicit going-concern language in the Q1 2026 10-Q, ~7-month cash runway ($22M cash vs. ~$40M annual burn), zero debt, and a newly effective $500M shelf (Aug 10, 2026) ready for a primary raise. One-pager written.</w:t>
+            </w:r>
+          </w:p>
+        </w:tc>
+      </w:tr>
+      <w:tr>
+        <w:tc>
+          <w:tcPr>
+            <w:tcW w:type="dxa" w:w="900"/>
+          </w:tcPr>
+          <w:p>
+            <w:r>
+              <w:rPr>
+                <w:sz w:val="18"/>
+              </w:rPr>
+              <w:t>Distress</w:t>
+            </w:r>
+          </w:p>
+        </w:tc>
+        <w:tc>
+          <w:tcPr>
+            <w:tcW w:type="dxa" w:w="900"/>
+          </w:tcPr>
+          <w:p>
+            <w:r>
+              <w:rPr>
+                <w:b/>
+                <w:sz w:val="18"/>
+              </w:rPr>
+              <w:t>AIOT</w:t>
+            </w:r>
+          </w:p>
+        </w:tc>
+        <w:tc>
+          <w:tcPr>
+            <w:tcW w:type="dxa" w:w="900"/>
+          </w:tcPr>
+          <w:p>
+            <w:r>
+              <w:rPr>
+                <w:sz w:val="18"/>
+              </w:rPr>
+              <w:t>29.0</w:t>
+            </w:r>
+          </w:p>
+        </w:tc>
+        <w:tc>
+          <w:tcPr>
+            <w:tcW w:type="dxa" w:w="1200"/>
+          </w:tcPr>
+          <w:p>
+            <w:r>
+              <w:rPr>
+                <w:sz w:val="18"/>
+              </w:rPr>
+              <w:t>Ambiguous</w:t>
+            </w:r>
+          </w:p>
+        </w:tc>
+        <w:tc>
+          <w:tcPr>
+            <w:tcW w:type="dxa" w:w="5700"/>
+          </w:tcPr>
+          <w:p>
+            <w:r>
+              <w:rPr>
+                <w:sz w:val="18"/>
+              </w:rPr>
+              <w:t>Thin cash ($32.8M) against tight near-term debt maturities ($5M due 2026, $48M due 2027), but going-concern status and current Nasdaq filing-compliance status could not be confirmed either way this run.</w:t>
+            </w:r>
+          </w:p>
+        </w:tc>
+      </w:tr>
+      <w:tr>
+        <w:tc>
+          <w:tcPr>
+            <w:tcW w:type="dxa" w:w="900"/>
+          </w:tcPr>
+          <w:p>
+            <w:r>
+              <w:rPr>
+                <w:sz w:val="18"/>
+              </w:rPr>
+              <w:t>Distress</w:t>
+            </w:r>
+          </w:p>
+        </w:tc>
+        <w:tc>
+          <w:tcPr>
+            <w:tcW w:type="dxa" w:w="900"/>
+          </w:tcPr>
+          <w:p>
+            <w:r>
+              <w:rPr>
+                <w:b/>
+                <w:sz w:val="18"/>
+              </w:rPr>
+              <w:t>TMCI</w:t>
+            </w:r>
+          </w:p>
+        </w:tc>
+        <w:tc>
+          <w:tcPr>
+            <w:tcW w:type="dxa" w:w="900"/>
+          </w:tcPr>
+          <w:p>
+            <w:r>
+              <w:rPr>
+                <w:sz w:val="18"/>
+              </w:rPr>
+              <w:t>28.2</w:t>
+            </w:r>
+          </w:p>
+        </w:tc>
+        <w:tc>
+          <w:tcPr>
+            <w:tcW w:type="dxa" w:w="1200"/>
+          </w:tcPr>
+          <w:p>
+            <w:r>
+              <w:rPr>
+                <w:sz w:val="18"/>
+              </w:rPr>
+              <w:t>Drop</w:t>
+            </w:r>
+          </w:p>
+        </w:tc>
+        <w:tc>
+          <w:tcPr>
+            <w:tcW w:type="dxa" w:w="5700"/>
+          </w:tcPr>
+          <w:p>
+            <w:r>
+              <w:rPr>
+                <w:sz w:val="18"/>
+              </w:rPr>
+              <w:t>$115M undrawn on its credit facility with narrowing losses; no going-concern language found.</w:t>
+            </w:r>
+          </w:p>
+        </w:tc>
+      </w:tr>
+      <w:tr>
+        <w:tc>
+          <w:tcPr>
+            <w:tcW w:type="dxa" w:w="900"/>
+          </w:tcPr>
+          <w:p>
+            <w:r>
+              <w:rPr>
+                <w:sz w:val="18"/>
+              </w:rPr>
+              <w:t>Distress</w:t>
+            </w:r>
+          </w:p>
+        </w:tc>
+        <w:tc>
+          <w:tcPr>
+            <w:tcW w:type="dxa" w:w="900"/>
+          </w:tcPr>
+          <w:p>
+            <w:r>
+              <w:rPr>
+                <w:b/>
+                <w:sz w:val="18"/>
+              </w:rPr>
+              <w:t>LENZ</w:t>
+            </w:r>
+          </w:p>
+        </w:tc>
+        <w:tc>
+          <w:tcPr>
+            <w:tcW w:type="dxa" w:w="900"/>
+          </w:tcPr>
+          <w:p>
+            <w:r>
+              <w:rPr>
+                <w:sz w:val="18"/>
+              </w:rPr>
+              <w:t>28.2</w:t>
+            </w:r>
+          </w:p>
+        </w:tc>
+        <w:tc>
+          <w:tcPr>
+            <w:tcW w:type="dxa" w:w="1200"/>
+          </w:tcPr>
+          <w:p>
+            <w:r>
+              <w:rPr>
+                <w:sz w:val="18"/>
+              </w:rPr>
+              <w:t>Drop</w:t>
+            </w:r>
+          </w:p>
+        </w:tc>
+        <w:tc>
+          <w:tcPr>
+            <w:tcW w:type="dxa" w:w="5700"/>
+          </w:tcPr>
+          <w:p>
+            <w:r>
+              <w:rPr>
+                <w:sz w:val="18"/>
+              </w:rPr>
+              <w:t>Closed a $147.1M equity raise (registered direct/ATM) as of June 30, 2026, inside the 6-month lookback; capital need already addressed, and $220M cash is ample regardless.</w:t>
+            </w:r>
+          </w:p>
+        </w:tc>
+      </w:tr>
+      <w:tr>
+        <w:tc>
+          <w:tcPr>
+            <w:tcW w:type="dxa" w:w="900"/>
+          </w:tcPr>
+          <w:p>
+            <w:r>
+              <w:rPr>
+                <w:sz w:val="18"/>
+              </w:rPr>
+              <w:t>Distress</w:t>
+            </w:r>
+          </w:p>
+        </w:tc>
+        <w:tc>
+          <w:tcPr>
+            <w:tcW w:type="dxa" w:w="900"/>
+          </w:tcPr>
+          <w:p>
+            <w:r>
+              <w:rPr>
+                <w:b/>
+                <w:sz w:val="18"/>
+              </w:rPr>
+              <w:t>BMBL</w:t>
+            </w:r>
+          </w:p>
+        </w:tc>
+        <w:tc>
+          <w:tcPr>
+            <w:tcW w:type="dxa" w:w="900"/>
+          </w:tcPr>
+          <w:p>
+            <w:r>
+              <w:rPr>
+                <w:sz w:val="18"/>
+              </w:rPr>
+              <w:t>28.2</w:t>
+            </w:r>
+          </w:p>
+        </w:tc>
+        <w:tc>
+          <w:tcPr>
+            <w:tcW w:type="dxa" w:w="1200"/>
+          </w:tcPr>
+          <w:p>
+            <w:r>
+              <w:rPr>
+                <w:sz w:val="18"/>
+              </w:rPr>
+              <w:t>Drop</w:t>
+            </w:r>
+          </w:p>
+        </w:tc>
+        <w:tc>
+          <w:tcPr>
+            <w:tcW w:type="dxa" w:w="5700"/>
+          </w:tcPr>
+          <w:p>
+            <w:r>
+              <w:rPr>
+                <w:sz w:val="18"/>
+              </w:rPr>
+              <w:t>Successfully refinanced its debt in April 2026 (evidencing continued capital-markets access), with the binding leverage-covenant step-down not due until mid-2028; no going concern found.</w:t>
+            </w:r>
+          </w:p>
+        </w:tc>
+      </w:tr>
+      <w:tr>
+        <w:tc>
+          <w:tcPr>
+            <w:tcW w:type="dxa" w:w="900"/>
+          </w:tcPr>
+          <w:p>
+            <w:r>
+              <w:rPr>
+                <w:sz w:val="18"/>
+              </w:rPr>
+              <w:t>Distress</w:t>
+            </w:r>
+          </w:p>
+        </w:tc>
+        <w:tc>
+          <w:tcPr>
+            <w:tcW w:type="dxa" w:w="900"/>
+          </w:tcPr>
+          <w:p>
+            <w:r>
+              <w:rPr>
+                <w:b/>
+                <w:sz w:val="18"/>
+              </w:rPr>
+              <w:t>SHAK</w:t>
+            </w:r>
+          </w:p>
+        </w:tc>
+        <w:tc>
+          <w:tcPr>
+            <w:tcW w:type="dxa" w:w="900"/>
+          </w:tcPr>
+          <w:p>
+            <w:r>
+              <w:rPr>
+                <w:sz w:val="18"/>
+              </w:rPr>
+              <w:t>28.0</w:t>
+            </w:r>
+          </w:p>
+        </w:tc>
+        <w:tc>
+          <w:tcPr>
+            <w:tcW w:type="dxa" w:w="1200"/>
+          </w:tcPr>
+          <w:p>
+            <w:r>
+              <w:rPr>
+                <w:sz w:val="18"/>
+              </w:rPr>
+              <w:t>Drop</w:t>
+            </w:r>
+          </w:p>
+        </w:tc>
+        <w:tc>
+          <w:tcPr>
+            <w:tcW w:type="dxa" w:w="5700"/>
+          </w:tcPr>
+          <w:p>
+            <w:r>
+              <w:rPr>
+                <w:sz w:val="18"/>
+              </w:rPr>
+              <w:t>Clearly profitable (Q2 net income $16.9M) with $308M cash; no distress signal despite the price decline.</w:t>
+            </w:r>
+          </w:p>
+        </w:tc>
+      </w:tr>
+      <w:tr>
+        <w:tc>
+          <w:tcPr>
+            <w:tcW w:type="dxa" w:w="900"/>
+          </w:tcPr>
+          <w:p>
+            <w:r>
+              <w:rPr>
+                <w:sz w:val="18"/>
+              </w:rPr>
+              <w:t>Distress</w:t>
+            </w:r>
+          </w:p>
+        </w:tc>
+        <w:tc>
+          <w:tcPr>
+            <w:tcW w:type="dxa" w:w="900"/>
+          </w:tcPr>
+          <w:p>
+            <w:r>
+              <w:rPr>
+                <w:b/>
+                <w:sz w:val="18"/>
+              </w:rPr>
+              <w:t>GOGO</w:t>
+            </w:r>
+          </w:p>
+        </w:tc>
+        <w:tc>
+          <w:tcPr>
+            <w:tcW w:type="dxa" w:w="900"/>
+          </w:tcPr>
+          <w:p>
+            <w:r>
+              <w:rPr>
+                <w:sz w:val="18"/>
+              </w:rPr>
+              <w:t>28.0</w:t>
+            </w:r>
+          </w:p>
+        </w:tc>
+        <w:tc>
+          <w:tcPr>
+            <w:tcW w:type="dxa" w:w="1200"/>
+          </w:tcPr>
+          <w:p>
+            <w:r>
+              <w:rPr>
+                <w:sz w:val="18"/>
+              </w:rPr>
+              <w:t>Drop</w:t>
+            </w:r>
+          </w:p>
+        </w:tc>
+        <w:tc>
+          <w:tcPr>
+            <w:tcW w:type="dxa" w:w="5700"/>
+          </w:tcPr>
+          <w:p>
+            <w:r>
+              <w:rPr>
+                <w:sz w:val="18"/>
+              </w:rPr>
+              <w:t>Positive and guided free cash flow ($65-85M FY2026), leverage described as constrained-but-adequate (3.6x), debt not due until 2028, no going concern found.</w:t>
+            </w:r>
+          </w:p>
+        </w:tc>
+      </w:tr>
+      <w:tr>
+        <w:tc>
+          <w:tcPr>
+            <w:tcW w:type="dxa" w:w="900"/>
+          </w:tcPr>
+          <w:p>
+            <w:r>
+              <w:rPr>
+                <w:sz w:val="18"/>
+              </w:rPr>
+              <w:t>Distress</w:t>
+            </w:r>
+          </w:p>
+        </w:tc>
+        <w:tc>
+          <w:tcPr>
+            <w:tcW w:type="dxa" w:w="900"/>
+          </w:tcPr>
+          <w:p>
+            <w:r>
+              <w:rPr>
+                <w:b/>
+                <w:sz w:val="18"/>
+              </w:rPr>
+              <w:t>DJT</w:t>
+            </w:r>
+          </w:p>
+        </w:tc>
+        <w:tc>
+          <w:tcPr>
+            <w:tcW w:type="dxa" w:w="900"/>
+          </w:tcPr>
+          <w:p>
+            <w:r>
+              <w:rPr>
+                <w:sz w:val="18"/>
+              </w:rPr>
+              <w:t>28.0</w:t>
+            </w:r>
+          </w:p>
+        </w:tc>
+        <w:tc>
+          <w:tcPr>
+            <w:tcW w:type="dxa" w:w="1200"/>
+          </w:tcPr>
+          <w:p>
+            <w:r>
+              <w:rPr>
+                <w:sz w:val="18"/>
+              </w:rPr>
+              <w:t>Drop</w:t>
+            </w:r>
+          </w:p>
+        </w:tc>
+        <w:tc>
+          <w:tcPr>
+            <w:tcW w:type="dxa" w:w="5700"/>
+          </w:tcPr>
+          <w:p>
+            <w:r>
+              <w:rPr>
+                <w:sz w:val="18"/>
+              </w:rPr>
+              <w:t>$1.86B of liquid/investable assets (cash, short-term investments, and a bitcoin treasury) comfortably covers the $1.0B convertible note due Nov 30, 2026; ample coverage despite the large dated maturity, no going concern.</w:t>
+            </w:r>
+          </w:p>
+        </w:tc>
+      </w:tr>
+      <w:tr>
+        <w:tc>
+          <w:tcPr>
+            <w:tcW w:type="dxa" w:w="900"/>
+          </w:tcPr>
+          <w:p>
+            <w:r>
+              <w:rPr>
+                <w:sz w:val="18"/>
+              </w:rPr>
+              <w:t>Distress</w:t>
+            </w:r>
+          </w:p>
+        </w:tc>
+        <w:tc>
+          <w:tcPr>
+            <w:tcW w:type="dxa" w:w="900"/>
+          </w:tcPr>
+          <w:p>
+            <w:r>
+              <w:rPr>
+                <w:b/>
+                <w:sz w:val="18"/>
+              </w:rPr>
+              <w:t>ANNA</w:t>
+            </w:r>
+          </w:p>
+        </w:tc>
+        <w:tc>
+          <w:tcPr>
+            <w:tcW w:type="dxa" w:w="900"/>
+          </w:tcPr>
+          <w:p>
+            <w:r>
+              <w:rPr>
+                <w:sz w:val="18"/>
+              </w:rPr>
+              <w:t>27.5</w:t>
+            </w:r>
+          </w:p>
+        </w:tc>
+        <w:tc>
+          <w:tcPr>
+            <w:tcW w:type="dxa" w:w="1200"/>
+          </w:tcPr>
+          <w:p>
+            <w:r>
+              <w:rPr>
+                <w:sz w:val="18"/>
+              </w:rPr>
+              <w:t>Drop</w:t>
+            </w:r>
+          </w:p>
+        </w:tc>
+        <w:tc>
+          <w:tcPr>
+            <w:tcW w:type="dxa" w:w="5700"/>
+          </w:tcPr>
+          <w:p>
+            <w:r>
+              <w:rPr>
+                <w:sz w:val="18"/>
+              </w:rPr>
+              <w:t>Four consecutive profitable quarters with an ample net cash position; the company's prior going-concern flag has already been resolved.</w:t>
+            </w:r>
+          </w:p>
+        </w:tc>
+      </w:tr>
+      <w:tr>
+        <w:tc>
+          <w:tcPr>
+            <w:tcW w:type="dxa" w:w="900"/>
+          </w:tcPr>
+          <w:p>
+            <w:r>
+              <w:rPr>
+                <w:sz w:val="18"/>
+              </w:rPr>
+              <w:t>Distress</w:t>
+            </w:r>
+          </w:p>
+        </w:tc>
+        <w:tc>
+          <w:tcPr>
+            <w:tcW w:type="dxa" w:w="900"/>
+          </w:tcPr>
+          <w:p>
+            <w:r>
+              <w:rPr>
+                <w:b/>
+                <w:sz w:val="18"/>
+              </w:rPr>
+              <w:t>MDXG</w:t>
+            </w:r>
+          </w:p>
+        </w:tc>
+        <w:tc>
+          <w:tcPr>
+            <w:tcW w:type="dxa" w:w="900"/>
+          </w:tcPr>
+          <w:p>
+            <w:r>
+              <w:rPr>
+                <w:sz w:val="18"/>
+              </w:rPr>
+              <w:t>27.2</w:t>
+            </w:r>
+          </w:p>
+        </w:tc>
+        <w:tc>
+          <w:tcPr>
+            <w:tcW w:type="dxa" w:w="1200"/>
+          </w:tcPr>
+          <w:p>
+            <w:r>
+              <w:rPr>
+                <w:sz w:val="18"/>
+              </w:rPr>
+              <w:t>Drop</w:t>
+            </w:r>
+          </w:p>
+        </w:tc>
+        <w:tc>
+          <w:tcPr>
+            <w:tcW w:type="dxa" w:w="5700"/>
+          </w:tcPr>
+          <w:p>
+            <w:r>
+              <w:rPr>
+                <w:sz w:val="18"/>
+              </w:rPr>
+              <w:t>Ample cash with a $75M undrawn revolver; its recent M&amp;A (Sanara MedTech acquisition) was financed via a committed term loan (debt), not equity.</w:t>
+            </w:r>
+          </w:p>
+        </w:tc>
+      </w:tr>
+      <w:tr>
+        <w:tc>
+          <w:tcPr>
+            <w:tcW w:type="dxa" w:w="900"/>
+          </w:tcPr>
+          <w:p>
+            <w:r>
+              <w:rPr>
+                <w:sz w:val="18"/>
+              </w:rPr>
+              <w:t>Distress</w:t>
+            </w:r>
+          </w:p>
+        </w:tc>
+        <w:tc>
+          <w:tcPr>
+            <w:tcW w:type="dxa" w:w="900"/>
+          </w:tcPr>
+          <w:p>
+            <w:r>
+              <w:rPr>
+                <w:b/>
+                <w:sz w:val="18"/>
+              </w:rPr>
+              <w:t>COLL</w:t>
+            </w:r>
+          </w:p>
+        </w:tc>
+        <w:tc>
+          <w:tcPr>
+            <w:tcW w:type="dxa" w:w="900"/>
+          </w:tcPr>
+          <w:p>
+            <w:r>
+              <w:rPr>
+                <w:sz w:val="18"/>
+              </w:rPr>
+              <w:t>27.2</w:t>
+            </w:r>
+          </w:p>
+        </w:tc>
+        <w:tc>
+          <w:tcPr>
+            <w:tcW w:type="dxa" w:w="1200"/>
+          </w:tcPr>
+          <w:p>
+            <w:r>
+              <w:rPr>
+                <w:sz w:val="18"/>
+              </w:rPr>
+              <w:t>Drop</w:t>
+            </w:r>
+          </w:p>
+        </w:tc>
+        <w:tc>
+          <w:tcPr>
+            <w:tcW w:type="dxa" w:w="5700"/>
+          </w:tcPr>
+          <w:p>
+            <w:r>
+              <w:rPr>
+                <w:sz w:val="18"/>
+              </w:rPr>
+              <w:t>Financed its $655.6M Azstarys acquisition via a delayed-draw term loan (debt), not equity; moderate leverage (~2.1x net debt/EBITDA), no going concern found.</w:t>
+            </w:r>
+          </w:p>
+        </w:tc>
+      </w:tr>
+      <w:tr>
+        <w:tc>
+          <w:tcPr>
+            <w:tcW w:type="dxa" w:w="900"/>
+          </w:tcPr>
+          <w:p>
+            <w:r>
+              <w:rPr>
+                <w:sz w:val="18"/>
+              </w:rPr>
+              <w:t>Distress</w:t>
+            </w:r>
+          </w:p>
+        </w:tc>
+        <w:tc>
+          <w:tcPr>
+            <w:tcW w:type="dxa" w:w="900"/>
+          </w:tcPr>
+          <w:p>
+            <w:r>
+              <w:rPr>
+                <w:b/>
+                <w:sz w:val="18"/>
+              </w:rPr>
+              <w:t>AMPH</w:t>
+            </w:r>
+          </w:p>
+        </w:tc>
+        <w:tc>
+          <w:tcPr>
+            <w:tcW w:type="dxa" w:w="900"/>
+          </w:tcPr>
+          <w:p>
+            <w:r>
+              <w:rPr>
+                <w:sz w:val="18"/>
+              </w:rPr>
+              <w:t>27.2</w:t>
+            </w:r>
+          </w:p>
+        </w:tc>
+        <w:tc>
+          <w:tcPr>
+            <w:tcW w:type="dxa" w:w="1200"/>
+          </w:tcPr>
+          <w:p>
+            <w:r>
+              <w:rPr>
+                <w:sz w:val="18"/>
+              </w:rPr>
+              <w:t>Drop</w:t>
+            </w:r>
+          </w:p>
+        </w:tc>
+        <w:tc>
+          <w:tcPr>
+            <w:tcW w:type="dxa" w:w="5700"/>
+          </w:tcPr>
+          <w:p>
+            <w:r>
+              <w:rPr>
+                <w:sz w:val="18"/>
+              </w:rPr>
+              <w:t>Clearly profitable (Q1/Q2 net income $6.4M/$30.3M) with $290.1M of total liquidity and positive operating cash flow.</w:t>
+            </w:r>
+          </w:p>
+        </w:tc>
+      </w:tr>
+      <w:tr>
+        <w:tc>
+          <w:tcPr>
+            <w:tcW w:type="dxa" w:w="900"/>
+          </w:tcPr>
+          <w:p>
+            <w:r>
+              <w:rPr>
+                <w:sz w:val="18"/>
+              </w:rPr>
+              <w:t>Distress</w:t>
+            </w:r>
+          </w:p>
+        </w:tc>
+        <w:tc>
+          <w:tcPr>
+            <w:tcW w:type="dxa" w:w="900"/>
+          </w:tcPr>
+          <w:p>
+            <w:r>
+              <w:rPr>
+                <w:b/>
+                <w:sz w:val="18"/>
+              </w:rPr>
+              <w:t>SLDP</w:t>
+            </w:r>
+          </w:p>
+        </w:tc>
+        <w:tc>
+          <w:tcPr>
+            <w:tcW w:type="dxa" w:w="900"/>
+          </w:tcPr>
+          <w:p>
+            <w:r>
+              <w:rPr>
+                <w:sz w:val="18"/>
+              </w:rPr>
+              <w:t>27.0</w:t>
+            </w:r>
+          </w:p>
+        </w:tc>
+        <w:tc>
+          <w:tcPr>
+            <w:tcW w:type="dxa" w:w="1200"/>
+          </w:tcPr>
+          <w:p>
+            <w:r>
+              <w:rPr>
+                <w:sz w:val="18"/>
+              </w:rPr>
+              <w:t>Drop</w:t>
+            </w:r>
+          </w:p>
+        </w:tc>
+        <w:tc>
+          <w:tcPr>
+            <w:tcW w:type="dxa" w:w="5700"/>
+          </w:tcPr>
+          <w:p>
+            <w:r>
+              <w:rPr>
+                <w:sz w:val="18"/>
+              </w:rPr>
+              <w:t>$419.3M cash against a guided $85-100M FY2026 burn (multi-year runway), debt-free balance sheet; no going concern found.</w:t>
+            </w:r>
+          </w:p>
+        </w:tc>
+      </w:tr>
+      <w:tr>
+        <w:tc>
+          <w:tcPr>
+            <w:tcW w:type="dxa" w:w="900"/>
+          </w:tcPr>
+          <w:p>
+            <w:r>
+              <w:rPr>
+                <w:sz w:val="18"/>
+              </w:rPr>
+              <w:t>Distress</w:t>
+            </w:r>
+          </w:p>
+        </w:tc>
+        <w:tc>
+          <w:tcPr>
+            <w:tcW w:type="dxa" w:w="900"/>
+          </w:tcPr>
+          <w:p>
+            <w:r>
+              <w:rPr>
+                <w:b/>
+                <w:sz w:val="18"/>
+              </w:rPr>
+              <w:t>RR</w:t>
+            </w:r>
+          </w:p>
+        </w:tc>
+        <w:tc>
+          <w:tcPr>
+            <w:tcW w:type="dxa" w:w="900"/>
+          </w:tcPr>
+          <w:p>
+            <w:r>
+              <w:rPr>
+                <w:sz w:val="18"/>
+              </w:rPr>
+              <w:t>27.0</w:t>
+            </w:r>
+          </w:p>
+        </w:tc>
+        <w:tc>
+          <w:tcPr>
+            <w:tcW w:type="dxa" w:w="1200"/>
+          </w:tcPr>
+          <w:p>
+            <w:r>
+              <w:rPr>
+                <w:sz w:val="18"/>
+              </w:rPr>
+              <w:t>Drop</w:t>
+            </w:r>
+          </w:p>
+        </w:tc>
+        <w:tc>
+          <w:tcPr>
+            <w:tcW w:type="dxa" w:w="5700"/>
+          </w:tcPr>
+          <w:p>
+            <w:r>
+              <w:rPr>
+                <w:sz w:val="18"/>
+              </w:rPr>
+              <w:t>Enormous net cash position (+$327.9M) after a January 2026 private placement; the Nasdaq compliance issues found are filing/administrative in nature, not capital-need-driven.</w:t>
+            </w:r>
+          </w:p>
+        </w:tc>
+      </w:tr>
+      <w:tr>
+        <w:tc>
+          <w:tcPr>
+            <w:tcW w:type="dxa" w:w="900"/>
+          </w:tcPr>
+          <w:p>
+            <w:r>
+              <w:rPr>
+                <w:sz w:val="18"/>
+              </w:rPr>
+              <w:t>Distress</w:t>
+            </w:r>
+          </w:p>
+        </w:tc>
+        <w:tc>
+          <w:tcPr>
+            <w:tcW w:type="dxa" w:w="900"/>
+          </w:tcPr>
+          <w:p>
+            <w:r>
+              <w:rPr>
+                <w:b/>
+                <w:sz w:val="18"/>
+              </w:rPr>
+              <w:t>QUBT</w:t>
+            </w:r>
+          </w:p>
+        </w:tc>
+        <w:tc>
+          <w:tcPr>
+            <w:tcW w:type="dxa" w:w="900"/>
+          </w:tcPr>
+          <w:p>
+            <w:r>
+              <w:rPr>
+                <w:sz w:val="18"/>
+              </w:rPr>
+              <w:t>27.0</w:t>
+            </w:r>
+          </w:p>
+        </w:tc>
+        <w:tc>
+          <w:tcPr>
+            <w:tcW w:type="dxa" w:w="1200"/>
+          </w:tcPr>
+          <w:p>
+            <w:r>
+              <w:rPr>
+                <w:sz w:val="18"/>
+              </w:rPr>
+              <w:t>Drop</w:t>
+            </w:r>
+          </w:p>
+        </w:tc>
+        <w:tc>
+          <w:tcPr>
+            <w:tcW w:type="dxa" w:w="5700"/>
+          </w:tcPr>
+          <w:p>
+            <w:r>
+              <w:rPr>
+                <w:sz w:val="18"/>
+              </w:rPr>
+              <w:t>$1.3B of cash and investments against roughly $40-50M of quarterly burn; no going concern, no genuine capital need despite the price decline.</w:t>
+            </w:r>
+          </w:p>
+        </w:tc>
+      </w:tr>
+      <w:tr>
+        <w:tc>
+          <w:tcPr>
+            <w:tcW w:type="dxa" w:w="900"/>
+          </w:tcPr>
+          <w:p>
+            <w:r>
+              <w:rPr>
+                <w:sz w:val="18"/>
+              </w:rPr>
+              <w:t>Distress</w:t>
+            </w:r>
+          </w:p>
+        </w:tc>
+        <w:tc>
+          <w:tcPr>
+            <w:tcW w:type="dxa" w:w="900"/>
+          </w:tcPr>
+          <w:p>
+            <w:r>
+              <w:rPr>
+                <w:b/>
+                <w:sz w:val="18"/>
+              </w:rPr>
+              <w:t>SRG</w:t>
+            </w:r>
+          </w:p>
+        </w:tc>
+        <w:tc>
+          <w:tcPr>
+            <w:tcW w:type="dxa" w:w="900"/>
+          </w:tcPr>
+          <w:p>
+            <w:r>
+              <w:rPr>
+                <w:sz w:val="18"/>
+              </w:rPr>
+              <w:t>26.5</w:t>
+            </w:r>
+          </w:p>
+        </w:tc>
+        <w:tc>
+          <w:tcPr>
+            <w:tcW w:type="dxa" w:w="1200"/>
+          </w:tcPr>
+          <w:p>
+            <w:r>
+              <w:rPr>
+                <w:sz w:val="18"/>
+              </w:rPr>
+              <w:t>Drop</w:t>
+            </w:r>
+          </w:p>
+        </w:tc>
+        <w:tc>
+          <w:tcPr>
+            <w:tcW w:type="dxa" w:w="5700"/>
+          </w:tcPr>
+          <w:p>
+            <w:r>
+              <w:rPr>
+                <w:sz w:val="18"/>
+              </w:rPr>
+              <w:t>Went private and was delisted from the NYSE in March 2025 following a go-private merger; no longer a viable public equity-raise candidate (data-quality flag for the screen).</w:t>
+            </w:r>
+          </w:p>
+        </w:tc>
+      </w:tr>
+      <w:tr>
+        <w:tc>
+          <w:tcPr>
+            <w:tcW w:type="dxa" w:w="900"/>
+          </w:tcPr>
+          <w:p>
+            <w:r>
+              <w:rPr>
+                <w:sz w:val="18"/>
+              </w:rPr>
+              <w:t>Distress</w:t>
+            </w:r>
+          </w:p>
+        </w:tc>
+        <w:tc>
+          <w:tcPr>
+            <w:tcW w:type="dxa" w:w="900"/>
+          </w:tcPr>
+          <w:p>
+            <w:r>
+              <w:rPr>
+                <w:b/>
+                <w:sz w:val="18"/>
+              </w:rPr>
+              <w:t>GLIBA</w:t>
+            </w:r>
+          </w:p>
+        </w:tc>
+        <w:tc>
+          <w:tcPr>
+            <w:tcW w:type="dxa" w:w="900"/>
+          </w:tcPr>
+          <w:p>
+            <w:r>
+              <w:rPr>
+                <w:sz w:val="18"/>
+              </w:rPr>
+              <w:t>26.5</w:t>
+            </w:r>
+          </w:p>
+        </w:tc>
+        <w:tc>
+          <w:tcPr>
+            <w:tcW w:type="dxa" w:w="1200"/>
+          </w:tcPr>
+          <w:p>
+            <w:r>
+              <w:rPr>
+                <w:sz w:val="18"/>
+              </w:rPr>
+              <w:t>Drop</w:t>
+            </w:r>
+          </w:p>
+        </w:tc>
+        <w:tc>
+          <w:tcPr>
+            <w:tcW w:type="dxa" w:w="5700"/>
+          </w:tcPr>
+          <w:p>
+            <w:r>
+              <w:rPr>
+                <w:sz w:val="18"/>
+              </w:rPr>
+              <w:t>Initiating a new shareholder dividend (~$60M/year starting Dec 2026), with an ample undrawn revolver ($447M) and covenant compliance; a self-funding, dividend-initiating company, not a distressed one.</w:t>
+            </w:r>
+          </w:p>
+        </w:tc>
+      </w:tr>
+      <w:tr>
+        <w:tc>
+          <w:tcPr>
+            <w:tcW w:type="dxa" w:w="900"/>
+          </w:tcPr>
+          <w:p>
+            <w:r>
+              <w:rPr>
+                <w:sz w:val="18"/>
+              </w:rPr>
+              <w:t>Distress</w:t>
+            </w:r>
+          </w:p>
+        </w:tc>
+        <w:tc>
+          <w:tcPr>
+            <w:tcW w:type="dxa" w:w="900"/>
+          </w:tcPr>
+          <w:p>
+            <w:r>
+              <w:rPr>
+                <w:b/>
+                <w:sz w:val="18"/>
+              </w:rPr>
+              <w:t>RPD</w:t>
+            </w:r>
+          </w:p>
+        </w:tc>
+        <w:tc>
+          <w:tcPr>
+            <w:tcW w:type="dxa" w:w="900"/>
+          </w:tcPr>
+          <w:p>
+            <w:r>
+              <w:rPr>
+                <w:sz w:val="18"/>
+              </w:rPr>
+              <w:t>25.2</w:t>
+            </w:r>
+          </w:p>
+        </w:tc>
+        <w:tc>
+          <w:tcPr>
+            <w:tcW w:type="dxa" w:w="1200"/>
+          </w:tcPr>
+          <w:p>
+            <w:r>
+              <w:rPr>
+                <w:sz w:val="18"/>
+              </w:rPr>
+              <w:t>Drop</w:t>
+            </w:r>
+          </w:p>
+        </w:tc>
+        <w:tc>
+          <w:tcPr>
+            <w:tcW w:type="dxa" w:w="5700"/>
+          </w:tcPr>
+          <w:p>
+            <w:r>
+              <w:rPr>
+                <w:sz w:val="18"/>
+              </w:rPr>
+              <w:t>$702.6M cash comfortably exceeds the $600M convertible note due March 2027; positive free cash flow, and management states it is well-positioned to repay from cash and FCF.</w:t>
+            </w:r>
+          </w:p>
+        </w:tc>
+      </w:tr>
+      <w:tr>
+        <w:tc>
+          <w:tcPr>
+            <w:tcW w:type="dxa" w:w="900"/>
+          </w:tcPr>
+          <w:p>
+            <w:r>
+              <w:rPr>
+                <w:sz w:val="18"/>
+              </w:rPr>
+              <w:t>Distress</w:t>
+            </w:r>
+          </w:p>
+        </w:tc>
+        <w:tc>
+          <w:tcPr>
+            <w:tcW w:type="dxa" w:w="900"/>
+          </w:tcPr>
+          <w:p>
+            <w:r>
+              <w:rPr>
+                <w:b/>
+                <w:sz w:val="18"/>
+              </w:rPr>
+              <w:t>PRTH</w:t>
+            </w:r>
+          </w:p>
+        </w:tc>
+        <w:tc>
+          <w:tcPr>
+            <w:tcW w:type="dxa" w:w="900"/>
+          </w:tcPr>
+          <w:p>
+            <w:r>
+              <w:rPr>
+                <w:sz w:val="18"/>
+              </w:rPr>
+              <w:t>25.2</w:t>
+            </w:r>
+          </w:p>
+        </w:tc>
+        <w:tc>
+          <w:tcPr>
+            <w:tcW w:type="dxa" w:w="1200"/>
+          </w:tcPr>
+          <w:p>
+            <w:r>
+              <w:rPr>
+                <w:sz w:val="18"/>
+              </w:rPr>
+              <w:t>Drop</w:t>
+            </w:r>
+          </w:p>
+        </w:tc>
+        <w:tc>
+          <w:tcPr>
+            <w:tcW w:type="dxa" w:w="5700"/>
+          </w:tcPr>
+          <w:p>
+            <w:r>
+              <w:rPr>
+                <w:sz w:val="18"/>
+              </w:rPr>
+              <w:t>Profitable (Q2 EPS $0.12) with ample liquidity and debt capacity; its Nasdaq minimum-bid-price issue is being addressed via a contemplated reverse split, not a capital raise.</w:t>
+            </w:r>
+          </w:p>
+        </w:tc>
+      </w:tr>
+      <w:tr>
+        <w:tc>
+          <w:tcPr>
+            <w:tcW w:type="dxa" w:w="900"/>
+          </w:tcPr>
+          <w:p>
+            <w:r>
+              <w:rPr>
+                <w:sz w:val="18"/>
+              </w:rPr>
+              <w:t>Distress</w:t>
+            </w:r>
+          </w:p>
+        </w:tc>
+        <w:tc>
+          <w:tcPr>
+            <w:tcW w:type="dxa" w:w="900"/>
+          </w:tcPr>
+          <w:p>
+            <w:r>
+              <w:rPr>
+                <w:b/>
+                <w:sz w:val="18"/>
+              </w:rPr>
+              <w:t>PAR</w:t>
+            </w:r>
+          </w:p>
+        </w:tc>
+        <w:tc>
+          <w:tcPr>
+            <w:tcW w:type="dxa" w:w="900"/>
+          </w:tcPr>
+          <w:p>
+            <w:r>
+              <w:rPr>
+                <w:sz w:val="18"/>
+              </w:rPr>
+              <w:t>25.2</w:t>
+            </w:r>
+          </w:p>
+        </w:tc>
+        <w:tc>
+          <w:tcPr>
+            <w:tcW w:type="dxa" w:w="1200"/>
+          </w:tcPr>
+          <w:p>
+            <w:r>
+              <w:rPr>
+                <w:sz w:val="18"/>
+              </w:rPr>
+              <w:t>Drop</w:t>
+            </w:r>
+          </w:p>
+        </w:tc>
+        <w:tc>
+          <w:tcPr>
+            <w:tcW w:type="dxa" w:w="5700"/>
+          </w:tcPr>
+          <w:p>
+            <w:r>
+              <w:rPr>
+                <w:sz w:val="18"/>
+              </w:rPr>
+              <w:t>Roughly 35 months of cash runway at the current burn rate with no going-concern or delisting signal found; debt-term detail was incomplete but no acute near-term catalyst was identified.</w:t>
+            </w:r>
+          </w:p>
+        </w:tc>
+      </w:tr>
+      <w:tr>
+        <w:tc>
+          <w:tcPr>
+            <w:tcW w:type="dxa" w:w="900"/>
+          </w:tcPr>
+          <w:p>
+            <w:r>
+              <w:rPr>
+                <w:sz w:val="18"/>
+              </w:rPr>
+              <w:t>Distress</w:t>
+            </w:r>
+          </w:p>
+        </w:tc>
+        <w:tc>
+          <w:tcPr>
+            <w:tcW w:type="dxa" w:w="900"/>
+          </w:tcPr>
+          <w:p>
+            <w:r>
+              <w:rPr>
+                <w:b/>
+                <w:sz w:val="18"/>
+              </w:rPr>
+              <w:t>GTM</w:t>
+            </w:r>
+          </w:p>
+        </w:tc>
+        <w:tc>
+          <w:tcPr>
+            <w:tcW w:type="dxa" w:w="900"/>
+          </w:tcPr>
+          <w:p>
+            <w:r>
+              <w:rPr>
+                <w:sz w:val="18"/>
+              </w:rPr>
+              <w:t>25.2</w:t>
+            </w:r>
+          </w:p>
+        </w:tc>
+        <w:tc>
+          <w:tcPr>
+            <w:tcW w:type="dxa" w:w="1200"/>
+          </w:tcPr>
+          <w:p>
+            <w:r>
+              <w:rPr>
+                <w:sz w:val="18"/>
+              </w:rPr>
+              <w:t>Drop</w:t>
+            </w:r>
+          </w:p>
+        </w:tc>
+        <w:tc>
+          <w:tcPr>
+            <w:tcW w:type="dxa" w:w="5700"/>
+          </w:tcPr>
+          <w:p>
+            <w:r>
+              <w:rPr>
+                <w:sz w:val="18"/>
+              </w:rPr>
+              <w:t>Strong positive unlevered free cash flow ($107M in Q2) and an active share-buyback program under way -- the opposite of a capital need; well-laddered debt maturities, no going concern.</w:t>
+            </w:r>
+          </w:p>
+        </w:tc>
+      </w:tr>
+      <w:tr>
+        <w:tc>
+          <w:tcPr>
+            <w:tcW w:type="dxa" w:w="900"/>
+          </w:tcPr>
+          <w:p>
+            <w:r>
+              <w:rPr>
+                <w:sz w:val="18"/>
+              </w:rPr>
+              <w:t>Distress</w:t>
+            </w:r>
+          </w:p>
+        </w:tc>
+        <w:tc>
+          <w:tcPr>
+            <w:tcW w:type="dxa" w:w="900"/>
+          </w:tcPr>
+          <w:p>
+            <w:r>
+              <w:rPr>
+                <w:b/>
+                <w:sz w:val="18"/>
+              </w:rPr>
+              <w:t>DOMO</w:t>
+            </w:r>
+          </w:p>
+        </w:tc>
+        <w:tc>
+          <w:tcPr>
+            <w:tcW w:type="dxa" w:w="900"/>
+          </w:tcPr>
+          <w:p>
+            <w:r>
+              <w:rPr>
+                <w:sz w:val="18"/>
+              </w:rPr>
+              <w:t>25.2</w:t>
+            </w:r>
+          </w:p>
+        </w:tc>
+        <w:tc>
+          <w:tcPr>
+            <w:tcW w:type="dxa" w:w="1200"/>
+          </w:tcPr>
+          <w:p>
+            <w:r>
+              <w:rPr>
+                <w:sz w:val="18"/>
+              </w:rPr>
+              <w:t>Not researched</w:t>
+            </w:r>
+          </w:p>
+        </w:tc>
+        <w:tc>
+          <w:tcPr>
+            <w:tcW w:type="dxa" w:w="5700"/>
+          </w:tcPr>
+          <w:p>
+            <w:r>
+              <w:rPr>
+                <w:sz w:val="18"/>
+              </w:rPr>
+              <w:t>Web search budget was exhausted before this ticker could be verified against current filings; no disposition reached this run — recommend a standalone follow-up.</w:t>
+            </w:r>
+          </w:p>
+        </w:tc>
+      </w:tr>
+      <w:tr>
+        <w:tc>
+          <w:tcPr>
+            <w:tcW w:type="dxa" w:w="900"/>
+          </w:tcPr>
+          <w:p>
+            <w:r>
+              <w:rPr>
+                <w:sz w:val="18"/>
+              </w:rPr>
+              <w:t>Distress</w:t>
+            </w:r>
+          </w:p>
+        </w:tc>
+        <w:tc>
+          <w:tcPr>
+            <w:tcW w:type="dxa" w:w="900"/>
+          </w:tcPr>
+          <w:p>
+            <w:r>
+              <w:rPr>
+                <w:b/>
+                <w:sz w:val="18"/>
+              </w:rPr>
+              <w:t>BLKB</w:t>
+            </w:r>
+          </w:p>
+        </w:tc>
+        <w:tc>
+          <w:tcPr>
+            <w:tcW w:type="dxa" w:w="900"/>
+          </w:tcPr>
+          <w:p>
+            <w:r>
+              <w:rPr>
+                <w:sz w:val="18"/>
+              </w:rPr>
+              <w:t>25.2</w:t>
+            </w:r>
+          </w:p>
+        </w:tc>
+        <w:tc>
+          <w:tcPr>
+            <w:tcW w:type="dxa" w:w="1200"/>
+          </w:tcPr>
+          <w:p>
+            <w:r>
+              <w:rPr>
+                <w:sz w:val="18"/>
+              </w:rPr>
+              <w:t>Not researched</w:t>
+            </w:r>
+          </w:p>
+        </w:tc>
+        <w:tc>
+          <w:tcPr>
+            <w:tcW w:type="dxa" w:w="5700"/>
+          </w:tcPr>
+          <w:p>
+            <w:r>
+              <w:rPr>
+                <w:sz w:val="18"/>
+              </w:rPr>
+              <w:t>Web search budget was exhausted before this ticker could be verified against current filings; no disposition reached this run — recommend a standalone follow-up.</w:t>
+            </w:r>
+          </w:p>
+        </w:tc>
+      </w:tr>
+      <w:tr>
+        <w:tc>
+          <w:tcPr>
+            <w:tcW w:type="dxa" w:w="900"/>
+          </w:tcPr>
+          <w:p>
+            <w:r>
+              <w:rPr>
+                <w:sz w:val="18"/>
+              </w:rPr>
+              <w:t>Distress</w:t>
+            </w:r>
+          </w:p>
+        </w:tc>
+        <w:tc>
+          <w:tcPr>
+            <w:tcW w:type="dxa" w:w="900"/>
+          </w:tcPr>
+          <w:p>
+            <w:r>
+              <w:rPr>
+                <w:b/>
+                <w:sz w:val="18"/>
+              </w:rPr>
+              <w:t>INV</w:t>
+            </w:r>
+          </w:p>
+        </w:tc>
+        <w:tc>
+          <w:tcPr>
+            <w:tcW w:type="dxa" w:w="900"/>
+          </w:tcPr>
+          <w:p>
+            <w:r>
+              <w:rPr>
+                <w:sz w:val="18"/>
+              </w:rPr>
+              <w:t>49.5</w:t>
+            </w:r>
+          </w:p>
+        </w:tc>
+        <w:tc>
+          <w:tcPr>
+            <w:tcW w:type="dxa" w:w="1200"/>
+          </w:tcPr>
+          <w:p>
+            <w:r>
+              <w:rPr>
+                <w:sz w:val="18"/>
+              </w:rPr>
+              <w:t>Not researched</w:t>
+            </w:r>
+          </w:p>
+        </w:tc>
+        <w:tc>
+          <w:tcPr>
+            <w:tcW w:type="dxa" w:w="5700"/>
+          </w:tcPr>
+          <w:p>
+            <w:r>
+              <w:rPr>
+                <w:sz w:val="18"/>
+              </w:rPr>
+              <w:t>Carried over from Batch 1, which also could not reach it before its own budget ran out. This run's web-search budget was again exhausted before INV's turn; no disposition reached this run — recommend a standalone follow-up (second consecutive miss).</w:t>
+            </w:r>
+          </w:p>
+        </w:tc>
+      </w:tr>
+      <w:tr>
+        <w:tc>
+          <w:tcPr>
+            <w:tcW w:type="dxa" w:w="900"/>
+          </w:tcPr>
+          <w:p>
+            <w:r>
+              <w:rPr>
+                <w:sz w:val="18"/>
+              </w:rPr>
+              <w:t>Distress</w:t>
+            </w:r>
+          </w:p>
+        </w:tc>
+        <w:tc>
+          <w:tcPr>
+            <w:tcW w:type="dxa" w:w="900"/>
+          </w:tcPr>
+          <w:p>
+            <w:r>
+              <w:rPr>
+                <w:b/>
+                <w:sz w:val="18"/>
+              </w:rPr>
+              <w:t>INDP</w:t>
+            </w:r>
+          </w:p>
+        </w:tc>
+        <w:tc>
+          <w:tcPr>
+            <w:tcW w:type="dxa" w:w="900"/>
+          </w:tcPr>
+          <w:p>
+            <w:r>
+              <w:rPr>
+                <w:sz w:val="18"/>
+              </w:rPr>
+              <w:t>47.5</w:t>
+            </w:r>
+          </w:p>
+        </w:tc>
+        <w:tc>
+          <w:tcPr>
+            <w:tcW w:type="dxa" w:w="1200"/>
+          </w:tcPr>
+          <w:p>
+            <w:r>
+              <w:rPr>
+                <w:sz w:val="18"/>
+              </w:rPr>
+              <w:t>Not researched</w:t>
+            </w:r>
+          </w:p>
+        </w:tc>
+        <w:tc>
+          <w:tcPr>
+            <w:tcW w:type="dxa" w:w="5700"/>
+          </w:tcPr>
+          <w:p>
+            <w:r>
+              <w:rPr>
+                <w:sz w:val="18"/>
+              </w:rPr>
+              <w:t>Carried over from Batch 1, which also could not reach it before its own budget ran out. This run's web-search budget was again exhausted before INDP's turn; no disposition reached this run — recommend a standalone follow-up (second consecutive miss).</w:t>
+            </w:r>
+          </w:p>
+        </w:tc>
+      </w:tr>
+      <w:tr>
+        <w:tc>
+          <w:tcPr>
+            <w:tcW w:type="dxa" w:w="900"/>
+          </w:tcPr>
+          <w:p>
+            <w:r>
+              <w:rPr>
+                <w:sz w:val="18"/>
+              </w:rPr>
+              <w:t>Distress</w:t>
+            </w:r>
+          </w:p>
+        </w:tc>
+        <w:tc>
+          <w:tcPr>
+            <w:tcW w:type="dxa" w:w="900"/>
+          </w:tcPr>
+          <w:p>
+            <w:r>
+              <w:rPr>
+                <w:b/>
+                <w:sz w:val="18"/>
+              </w:rPr>
+              <w:t>WHR</w:t>
+            </w:r>
+          </w:p>
+        </w:tc>
+        <w:tc>
+          <w:tcPr>
+            <w:tcW w:type="dxa" w:w="900"/>
+          </w:tcPr>
+          <w:p>
+            <w:r>
+              <w:rPr>
+                <w:sz w:val="18"/>
+              </w:rPr>
+              <w:t>25.0</w:t>
+            </w:r>
+          </w:p>
+        </w:tc>
+        <w:tc>
+          <w:tcPr>
+            <w:tcW w:type="dxa" w:w="1200"/>
+          </w:tcPr>
+          <w:p>
+            <w:r>
+              <w:rPr>
+                <w:sz w:val="18"/>
+              </w:rPr>
+              <w:t>Not researched</w:t>
+            </w:r>
+          </w:p>
+        </w:tc>
+        <w:tc>
+          <w:tcPr>
+            <w:tcW w:type="dxa" w:w="5700"/>
+          </w:tcPr>
+          <w:p>
+            <w:r>
+              <w:rPr>
+                <w:sz w:val="18"/>
+              </w:rPr>
+              <w:t>Web search budget was exhausted before this ticker's turn. Screen already flags profitability_override=True (a strong prior toward Drop), but this run could not independently verify it is still current — recommend a standalone follow-up.</w:t>
+            </w:r>
+          </w:p>
+        </w:tc>
+      </w:tr>
+      <w:tr>
+        <w:tc>
+          <w:tcPr>
+            <w:tcW w:type="dxa" w:w="900"/>
+          </w:tcPr>
+          <w:p>
+            <w:r>
+              <w:rPr>
+                <w:sz w:val="18"/>
+              </w:rPr>
+              <w:t>Distress</w:t>
+            </w:r>
+          </w:p>
+        </w:tc>
+        <w:tc>
+          <w:tcPr>
+            <w:tcW w:type="dxa" w:w="900"/>
+          </w:tcPr>
+          <w:p>
+            <w:r>
+              <w:rPr>
+                <w:b/>
+                <w:sz w:val="18"/>
+              </w:rPr>
+              <w:t>VTS</w:t>
+            </w:r>
+          </w:p>
+        </w:tc>
+        <w:tc>
+          <w:tcPr>
+            <w:tcW w:type="dxa" w:w="900"/>
+          </w:tcPr>
+          <w:p>
+            <w:r>
+              <w:rPr>
+                <w:sz w:val="18"/>
+              </w:rPr>
+              <w:t>25.0</w:t>
+            </w:r>
+          </w:p>
+        </w:tc>
+        <w:tc>
+          <w:tcPr>
+            <w:tcW w:type="dxa" w:w="1200"/>
+          </w:tcPr>
+          <w:p>
+            <w:r>
+              <w:rPr>
+                <w:sz w:val="18"/>
+              </w:rPr>
+              <w:t>Not researched</w:t>
+            </w:r>
+          </w:p>
+        </w:tc>
+        <w:tc>
+          <w:tcPr>
+            <w:tcW w:type="dxa" w:w="5700"/>
+          </w:tcPr>
+          <w:p>
+            <w:r>
+              <w:rPr>
+                <w:sz w:val="18"/>
+              </w:rPr>
+              <w:t>Web search budget was exhausted before this ticker's turn. Screen already flags profitability_override=True (a strong prior toward Drop), but this run could not independently verify it is still current — recommend a standalone follow-up.</w:t>
+            </w:r>
+          </w:p>
+        </w:tc>
+      </w:tr>
+      <w:tr>
+        <w:tc>
+          <w:tcPr>
+            <w:tcW w:type="dxa" w:w="900"/>
+          </w:tcPr>
+          <w:p>
+            <w:r>
+              <w:rPr>
+                <w:sz w:val="18"/>
+              </w:rPr>
+              <w:t>Distress</w:t>
+            </w:r>
+          </w:p>
+        </w:tc>
+        <w:tc>
+          <w:tcPr>
+            <w:tcW w:type="dxa" w:w="900"/>
+          </w:tcPr>
+          <w:p>
+            <w:r>
+              <w:rPr>
+                <w:b/>
+                <w:sz w:val="18"/>
+              </w:rPr>
+              <w:t>TRAK</w:t>
+            </w:r>
+          </w:p>
+        </w:tc>
+        <w:tc>
+          <w:tcPr>
+            <w:tcW w:type="dxa" w:w="900"/>
+          </w:tcPr>
+          <w:p>
+            <w:r>
+              <w:rPr>
+                <w:sz w:val="18"/>
+              </w:rPr>
+              <w:t>25.0</w:t>
+            </w:r>
+          </w:p>
+        </w:tc>
+        <w:tc>
+          <w:tcPr>
+            <w:tcW w:type="dxa" w:w="1200"/>
+          </w:tcPr>
+          <w:p>
+            <w:r>
+              <w:rPr>
+                <w:sz w:val="18"/>
+              </w:rPr>
+              <w:t>Not researched</w:t>
+            </w:r>
+          </w:p>
+        </w:tc>
+        <w:tc>
+          <w:tcPr>
+            <w:tcW w:type="dxa" w:w="5700"/>
+          </w:tcPr>
+          <w:p>
+            <w:r>
+              <w:rPr>
+                <w:sz w:val="18"/>
+              </w:rPr>
+              <w:t>Web search budget was exhausted before this ticker's turn. Screen already flags profitability_override=True (a strong prior toward Drop), but this run could not independently verify it is still current — recommend a standalone follow-up.</w:t>
+            </w:r>
+          </w:p>
+        </w:tc>
+      </w:tr>
+      <w:tr>
+        <w:tc>
+          <w:tcPr>
+            <w:tcW w:type="dxa" w:w="900"/>
+          </w:tcPr>
+          <w:p>
+            <w:r>
+              <w:rPr>
+                <w:sz w:val="18"/>
+              </w:rPr>
+              <w:t>Distress</w:t>
+            </w:r>
+          </w:p>
+        </w:tc>
+        <w:tc>
+          <w:tcPr>
+            <w:tcW w:type="dxa" w:w="900"/>
+          </w:tcPr>
+          <w:p>
+            <w:r>
+              <w:rPr>
+                <w:b/>
+                <w:sz w:val="18"/>
+              </w:rPr>
+              <w:t>PRGO</w:t>
+            </w:r>
+          </w:p>
+        </w:tc>
+        <w:tc>
+          <w:tcPr>
+            <w:tcW w:type="dxa" w:w="900"/>
+          </w:tcPr>
+          <w:p>
+            <w:r>
+              <w:rPr>
+                <w:sz w:val="18"/>
+              </w:rPr>
+              <w:t>25.0</w:t>
+            </w:r>
+          </w:p>
+        </w:tc>
+        <w:tc>
+          <w:tcPr>
+            <w:tcW w:type="dxa" w:w="1200"/>
+          </w:tcPr>
+          <w:p>
+            <w:r>
+              <w:rPr>
+                <w:sz w:val="18"/>
+              </w:rPr>
+              <w:t>Not researched</w:t>
+            </w:r>
+          </w:p>
+        </w:tc>
+        <w:tc>
+          <w:tcPr>
+            <w:tcW w:type="dxa" w:w="5700"/>
+          </w:tcPr>
+          <w:p>
+            <w:r>
+              <w:rPr>
+                <w:sz w:val="18"/>
+              </w:rPr>
+              <w:t>Web search budget was exhausted before this ticker's turn. Screen already flags profitability_override=True (a strong prior toward Drop), but this run could not independently verify it is still current — recommend a standalone follow-up.</w:t>
+            </w:r>
+          </w:p>
+        </w:tc>
+      </w:tr>
+      <w:tr>
+        <w:tc>
+          <w:tcPr>
+            <w:tcW w:type="dxa" w:w="900"/>
+          </w:tcPr>
+          <w:p>
+            <w:r>
+              <w:rPr>
+                <w:sz w:val="18"/>
+              </w:rPr>
+              <w:t>Distress</w:t>
+            </w:r>
+          </w:p>
+        </w:tc>
+        <w:tc>
+          <w:tcPr>
+            <w:tcW w:type="dxa" w:w="900"/>
+          </w:tcPr>
+          <w:p>
+            <w:r>
+              <w:rPr>
+                <w:b/>
+                <w:sz w:val="18"/>
+              </w:rPr>
+              <w:t>NCMI</w:t>
+            </w:r>
+          </w:p>
+        </w:tc>
+        <w:tc>
+          <w:tcPr>
+            <w:tcW w:type="dxa" w:w="900"/>
+          </w:tcPr>
+          <w:p>
+            <w:r>
+              <w:rPr>
+                <w:sz w:val="18"/>
+              </w:rPr>
+              <w:t>25.0</w:t>
+            </w:r>
+          </w:p>
+        </w:tc>
+        <w:tc>
+          <w:tcPr>
+            <w:tcW w:type="dxa" w:w="1200"/>
+          </w:tcPr>
+          <w:p>
+            <w:r>
+              <w:rPr>
+                <w:sz w:val="18"/>
+              </w:rPr>
+              <w:t>Not researched</w:t>
+            </w:r>
+          </w:p>
+        </w:tc>
+        <w:tc>
+          <w:tcPr>
+            <w:tcW w:type="dxa" w:w="5700"/>
+          </w:tcPr>
+          <w:p>
+            <w:r>
+              <w:rPr>
+                <w:sz w:val="18"/>
+              </w:rPr>
+              <w:t>Web search budget was exhausted before this ticker's turn. Screen already flags profitability_override=True (a strong prior toward Drop), but this run could not independently verify it is still current — recommend a standalone follow-up.</w:t>
+            </w:r>
+          </w:p>
+        </w:tc>
+      </w:tr>
+      <w:tr>
+        <w:tc>
+          <w:tcPr>
+            <w:tcW w:type="dxa" w:w="900"/>
+          </w:tcPr>
+          <w:p>
+            <w:r>
+              <w:rPr>
+                <w:sz w:val="18"/>
+              </w:rPr>
+              <w:t>Distress</w:t>
+            </w:r>
+          </w:p>
+        </w:tc>
+        <w:tc>
+          <w:tcPr>
+            <w:tcW w:type="dxa" w:w="900"/>
+          </w:tcPr>
+          <w:p>
+            <w:r>
+              <w:rPr>
+                <w:b/>
+                <w:sz w:val="18"/>
+              </w:rPr>
+              <w:t>MGPI</w:t>
+            </w:r>
+          </w:p>
+        </w:tc>
+        <w:tc>
+          <w:tcPr>
+            <w:tcW w:type="dxa" w:w="900"/>
+          </w:tcPr>
+          <w:p>
+            <w:r>
+              <w:rPr>
+                <w:sz w:val="18"/>
+              </w:rPr>
+              <w:t>25.0</w:t>
+            </w:r>
+          </w:p>
+        </w:tc>
+        <w:tc>
+          <w:tcPr>
+            <w:tcW w:type="dxa" w:w="1200"/>
+          </w:tcPr>
+          <w:p>
+            <w:r>
+              <w:rPr>
+                <w:sz w:val="18"/>
+              </w:rPr>
+              <w:t>Not researched</w:t>
+            </w:r>
+          </w:p>
+        </w:tc>
+        <w:tc>
+          <w:tcPr>
+            <w:tcW w:type="dxa" w:w="5700"/>
+          </w:tcPr>
+          <w:p>
+            <w:r>
+              <w:rPr>
+                <w:sz w:val="18"/>
+              </w:rPr>
+              <w:t>Web search budget was exhausted before this ticker's turn. Screen already flags profitability_override=True (a strong prior toward Drop), but this run could not independently verify it is still current — recommend a standalone follow-up.</w:t>
+            </w:r>
+          </w:p>
+        </w:tc>
+      </w:tr>
+      <w:tr>
+        <w:tc>
+          <w:tcPr>
+            <w:tcW w:type="dxa" w:w="900"/>
+          </w:tcPr>
+          <w:p>
+            <w:r>
+              <w:rPr>
+                <w:sz w:val="18"/>
+              </w:rPr>
+              <w:t>Distress</w:t>
+            </w:r>
+          </w:p>
+        </w:tc>
+        <w:tc>
+          <w:tcPr>
+            <w:tcW w:type="dxa" w:w="900"/>
+          </w:tcPr>
+          <w:p>
+            <w:r>
+              <w:rPr>
+                <w:b/>
+                <w:sz w:val="18"/>
+              </w:rPr>
+              <w:t>LUCK</w:t>
+            </w:r>
+          </w:p>
+        </w:tc>
+        <w:tc>
+          <w:tcPr>
+            <w:tcW w:type="dxa" w:w="900"/>
+          </w:tcPr>
+          <w:p>
+            <w:r>
+              <w:rPr>
+                <w:sz w:val="18"/>
+              </w:rPr>
+              <w:t>25.0</w:t>
+            </w:r>
+          </w:p>
+        </w:tc>
+        <w:tc>
+          <w:tcPr>
+            <w:tcW w:type="dxa" w:w="1200"/>
+          </w:tcPr>
+          <w:p>
+            <w:r>
+              <w:rPr>
+                <w:sz w:val="18"/>
+              </w:rPr>
+              <w:t>Not researched</w:t>
+            </w:r>
+          </w:p>
+        </w:tc>
+        <w:tc>
+          <w:tcPr>
+            <w:tcW w:type="dxa" w:w="5700"/>
+          </w:tcPr>
+          <w:p>
+            <w:r>
+              <w:rPr>
+                <w:sz w:val="18"/>
+              </w:rPr>
+              <w:t>Web search budget was exhausted before this ticker's turn. Screen already flags profitability_override=True (a strong prior toward Drop), but this run could not independently verify it is still current — recommend a standalone follow-up.</w:t>
+            </w:r>
+          </w:p>
+        </w:tc>
+      </w:tr>
+      <w:tr>
+        <w:tc>
+          <w:tcPr>
+            <w:tcW w:type="dxa" w:w="900"/>
+          </w:tcPr>
+          <w:p>
+            <w:r>
+              <w:rPr>
+                <w:sz w:val="18"/>
+              </w:rPr>
+              <w:t>Distress</w:t>
+            </w:r>
+          </w:p>
+        </w:tc>
+        <w:tc>
+          <w:tcPr>
+            <w:tcW w:type="dxa" w:w="900"/>
+          </w:tcPr>
+          <w:p>
+            <w:r>
+              <w:rPr>
+                <w:b/>
+                <w:sz w:val="18"/>
+              </w:rPr>
+              <w:t>KMPR</w:t>
+            </w:r>
+          </w:p>
+        </w:tc>
+        <w:tc>
+          <w:tcPr>
+            <w:tcW w:type="dxa" w:w="900"/>
+          </w:tcPr>
+          <w:p>
+            <w:r>
+              <w:rPr>
+                <w:sz w:val="18"/>
+              </w:rPr>
+              <w:t>25.0</w:t>
+            </w:r>
+          </w:p>
+        </w:tc>
+        <w:tc>
+          <w:tcPr>
+            <w:tcW w:type="dxa" w:w="1200"/>
+          </w:tcPr>
+          <w:p>
+            <w:r>
+              <w:rPr>
+                <w:sz w:val="18"/>
+              </w:rPr>
+              <w:t>Not researched</w:t>
+            </w:r>
+          </w:p>
+        </w:tc>
+        <w:tc>
+          <w:tcPr>
+            <w:tcW w:type="dxa" w:w="5700"/>
+          </w:tcPr>
+          <w:p>
+            <w:r>
+              <w:rPr>
+                <w:sz w:val="18"/>
+              </w:rPr>
+              <w:t>Web search budget was exhausted before this ticker's turn. Screen already flags profitability_override=True (a strong prior toward Drop), but this run could not independently verify it is still current — recommend a standalone follow-up.</w:t>
+            </w:r>
+          </w:p>
+        </w:tc>
+      </w:tr>
+      <w:tr>
+        <w:tc>
+          <w:tcPr>
+            <w:tcW w:type="dxa" w:w="900"/>
+          </w:tcPr>
+          <w:p>
+            <w:r>
+              <w:rPr>
+                <w:sz w:val="18"/>
+              </w:rPr>
+              <w:t>Distress</w:t>
+            </w:r>
+          </w:p>
+        </w:tc>
+        <w:tc>
+          <w:tcPr>
+            <w:tcW w:type="dxa" w:w="900"/>
+          </w:tcPr>
+          <w:p>
+            <w:r>
+              <w:rPr>
+                <w:b/>
+                <w:sz w:val="18"/>
+              </w:rPr>
+              <w:t>FMC</w:t>
+            </w:r>
+          </w:p>
+        </w:tc>
+        <w:tc>
+          <w:tcPr>
+            <w:tcW w:type="dxa" w:w="900"/>
+          </w:tcPr>
+          <w:p>
+            <w:r>
+              <w:rPr>
+                <w:sz w:val="18"/>
+              </w:rPr>
+              <w:t>25.0</w:t>
+            </w:r>
+          </w:p>
+        </w:tc>
+        <w:tc>
+          <w:tcPr>
+            <w:tcW w:type="dxa" w:w="1200"/>
+          </w:tcPr>
+          <w:p>
+            <w:r>
+              <w:rPr>
+                <w:sz w:val="18"/>
+              </w:rPr>
+              <w:t>Not researched</w:t>
+            </w:r>
+          </w:p>
+        </w:tc>
+        <w:tc>
+          <w:tcPr>
+            <w:tcW w:type="dxa" w:w="5700"/>
+          </w:tcPr>
+          <w:p>
+            <w:r>
+              <w:rPr>
+                <w:sz w:val="18"/>
+              </w:rPr>
+              <w:t>Web search budget was exhausted before this ticker's turn. Screen already flags profitability_override=True (a strong prior toward Drop), but this run could not independently verify it is still current — recommend a standalone follow-up.</w:t>
+            </w:r>
+          </w:p>
+        </w:tc>
+      </w:tr>
+      <w:tr>
+        <w:tc>
+          <w:tcPr>
+            <w:tcW w:type="dxa" w:w="900"/>
+          </w:tcPr>
+          <w:p>
+            <w:r>
+              <w:rPr>
+                <w:sz w:val="18"/>
+              </w:rPr>
+              <w:t>Distress</w:t>
+            </w:r>
+          </w:p>
+        </w:tc>
+        <w:tc>
+          <w:tcPr>
+            <w:tcW w:type="dxa" w:w="900"/>
+          </w:tcPr>
+          <w:p>
+            <w:r>
+              <w:rPr>
+                <w:b/>
+                <w:sz w:val="18"/>
+              </w:rPr>
+              <w:t>EMBC</w:t>
+            </w:r>
+          </w:p>
+        </w:tc>
+        <w:tc>
+          <w:tcPr>
+            <w:tcW w:type="dxa" w:w="900"/>
+          </w:tcPr>
+          <w:p>
+            <w:r>
+              <w:rPr>
+                <w:sz w:val="18"/>
+              </w:rPr>
+              <w:t>25.0</w:t>
+            </w:r>
+          </w:p>
+        </w:tc>
+        <w:tc>
+          <w:tcPr>
+            <w:tcW w:type="dxa" w:w="1200"/>
+          </w:tcPr>
+          <w:p>
+            <w:r>
+              <w:rPr>
+                <w:sz w:val="18"/>
+              </w:rPr>
+              <w:t>Not researched</w:t>
+            </w:r>
+          </w:p>
+        </w:tc>
+        <w:tc>
+          <w:tcPr>
+            <w:tcW w:type="dxa" w:w="5700"/>
+          </w:tcPr>
+          <w:p>
+            <w:r>
+              <w:rPr>
+                <w:sz w:val="18"/>
+              </w:rPr>
+              <w:t>Web search budget was exhausted before this ticker's turn. Screen already flags profitability_override=True (a strong prior toward Drop), but this run could not independently verify it is still current — recommend a standalone follow-up.</w:t>
+            </w:r>
+          </w:p>
+        </w:tc>
+      </w:tr>
+      <w:tr>
+        <w:tc>
+          <w:tcPr>
+            <w:tcW w:type="dxa" w:w="900"/>
+          </w:tcPr>
+          <w:p>
+            <w:r>
+              <w:rPr>
+                <w:sz w:val="18"/>
+              </w:rPr>
+              <w:t>Distress</w:t>
+            </w:r>
+          </w:p>
+        </w:tc>
+        <w:tc>
+          <w:tcPr>
+            <w:tcW w:type="dxa" w:w="900"/>
+          </w:tcPr>
+          <w:p>
+            <w:r>
+              <w:rPr>
+                <w:b/>
+                <w:sz w:val="18"/>
+              </w:rPr>
+              <w:t>CCOI</w:t>
+            </w:r>
+          </w:p>
+        </w:tc>
+        <w:tc>
+          <w:tcPr>
+            <w:tcW w:type="dxa" w:w="900"/>
+          </w:tcPr>
+          <w:p>
+            <w:r>
+              <w:rPr>
+                <w:sz w:val="18"/>
+              </w:rPr>
+              <w:t>25.0</w:t>
+            </w:r>
+          </w:p>
+        </w:tc>
+        <w:tc>
+          <w:tcPr>
+            <w:tcW w:type="dxa" w:w="1200"/>
+          </w:tcPr>
+          <w:p>
+            <w:r>
+              <w:rPr>
+                <w:sz w:val="18"/>
+              </w:rPr>
+              <w:t>Not researched</w:t>
+            </w:r>
+          </w:p>
+        </w:tc>
+        <w:tc>
+          <w:tcPr>
+            <w:tcW w:type="dxa" w:w="5700"/>
+          </w:tcPr>
+          <w:p>
+            <w:r>
+              <w:rPr>
+                <w:sz w:val="18"/>
+              </w:rPr>
+              <w:t>Web search budget was exhausted before this ticker's turn. Screen already flags profitability_override=True (a strong prior toward Drop), but this run could not independently verify it is still current — recommend a standalone follow-up.</w:t>
+            </w:r>
+          </w:p>
+        </w:tc>
+      </w:tr>
+      <w:tr>
+        <w:tc>
+          <w:tcPr>
+            <w:tcW w:type="dxa" w:w="900"/>
+          </w:tcPr>
+          <w:p>
+            <w:r>
+              <w:rPr>
+                <w:sz w:val="18"/>
+              </w:rPr>
+              <w:t>Distress</w:t>
+            </w:r>
+          </w:p>
+        </w:tc>
+        <w:tc>
+          <w:tcPr>
+            <w:tcW w:type="dxa" w:w="900"/>
+          </w:tcPr>
+          <w:p>
+            <w:r>
+              <w:rPr>
+                <w:b/>
+                <w:sz w:val="18"/>
+              </w:rPr>
+              <w:t>BRLT</w:t>
+            </w:r>
+          </w:p>
+        </w:tc>
+        <w:tc>
+          <w:tcPr>
+            <w:tcW w:type="dxa" w:w="900"/>
+          </w:tcPr>
+          <w:p>
+            <w:r>
+              <w:rPr>
+                <w:sz w:val="18"/>
+              </w:rPr>
+              <w:t>25.0</w:t>
+            </w:r>
+          </w:p>
+        </w:tc>
+        <w:tc>
+          <w:tcPr>
+            <w:tcW w:type="dxa" w:w="1200"/>
+          </w:tcPr>
+          <w:p>
+            <w:r>
+              <w:rPr>
+                <w:sz w:val="18"/>
+              </w:rPr>
+              <w:t>Not researched</w:t>
+            </w:r>
+          </w:p>
+        </w:tc>
+        <w:tc>
+          <w:tcPr>
+            <w:tcW w:type="dxa" w:w="5700"/>
+          </w:tcPr>
+          <w:p>
+            <w:r>
+              <w:rPr>
+                <w:sz w:val="18"/>
+              </w:rPr>
+              <w:t>Web search budget was exhausted before this ticker's turn. Screen already flags profitability_override=True (a strong prior toward Drop), but this run could not independently verify it is still current — recommend a standalone follow-up.</w:t>
+            </w:r>
+          </w:p>
+        </w:tc>
+      </w:tr>
+      <w:tr>
+        <w:tc>
+          <w:tcPr>
+            <w:tcW w:type="dxa" w:w="900"/>
+          </w:tcPr>
+          <w:p>
+            <w:r>
+              <w:rPr>
+                <w:sz w:val="18"/>
+              </w:rPr>
+              <w:t>Distress</w:t>
+            </w:r>
+          </w:p>
+        </w:tc>
+        <w:tc>
+          <w:tcPr>
+            <w:tcW w:type="dxa" w:w="900"/>
+          </w:tcPr>
+          <w:p>
+            <w:r>
+              <w:rPr>
+                <w:b/>
+                <w:sz w:val="18"/>
+              </w:rPr>
+              <w:t>ALTG</w:t>
+            </w:r>
+          </w:p>
+        </w:tc>
+        <w:tc>
+          <w:tcPr>
+            <w:tcW w:type="dxa" w:w="900"/>
+          </w:tcPr>
+          <w:p>
+            <w:r>
+              <w:rPr>
+                <w:sz w:val="18"/>
+              </w:rPr>
+              <w:t>25.0</w:t>
+            </w:r>
+          </w:p>
+        </w:tc>
+        <w:tc>
+          <w:tcPr>
+            <w:tcW w:type="dxa" w:w="1200"/>
+          </w:tcPr>
+          <w:p>
+            <w:r>
+              <w:rPr>
+                <w:sz w:val="18"/>
+              </w:rPr>
+              <w:t>Not researched</w:t>
+            </w:r>
+          </w:p>
+        </w:tc>
+        <w:tc>
+          <w:tcPr>
+            <w:tcW w:type="dxa" w:w="5700"/>
+          </w:tcPr>
+          <w:p>
+            <w:r>
+              <w:rPr>
+                <w:sz w:val="18"/>
+              </w:rPr>
+              <w:t>Web search budget was exhausted before this ticker's turn. Screen already flags profitability_override=True (a strong prior toward Drop), but this run could not independently verify it is still current — recommend a standalone follow-up.</w:t>
+            </w:r>
+          </w:p>
+        </w:tc>
+      </w:tr>
+      <w:tr>
+        <w:tc>
+          <w:tcPr>
+            <w:tcW w:type="dxa" w:w="900"/>
+          </w:tcPr>
+          <w:p>
+            <w:r>
+              <w:rPr>
+                <w:sz w:val="18"/>
+              </w:rPr>
+              <w:t>Distress</w:t>
+            </w:r>
+          </w:p>
+        </w:tc>
+        <w:tc>
+          <w:tcPr>
+            <w:tcW w:type="dxa" w:w="900"/>
+          </w:tcPr>
+          <w:p>
+            <w:r>
+              <w:rPr>
+                <w:b/>
+                <w:sz w:val="18"/>
+              </w:rPr>
+              <w:t>ALIT</w:t>
+            </w:r>
+          </w:p>
+        </w:tc>
+        <w:tc>
+          <w:tcPr>
+            <w:tcW w:type="dxa" w:w="900"/>
+          </w:tcPr>
+          <w:p>
+            <w:r>
+              <w:rPr>
+                <w:sz w:val="18"/>
+              </w:rPr>
+              <w:t>25.0</w:t>
+            </w:r>
+          </w:p>
+        </w:tc>
+        <w:tc>
+          <w:tcPr>
+            <w:tcW w:type="dxa" w:w="1200"/>
+          </w:tcPr>
+          <w:p>
+            <w:r>
+              <w:rPr>
+                <w:sz w:val="18"/>
+              </w:rPr>
+              <w:t>Not researched</w:t>
+            </w:r>
+          </w:p>
+        </w:tc>
+        <w:tc>
+          <w:tcPr>
+            <w:tcW w:type="dxa" w:w="5700"/>
+          </w:tcPr>
+          <w:p>
+            <w:r>
+              <w:rPr>
+                <w:sz w:val="18"/>
+              </w:rPr>
+              <w:t>Web search budget was exhausted before this ticker's turn. Screen already flags profitability_override=True (a strong prior toward Drop) despite an unusually severe -81.4% 1yr decline; this run could not independently verify it is still current — recommend a standalone follow-up.</w:t>
             </w:r>
           </w:p>
         </w:tc>

--- a/one-pagers/2026-08-30/00_summary.docx
+++ b/one-pagers/2026-08-30/00_summary.docx
@@ -36,6 +36,23 @@
           <w:sz w:val="21"/>
         </w:rPr>
         <w:t>COVERAGE GAP FLAGGED BY BATCH 3 (6:30AM ET 8/31): Batch 2 (scheduled 1:15AM ET 8/31) never committed any results to this repository -- git history shows only the Batch 1 commit before this run. Batch 2 was assigned distress-screen names ranked roughly #42-90 by capital_need_score (CRMD through SJT, 50 tickers) plus WOOF (rank #110), which is not on Batch 3's assigned list either. As of this run, those 51 tickers have NO Keep/Drop/Ambiguous disposition anywhere in this week's summaries and were not researched by any batch. This does not match the expectation that all three batches together would cover every candidate scoring &gt;=25 -- a standalone follow-up run covering those 51 tickers is recommended.</w:t>
+      </w:r>
+    </w:p>
+    <w:p>
+      <w:r>
+        <w:rPr>
+          <w:b/>
+          <w:color w:val="1F6B1F"/>
+          <w:sz w:val="21"/>
+        </w:rPr>
+        <w:t xml:space="preserve">UPDATE (Batch 2 catch-up run, ~1:15PM ET 8/31): </w:t>
+      </w:r>
+      <w:r>
+        <w:rPr>
+          <w:color w:val="444444"/>
+          <w:sz w:val="21"/>
+        </w:rPr>
+        <w:t xml:space="preserve">This run researched 35 of the 51 gap tickers flagged above (EXOD through METC, ranked roughly #41-75 by capital_need_score), resolving most of the gap -- see the Batch 2 disposition table below. The remaining names -- roughly 15 tickers trimmed from this batch's original 50-name scope, WOOF, and the 18 names Batch 3 could not reach (including INV and INDP, a third consecutive miss) -- are scheduled for a separate Batch 4 follow-up run.</w:t>
       </w:r>
     </w:p>
     <w:p>
@@ -1136,6 +1153,270 @@
             <w:r/>
             <w:r>
               <w:t>High</w:t>
+            </w:r>
+          </w:p>
+        </w:tc>
+      </w:tr>
+      <w:tr>
+        <w:tc>
+          <w:tcPr>
+            <w:tcW w:type="dxa" w:w="1300"/>
+          </w:tcPr>
+          <w:p>
+            <w:r>
+              <w:rPr>
+                <w:sz w:val="18"/>
+                <w:szCs w:val="18"/>
+              </w:rPr>
+              <w:t xml:space="preserve">Distress</w:t>
+            </w:r>
+          </w:p>
+        </w:tc>
+        <w:tc>
+          <w:tcPr>
+            <w:tcW w:type="dxa" w:w="1600"/>
+          </w:tcPr>
+          <w:p>
+            <w:r>
+              <w:rPr>
+                <w:b/>
+                <w:bCs/>
+                <w:sz w:val="18"/>
+                <w:szCs w:val="18"/>
+              </w:rPr>
+              <w:t xml:space="preserve">LNSR</w:t>
+            </w:r>
+          </w:p>
+        </w:tc>
+        <w:tc>
+          <w:tcPr>
+            <w:tcW w:type="dxa" w:w="1600"/>
+          </w:tcPr>
+          <w:p>
+            <w:r>
+              <w:rPr>
+                <w:sz w:val="18"/>
+                <w:szCs w:val="18"/>
+              </w:rPr>
+              <w:t xml:space="preserve">$102.0M</w:t>
+            </w:r>
+          </w:p>
+        </w:tc>
+        <w:tc>
+          <w:tcPr>
+            <w:tcW w:type="dxa" w:w="1600"/>
+          </w:tcPr>
+          <w:p>
+            <w:r>
+              <w:rPr>
+                <w:sz w:val="18"/>
+                <w:szCs w:val="18"/>
+              </w:rPr>
+              <w:t xml:space="preserve">$20.0M</w:t>
+            </w:r>
+          </w:p>
+        </w:tc>
+        <w:tc>
+          <w:tcPr>
+            <w:tcW w:type="dxa" w:w="1600"/>
+          </w:tcPr>
+          <w:p>
+            <w:r>
+              <w:rPr>
+                <w:sz w:val="18"/>
+                <w:szCs w:val="18"/>
+              </w:rPr>
+              <w:t xml:space="preserve">19.6%</w:t>
+            </w:r>
+          </w:p>
+        </w:tc>
+        <w:tc>
+          <w:tcPr>
+            <w:tcW w:type="dxa" w:w="1900"/>
+          </w:tcPr>
+          <w:p>
+            <w:r>
+              <w:rPr>
+                <w:sz w:val="18"/>
+                <w:szCs w:val="18"/>
+              </w:rPr>
+              <w:t xml:space="preserve">Medium-High</w:t>
+            </w:r>
+          </w:p>
+        </w:tc>
+      </w:tr>
+      <w:tr>
+        <w:tc>
+          <w:tcPr>
+            <w:tcW w:type="dxa" w:w="1300"/>
+          </w:tcPr>
+          <w:p>
+            <w:r>
+              <w:rPr>
+                <w:sz w:val="18"/>
+                <w:szCs w:val="18"/>
+              </w:rPr>
+              <w:t xml:space="preserve">Distress</w:t>
+            </w:r>
+          </w:p>
+        </w:tc>
+        <w:tc>
+          <w:tcPr>
+            <w:tcW w:type="dxa" w:w="1600"/>
+          </w:tcPr>
+          <w:p>
+            <w:r>
+              <w:rPr>
+                <w:b/>
+                <w:bCs/>
+                <w:sz w:val="18"/>
+                <w:szCs w:val="18"/>
+              </w:rPr>
+              <w:t xml:space="preserve">LVWR</w:t>
+            </w:r>
+          </w:p>
+        </w:tc>
+        <w:tc>
+          <w:tcPr>
+            <w:tcW w:type="dxa" w:w="1600"/>
+          </w:tcPr>
+          <w:p>
+            <w:r>
+              <w:rPr>
+                <w:sz w:val="18"/>
+                <w:szCs w:val="18"/>
+              </w:rPr>
+              <w:t xml:space="preserve">$277.3M</w:t>
+            </w:r>
+          </w:p>
+        </w:tc>
+        <w:tc>
+          <w:tcPr>
+            <w:tcW w:type="dxa" w:w="1600"/>
+          </w:tcPr>
+          <w:p>
+            <w:r>
+              <w:rPr>
+                <w:sz w:val="18"/>
+                <w:szCs w:val="18"/>
+              </w:rPr>
+              <w:t xml:space="preserve">$80.0M</w:t>
+            </w:r>
+          </w:p>
+        </w:tc>
+        <w:tc>
+          <w:tcPr>
+            <w:tcW w:type="dxa" w:w="1600"/>
+          </w:tcPr>
+          <w:p>
+            <w:r>
+              <w:rPr>
+                <w:sz w:val="18"/>
+                <w:szCs w:val="18"/>
+              </w:rPr>
+              <w:t xml:space="preserve">28.8%</w:t>
+            </w:r>
+          </w:p>
+        </w:tc>
+        <w:tc>
+          <w:tcPr>
+            <w:tcW w:type="dxa" w:w="1900"/>
+          </w:tcPr>
+          <w:p>
+            <w:r>
+              <w:rPr>
+                <w:sz w:val="18"/>
+                <w:szCs w:val="18"/>
+              </w:rPr>
+              <w:t xml:space="preserve">High</w:t>
+            </w:r>
+          </w:p>
+        </w:tc>
+      </w:tr>
+      <w:tr>
+        <w:tc>
+          <w:tcPr>
+            <w:tcW w:type="dxa" w:w="1300"/>
+          </w:tcPr>
+          <w:p>
+            <w:r>
+              <w:rPr>
+                <w:sz w:val="18"/>
+                <w:szCs w:val="18"/>
+              </w:rPr>
+              <w:t xml:space="preserve">Distress</w:t>
+            </w:r>
+          </w:p>
+        </w:tc>
+        <w:tc>
+          <w:tcPr>
+            <w:tcW w:type="dxa" w:w="1600"/>
+          </w:tcPr>
+          <w:p>
+            <w:r>
+              <w:rPr>
+                <w:b/>
+                <w:bCs/>
+                <w:sz w:val="18"/>
+                <w:szCs w:val="18"/>
+              </w:rPr>
+              <w:t xml:space="preserve">OPTU</w:t>
+            </w:r>
+          </w:p>
+        </w:tc>
+        <w:tc>
+          <w:tcPr>
+            <w:tcW w:type="dxa" w:w="1600"/>
+          </w:tcPr>
+          <w:p>
+            <w:r>
+              <w:rPr>
+                <w:sz w:val="18"/>
+                <w:szCs w:val="18"/>
+              </w:rPr>
+              <w:t xml:space="preserve">$464.7M</w:t>
+            </w:r>
+          </w:p>
+        </w:tc>
+        <w:tc>
+          <w:tcPr>
+            <w:tcW w:type="dxa" w:w="1600"/>
+          </w:tcPr>
+          <w:p>
+            <w:r>
+              <w:rPr>
+                <w:sz w:val="18"/>
+                <w:szCs w:val="18"/>
+              </w:rPr>
+              <w:t xml:space="preserve">$186.0M</w:t>
+            </w:r>
+          </w:p>
+        </w:tc>
+        <w:tc>
+          <w:tcPr>
+            <w:tcW w:type="dxa" w:w="1600"/>
+          </w:tcPr>
+          <w:p>
+            <w:r>
+              <w:rPr>
+                <w:sz w:val="18"/>
+                <w:szCs w:val="18"/>
+              </w:rPr>
+              <w:t xml:space="preserve">40.0%</w:t>
+            </w:r>
+          </w:p>
+        </w:tc>
+        <w:tc>
+          <w:tcPr>
+            <w:tcW w:type="dxa" w:w="1900"/>
+          </w:tcPr>
+          <w:p>
+            <w:r>
+              <w:rPr>
+                <w:sz w:val="18"/>
+                <w:szCs w:val="18"/>
+              </w:rPr>
+              <w:t xml:space="preserve">High</w:t>
             </w:r>
           </w:p>
         </w:tc>
@@ -9786,6 +10067,2489 @@
                 <w:sz w:val="18"/>
               </w:rPr>
               <w:t>Web search budget was exhausted before this ticker's turn. Screen already flags profitability_override=True (a strong prior toward Drop) despite an unusually severe -81.4% 1yr decline; this run could not independently verify it is still current — recommend a standalone follow-up.</w:t>
+            </w:r>
+          </w:p>
+        </w:tc>
+      </w:tr>
+    </w:tbl>
+    <w:p>
+      <w:pPr>
+        <w:pStyle w:val="Heading1"/>
+        <w:spacing w:after="160" w:before="300"/>
+      </w:pPr>
+      <w:r>
+        <w:t xml:space="preserve">Full Disposition — Batch 2 (rescheduled, ~1:15PM ET 8/31): 35 distress names, ranks ~41-75 (trimmed from the original 50-name Batch 2 scope)</w:t>
+      </w:r>
+    </w:p>
+    <w:p>
+      <w:r>
+        <w:rPr>
+          <w:color w:val="444444"/>
+          <w:sz w:val="21"/>
+        </w:rPr>
+        <w:t xml:space="preserve">This batch was originally scheduled for 1:15AM ET 8/31 but never committed any results (flagged above by Batch 3); it fired again roughly 5 hours after the original schedule and researched all 35 assigned distress-screen names (EXOD through METC) without hitting a search-budget limit. Two Keep names were promoted to one-pagers.</w:t>
+      </w:r>
+    </w:p>
+    <w:tbl>
+      <w:tblPr>
+        <w:tblW w:type="auto" w:w="0"/>
+        <w:tblLook w:firstColumn="1" w:firstRow="1" w:lastColumn="0" w:lastRow="0" w:noHBand="0" w:noVBand="1" w:val="04A0"/>
+      </w:tblPr>
+      <w:tblGrid>
+        <w:gridCol w:w="2016"/>
+        <w:gridCol w:w="2016"/>
+        <w:gridCol w:w="2016"/>
+        <w:gridCol w:w="2016"/>
+        <w:gridCol w:w="2016"/>
+      </w:tblGrid>
+      <w:tr>
+        <w:tc>
+          <w:tcPr>
+            <w:tcW w:type="dxa" w:w="900"/>
+          </w:tcPr>
+          <w:p>
+            <w:r>
+              <w:rPr>
+                <w:b/>
+                <w:sz w:val="18"/>
+              </w:rPr>
+              <w:t>Screen</w:t>
+            </w:r>
+          </w:p>
+        </w:tc>
+        <w:tc>
+          <w:tcPr>
+            <w:tcW w:type="dxa" w:w="900"/>
+          </w:tcPr>
+          <w:p>
+            <w:r>
+              <w:rPr>
+                <w:b/>
+                <w:sz w:val="18"/>
+              </w:rPr>
+              <w:t>Ticker</w:t>
+            </w:r>
+          </w:p>
+        </w:tc>
+        <w:tc>
+          <w:tcPr>
+            <w:tcW w:type="dxa" w:w="900"/>
+          </w:tcPr>
+          <w:p>
+            <w:r>
+              <w:rPr>
+                <w:b/>
+                <w:sz w:val="18"/>
+              </w:rPr>
+              <w:t>Score</w:t>
+            </w:r>
+          </w:p>
+        </w:tc>
+        <w:tc>
+          <w:tcPr>
+            <w:tcW w:type="dxa" w:w="1200"/>
+          </w:tcPr>
+          <w:p>
+            <w:r>
+              <w:rPr>
+                <w:b/>
+                <w:sz w:val="18"/>
+              </w:rPr>
+              <w:t>Disposition</w:t>
+            </w:r>
+          </w:p>
+        </w:tc>
+        <w:tc>
+          <w:tcPr>
+            <w:tcW w:type="dxa" w:w="5700"/>
+          </w:tcPr>
+          <w:p>
+            <w:r>
+              <w:rPr>
+                <w:b/>
+                <w:sz w:val="18"/>
+              </w:rPr>
+              <w:t>Reason</w:t>
+            </w:r>
+          </w:p>
+        </w:tc>
+      </w:tr>
+      <w:tr>
+        <w:tc>
+          <w:tcPr>
+            <w:tcW w:type="dxa" w:w="900"/>
+          </w:tcPr>
+          <w:p>
+            <w:r>
+              <w:rPr>
+                <w:sz w:val="18"/>
+              </w:rPr>
+              <w:t xml:space="preserve">Distress</w:t>
+            </w:r>
+          </w:p>
+        </w:tc>
+        <w:tc>
+          <w:tcPr>
+            <w:tcW w:type="dxa" w:w="900"/>
+          </w:tcPr>
+          <w:p>
+            <w:r>
+              <w:rPr>
+                <w:b/>
+                <w:sz w:val="18"/>
+              </w:rPr>
+              <w:t xml:space="preserve">EXOD</w:t>
+            </w:r>
+          </w:p>
+        </w:tc>
+        <w:tc>
+          <w:tcPr>
+            <w:tcW w:type="dxa" w:w="900"/>
+          </w:tcPr>
+          <w:p>
+            <w:r>
+              <w:rPr>
+                <w:sz w:val="18"/>
+              </w:rPr>
+              <w:t xml:space="preserve">42.2</w:t>
+            </w:r>
+          </w:p>
+        </w:tc>
+        <w:tc>
+          <w:tcPr>
+            <w:tcW w:type="dxa" w:w="1200"/>
+          </w:tcPr>
+          <w:p>
+            <w:r>
+              <w:rPr>
+                <w:sz w:val="18"/>
+              </w:rPr>
+              <w:t xml:space="preserve">Drop</w:t>
+            </w:r>
+          </w:p>
+        </w:tc>
+        <w:tc>
+          <w:tcPr>
+            <w:tcW w:type="dxa" w:w="5700"/>
+          </w:tcPr>
+          <w:p>
+            <w:r>
+              <w:rPr>
+                <w:sz w:val="18"/>
+              </w:rPr>
+              <w:t xml:space="preserve">Ample cash ($72.9M cash plus $48.2M digital assets, ~1.6yr runway) and narrowing quarterly losses ($32.1M to $18.6M), with a July 2026 restructuring (25% workforce cut) already extending runway without equity; no going-concern or delisting signal found.</w:t>
+            </w:r>
+          </w:p>
+        </w:tc>
+      </w:tr>
+      <w:tr>
+        <w:tc>
+          <w:tcPr>
+            <w:tcW w:type="dxa" w:w="900"/>
+          </w:tcPr>
+          <w:p>
+            <w:r>
+              <w:rPr>
+                <w:sz w:val="18"/>
+              </w:rPr>
+              <w:t xml:space="preserve">Distress</w:t>
+            </w:r>
+          </w:p>
+        </w:tc>
+        <w:tc>
+          <w:tcPr>
+            <w:tcW w:type="dxa" w:w="900"/>
+          </w:tcPr>
+          <w:p>
+            <w:r>
+              <w:rPr>
+                <w:b/>
+                <w:sz w:val="18"/>
+              </w:rPr>
+              <w:t xml:space="preserve">EBS</w:t>
+            </w:r>
+          </w:p>
+        </w:tc>
+        <w:tc>
+          <w:tcPr>
+            <w:tcW w:type="dxa" w:w="900"/>
+          </w:tcPr>
+          <w:p>
+            <w:r>
+              <w:rPr>
+                <w:sz w:val="18"/>
+              </w:rPr>
+              <w:t xml:space="preserve">42.2</w:t>
+            </w:r>
+          </w:p>
+        </w:tc>
+        <w:tc>
+          <w:tcPr>
+            <w:tcW w:type="dxa" w:w="1200"/>
+          </w:tcPr>
+          <w:p>
+            <w:r>
+              <w:rPr>
+                <w:sz w:val="18"/>
+              </w:rPr>
+              <w:t xml:space="preserve">Drop</w:t>
+            </w:r>
+          </w:p>
+        </w:tc>
+        <w:tc>
+          <w:tcPr>
+            <w:tcW w:type="dxa" w:w="5700"/>
+          </w:tcPr>
+          <w:p>
+            <w:r>
+              <w:rPr>
+                <w:sz w:val="18"/>
+              </w:rPr>
+              <w:t xml:space="preserve">Adjusted-EBITDA profitable (41% margin) and just refinanced $590M of debt out to 2031 (April 2026), cutting interest expense; a large Narcan impairment drove the GAAP headline loss but not a cash crisis.</w:t>
+            </w:r>
+          </w:p>
+        </w:tc>
+      </w:tr>
+      <w:tr>
+        <w:tc>
+          <w:tcPr>
+            <w:tcW w:type="dxa" w:w="900"/>
+          </w:tcPr>
+          <w:p>
+            <w:r>
+              <w:rPr>
+                <w:sz w:val="18"/>
+              </w:rPr>
+              <w:t xml:space="preserve">Distress</w:t>
+            </w:r>
+          </w:p>
+        </w:tc>
+        <w:tc>
+          <w:tcPr>
+            <w:tcW w:type="dxa" w:w="900"/>
+          </w:tcPr>
+          <w:p>
+            <w:r>
+              <w:rPr>
+                <w:b/>
+                <w:sz w:val="18"/>
+              </w:rPr>
+              <w:t xml:space="preserve">CRMD</w:t>
+            </w:r>
+          </w:p>
+        </w:tc>
+        <w:tc>
+          <w:tcPr>
+            <w:tcW w:type="dxa" w:w="900"/>
+          </w:tcPr>
+          <w:p>
+            <w:r>
+              <w:rPr>
+                <w:sz w:val="18"/>
+              </w:rPr>
+              <w:t xml:space="preserve">42.2</w:t>
+            </w:r>
+          </w:p>
+        </w:tc>
+        <w:tc>
+          <w:tcPr>
+            <w:tcW w:type="dxa" w:w="1200"/>
+          </w:tcPr>
+          <w:p>
+            <w:r>
+              <w:rPr>
+                <w:sz w:val="18"/>
+              </w:rPr>
+              <w:t xml:space="preserve">Drop</w:t>
+            </w:r>
+          </w:p>
+        </w:tc>
+        <w:tc>
+          <w:tcPr>
+            <w:tcW w:type="dxa" w:w="5700"/>
+          </w:tcPr>
+          <w:p>
+            <w:r>
+              <w:rPr>
+                <w:sz w:val="18"/>
+              </w:rPr>
+              <w:t xml:space="preserve">Cash more than doubled to $256.7M on strong positive operating cash flow ($128.6M for H1 2026) and raised revenue guidance; no going-concern or distress signal despite the price decline.</w:t>
+            </w:r>
+          </w:p>
+        </w:tc>
+      </w:tr>
+      <w:tr>
+        <w:tc>
+          <w:tcPr>
+            <w:tcW w:type="dxa" w:w="900"/>
+          </w:tcPr>
+          <w:p>
+            <w:r>
+              <w:rPr>
+                <w:sz w:val="18"/>
+              </w:rPr>
+              <w:t xml:space="preserve">Distress</w:t>
+            </w:r>
+          </w:p>
+        </w:tc>
+        <w:tc>
+          <w:tcPr>
+            <w:tcW w:type="dxa" w:w="900"/>
+          </w:tcPr>
+          <w:p>
+            <w:r>
+              <w:rPr>
+                <w:b/>
+                <w:sz w:val="18"/>
+              </w:rPr>
+              <w:t xml:space="preserve">BNC</w:t>
+            </w:r>
+          </w:p>
+        </w:tc>
+        <w:tc>
+          <w:tcPr>
+            <w:tcW w:type="dxa" w:w="900"/>
+          </w:tcPr>
+          <w:p>
+            <w:r>
+              <w:rPr>
+                <w:sz w:val="18"/>
+              </w:rPr>
+              <w:t xml:space="preserve">41.2</w:t>
+            </w:r>
+          </w:p>
+        </w:tc>
+        <w:tc>
+          <w:tcPr>
+            <w:tcW w:type="dxa" w:w="1200"/>
+          </w:tcPr>
+          <w:p>
+            <w:r>
+              <w:rPr>
+                <w:sz w:val="18"/>
+              </w:rPr>
+              <w:t xml:space="preserve">Drop</w:t>
+            </w:r>
+          </w:p>
+        </w:tc>
+        <w:tc>
+          <w:tcPr>
+            <w:tcW w:type="dxa" w:w="5700"/>
+          </w:tcPr>
+          <w:p>
+            <w:r>
+              <w:rPr>
+                <w:sz w:val="18"/>
+              </w:rPr>
+              <w:t xml:space="preserve">Zero debt and no going-concern language found; the live Nasdaq notice is for a late annual shareholder meeting (governance/procedural), not a price or liquidity issue a capital raise would fix, and current-period cash/burn data could not be verified.</w:t>
+            </w:r>
+          </w:p>
+        </w:tc>
+      </w:tr>
+      <w:tr>
+        <w:tc>
+          <w:tcPr>
+            <w:tcW w:type="dxa" w:w="900"/>
+          </w:tcPr>
+          <w:p>
+            <w:r>
+              <w:rPr>
+                <w:sz w:val="18"/>
+              </w:rPr>
+              <w:t xml:space="preserve">Distress</w:t>
+            </w:r>
+          </w:p>
+        </w:tc>
+        <w:tc>
+          <w:tcPr>
+            <w:tcW w:type="dxa" w:w="900"/>
+          </w:tcPr>
+          <w:p>
+            <w:r>
+              <w:rPr>
+                <w:b/>
+                <w:sz w:val="18"/>
+              </w:rPr>
+              <w:t xml:space="preserve">AIRO</w:t>
+            </w:r>
+          </w:p>
+        </w:tc>
+        <w:tc>
+          <w:tcPr>
+            <w:tcW w:type="dxa" w:w="900"/>
+          </w:tcPr>
+          <w:p>
+            <w:r>
+              <w:rPr>
+                <w:sz w:val="18"/>
+              </w:rPr>
+              <w:t xml:space="preserve">41.2</w:t>
+            </w:r>
+          </w:p>
+        </w:tc>
+        <w:tc>
+          <w:tcPr>
+            <w:tcW w:type="dxa" w:w="1200"/>
+          </w:tcPr>
+          <w:p>
+            <w:r>
+              <w:rPr>
+                <w:sz w:val="18"/>
+              </w:rPr>
+              <w:t xml:space="preserve">Ambiguous</w:t>
+            </w:r>
+          </w:p>
+        </w:tc>
+        <w:tc>
+          <w:tcPr>
+            <w:tcW w:type="dxa" w:w="5700"/>
+          </w:tcPr>
+          <w:p>
+            <w:r>
+              <w:rPr>
+                <w:sz w:val="18"/>
+              </w:rPr>
+              <w:t xml:space="preserve">Genuinely thin cash ($26M) against a $48.7M H1 operating outflow, but management states 12+ months of runway on a $150M defense backlog and recent Blue UAS wins; the growth story undercuts the urgency framing needed for a distress pitch.</w:t>
+            </w:r>
+          </w:p>
+        </w:tc>
+      </w:tr>
+      <w:tr>
+        <w:tc>
+          <w:tcPr>
+            <w:tcW w:type="dxa" w:w="900"/>
+          </w:tcPr>
+          <w:p>
+            <w:r>
+              <w:rPr>
+                <w:sz w:val="18"/>
+              </w:rPr>
+              <w:t xml:space="preserve">Distress</w:t>
+            </w:r>
+          </w:p>
+        </w:tc>
+        <w:tc>
+          <w:tcPr>
+            <w:tcW w:type="dxa" w:w="900"/>
+          </w:tcPr>
+          <w:p>
+            <w:r>
+              <w:rPr>
+                <w:b/>
+                <w:sz w:val="18"/>
+              </w:rPr>
+              <w:t xml:space="preserve">TNYA</w:t>
+            </w:r>
+          </w:p>
+        </w:tc>
+        <w:tc>
+          <w:tcPr>
+            <w:tcW w:type="dxa" w:w="900"/>
+          </w:tcPr>
+          <w:p>
+            <w:r>
+              <w:rPr>
+                <w:sz w:val="18"/>
+              </w:rPr>
+              <w:t xml:space="preserve">41.0</w:t>
+            </w:r>
+          </w:p>
+        </w:tc>
+        <w:tc>
+          <w:tcPr>
+            <w:tcW w:type="dxa" w:w="1200"/>
+          </w:tcPr>
+          <w:p>
+            <w:r>
+              <w:rPr>
+                <w:sz w:val="18"/>
+              </w:rPr>
+              <w:t xml:space="preserve">Ambiguous</w:t>
+            </w:r>
+          </w:p>
+        </w:tc>
+        <w:tc>
+          <w:tcPr>
+            <w:tcW w:type="dxa" w:w="5700"/>
+          </w:tcPr>
+          <w:p>
+            <w:r>
+              <w:rPr>
+                <w:sz w:val="18"/>
+              </w:rPr>
+              <w:t xml:space="preserve">A Nasdaq bid-price cure deadline (July 27, 2026) has reportedly passed with status unconfirmed, but $78.1M cash and a runway into H2 2027 plus a $60M private raise roughly 8 months ago complicate the urgency case.</w:t>
+            </w:r>
+          </w:p>
+        </w:tc>
+      </w:tr>
+      <w:tr>
+        <w:tc>
+          <w:tcPr>
+            <w:tcW w:type="dxa" w:w="900"/>
+          </w:tcPr>
+          <w:p>
+            <w:r>
+              <w:rPr>
+                <w:sz w:val="18"/>
+              </w:rPr>
+              <w:t xml:space="preserve">Distress</w:t>
+            </w:r>
+          </w:p>
+        </w:tc>
+        <w:tc>
+          <w:tcPr>
+            <w:tcW w:type="dxa" w:w="900"/>
+          </w:tcPr>
+          <w:p>
+            <w:r>
+              <w:rPr>
+                <w:b/>
+                <w:sz w:val="18"/>
+              </w:rPr>
+              <w:t xml:space="preserve">LNSR</w:t>
+            </w:r>
+          </w:p>
+        </w:tc>
+        <w:tc>
+          <w:tcPr>
+            <w:tcW w:type="dxa" w:w="900"/>
+          </w:tcPr>
+          <w:p>
+            <w:r>
+              <w:rPr>
+                <w:sz w:val="18"/>
+              </w:rPr>
+              <w:t xml:space="preserve">40.8</w:t>
+            </w:r>
+          </w:p>
+        </w:tc>
+        <w:tc>
+          <w:tcPr>
+            <w:tcW w:type="dxa" w:w="1200"/>
+          </w:tcPr>
+          <w:p>
+            <w:r>
+              <w:rPr>
+                <w:sz w:val="18"/>
+              </w:rPr>
+              <w:t xml:space="preserve">Keep</w:t>
+            </w:r>
+          </w:p>
+        </w:tc>
+        <w:tc>
+          <w:tcPr>
+            <w:tcW w:type="dxa" w:w="5700"/>
+          </w:tcPr>
+          <w:p>
+            <w:r>
+              <w:rPr>
+                <w:sz w:val="18"/>
+              </w:rPr>
+              <w:t xml:space="preserve">Cash fell to $13.6M against a core (non-GAAP-boosted) burn of ~$4.3M/quarter and zero debt capacity to bridge the gap; no recent raise, going-concern, or delisting signal, but the runway math is genuinely tight. One-pager written.</w:t>
+            </w:r>
+          </w:p>
+        </w:tc>
+      </w:tr>
+      <w:tr>
+        <w:tc>
+          <w:tcPr>
+            <w:tcW w:type="dxa" w:w="900"/>
+          </w:tcPr>
+          <w:p>
+            <w:r>
+              <w:rPr>
+                <w:sz w:val="18"/>
+              </w:rPr>
+              <w:t xml:space="preserve">Distress</w:t>
+            </w:r>
+          </w:p>
+        </w:tc>
+        <w:tc>
+          <w:tcPr>
+            <w:tcW w:type="dxa" w:w="900"/>
+          </w:tcPr>
+          <w:p>
+            <w:r>
+              <w:rPr>
+                <w:b/>
+                <w:sz w:val="18"/>
+              </w:rPr>
+              <w:t xml:space="preserve">TNXP</w:t>
+            </w:r>
+          </w:p>
+        </w:tc>
+        <w:tc>
+          <w:tcPr>
+            <w:tcW w:type="dxa" w:w="900"/>
+          </w:tcPr>
+          <w:p>
+            <w:r>
+              <w:rPr>
+                <w:sz w:val="18"/>
+              </w:rPr>
+              <w:t xml:space="preserve">39.5</w:t>
+            </w:r>
+          </w:p>
+        </w:tc>
+        <w:tc>
+          <w:tcPr>
+            <w:tcW w:type="dxa" w:w="1200"/>
+          </w:tcPr>
+          <w:p>
+            <w:r>
+              <w:rPr>
+                <w:sz w:val="18"/>
+              </w:rPr>
+              <w:t xml:space="preserve">Drop</w:t>
+            </w:r>
+          </w:p>
+        </w:tc>
+        <w:tc>
+          <w:tcPr>
+            <w:tcW w:type="dxa" w:w="5700"/>
+          </w:tcPr>
+          <w:p>
+            <w:r>
+              <w:rPr>
+                <w:sz w:val="18"/>
+              </w:rPr>
+              <w:t xml:space="preserve">Going-concern language is present but sits oddly against $176.2M of cash, and the company already raised $53.6M via ATM in H1 2026 with a $75M Lincoln Park facility still available; capital access is not the constraint.</w:t>
+            </w:r>
+          </w:p>
+        </w:tc>
+      </w:tr>
+      <w:tr>
+        <w:tc>
+          <w:tcPr>
+            <w:tcW w:type="dxa" w:w="900"/>
+          </w:tcPr>
+          <w:p>
+            <w:r>
+              <w:rPr>
+                <w:sz w:val="18"/>
+              </w:rPr>
+              <w:t xml:space="preserve">Distress</w:t>
+            </w:r>
+          </w:p>
+        </w:tc>
+        <w:tc>
+          <w:tcPr>
+            <w:tcW w:type="dxa" w:w="900"/>
+          </w:tcPr>
+          <w:p>
+            <w:r>
+              <w:rPr>
+                <w:b/>
+                <w:sz w:val="18"/>
+              </w:rPr>
+              <w:t xml:space="preserve">NAKA</w:t>
+            </w:r>
+          </w:p>
+        </w:tc>
+        <w:tc>
+          <w:tcPr>
+            <w:tcW w:type="dxa" w:w="900"/>
+          </w:tcPr>
+          <w:p>
+            <w:r>
+              <w:rPr>
+                <w:sz w:val="18"/>
+              </w:rPr>
+              <w:t xml:space="preserve">39.2</w:t>
+            </w:r>
+          </w:p>
+        </w:tc>
+        <w:tc>
+          <w:tcPr>
+            <w:tcW w:type="dxa" w:w="1200"/>
+          </w:tcPr>
+          <w:p>
+            <w:r>
+              <w:rPr>
+                <w:sz w:val="18"/>
+              </w:rPr>
+              <w:t xml:space="preserve">Drop</w:t>
+            </w:r>
+          </w:p>
+        </w:tc>
+        <w:tc>
+          <w:tcPr>
+            <w:tcW w:type="dxa" w:w="5700"/>
+          </w:tcPr>
+          <w:p>
+            <w:r>
+              <w:rPr>
+                <w:sz w:val="18"/>
+              </w:rPr>
+              <w:t xml:space="preserve">A $210M USDT loan matures December 2026, but it is collateralized against a ~$261.5M Bitcoin treasury and the company already resolved its delisting risk via a 1-for-40 reverse split; revealed preference is BTC-backed debt, not equity.</w:t>
+            </w:r>
+          </w:p>
+        </w:tc>
+      </w:tr>
+      <w:tr>
+        <w:tc>
+          <w:tcPr>
+            <w:tcW w:type="dxa" w:w="900"/>
+          </w:tcPr>
+          <w:p>
+            <w:r>
+              <w:rPr>
+                <w:sz w:val="18"/>
+              </w:rPr>
+              <w:t xml:space="preserve">Distress</w:t>
+            </w:r>
+          </w:p>
+        </w:tc>
+        <w:tc>
+          <w:tcPr>
+            <w:tcW w:type="dxa" w:w="900"/>
+          </w:tcPr>
+          <w:p>
+            <w:r>
+              <w:rPr>
+                <w:b/>
+                <w:sz w:val="18"/>
+              </w:rPr>
+              <w:t xml:space="preserve">OPTU</w:t>
+            </w:r>
+          </w:p>
+        </w:tc>
+        <w:tc>
+          <w:tcPr>
+            <w:tcW w:type="dxa" w:w="900"/>
+          </w:tcPr>
+          <w:p>
+            <w:r>
+              <w:rPr>
+                <w:sz w:val="18"/>
+              </w:rPr>
+              <w:t xml:space="preserve">38.5</w:t>
+            </w:r>
+          </w:p>
+        </w:tc>
+        <w:tc>
+          <w:tcPr>
+            <w:tcW w:type="dxa" w:w="1200"/>
+          </w:tcPr>
+          <w:p>
+            <w:r>
+              <w:rPr>
+                <w:sz w:val="18"/>
+              </w:rPr>
+              <w:t xml:space="preserve">Keep</w:t>
+            </w:r>
+          </w:p>
+        </w:tc>
+        <w:tc>
+          <w:tcPr>
+            <w:tcW w:type="dxa" w:w="5700"/>
+          </w:tcPr>
+          <w:p>
+            <w:r>
+              <w:rPr>
+                <w:sz w:val="18"/>
+              </w:rPr>
+              <w:t xml:space="preserve">Explicit going-concern language, a live NYSE bid-price delisting clock (cure to Feb 13, 2027), and a ~$6.3B 2027 debt maturity wall against only a $465M market cap; equity alone cannot fix the capital structure but every dollar raised before the deadlines converge helps. One-pager written.</w:t>
+            </w:r>
+          </w:p>
+        </w:tc>
+      </w:tr>
+      <w:tr>
+        <w:tc>
+          <w:tcPr>
+            <w:tcW w:type="dxa" w:w="900"/>
+          </w:tcPr>
+          <w:p>
+            <w:r>
+              <w:rPr>
+                <w:sz w:val="18"/>
+              </w:rPr>
+              <w:t xml:space="preserve">Distress</w:t>
+            </w:r>
+          </w:p>
+        </w:tc>
+        <w:tc>
+          <w:tcPr>
+            <w:tcW w:type="dxa" w:w="900"/>
+          </w:tcPr>
+          <w:p>
+            <w:r>
+              <w:rPr>
+                <w:b/>
+                <w:sz w:val="18"/>
+              </w:rPr>
+              <w:t xml:space="preserve">FUN</w:t>
+            </w:r>
+          </w:p>
+        </w:tc>
+        <w:tc>
+          <w:tcPr>
+            <w:tcW w:type="dxa" w:w="900"/>
+          </w:tcPr>
+          <w:p>
+            <w:r>
+              <w:rPr>
+                <w:sz w:val="18"/>
+              </w:rPr>
+              <w:t xml:space="preserve">38.5</w:t>
+            </w:r>
+          </w:p>
+        </w:tc>
+        <w:tc>
+          <w:tcPr>
+            <w:tcW w:type="dxa" w:w="1200"/>
+          </w:tcPr>
+          <w:p>
+            <w:r>
+              <w:rPr>
+                <w:sz w:val="18"/>
+              </w:rPr>
+              <w:t xml:space="preserve">Ambiguous</w:t>
+            </w:r>
+          </w:p>
+        </w:tc>
+        <w:tc>
+          <w:tcPr>
+            <w:tcW w:type="dxa" w:w="5700"/>
+          </w:tcPr>
+          <w:p>
+            <w:r>
+              <w:rPr>
+                <w:sz w:val="18"/>
+              </w:rPr>
+              <w:t xml:space="preserve">Highly levered (19.4x debt/equity, $5.5B total debt) with a widening net loss, but no going-concern or delisting signal was found and no specific near-term debt maturity was identified for this seasonal cash-generative business.</w:t>
+            </w:r>
+          </w:p>
+        </w:tc>
+      </w:tr>
+      <w:tr>
+        <w:tc>
+          <w:tcPr>
+            <w:tcW w:type="dxa" w:w="900"/>
+          </w:tcPr>
+          <w:p>
+            <w:r>
+              <w:rPr>
+                <w:sz w:val="18"/>
+              </w:rPr>
+              <w:t xml:space="preserve">Distress</w:t>
+            </w:r>
+          </w:p>
+        </w:tc>
+        <w:tc>
+          <w:tcPr>
+            <w:tcW w:type="dxa" w:w="900"/>
+          </w:tcPr>
+          <w:p>
+            <w:r>
+              <w:rPr>
+                <w:b/>
+                <w:sz w:val="18"/>
+              </w:rPr>
+              <w:t xml:space="preserve">AVXL</w:t>
+            </w:r>
+          </w:p>
+        </w:tc>
+        <w:tc>
+          <w:tcPr>
+            <w:tcW w:type="dxa" w:w="900"/>
+          </w:tcPr>
+          <w:p>
+            <w:r>
+              <w:rPr>
+                <w:sz w:val="18"/>
+              </w:rPr>
+              <w:t xml:space="preserve">38.5</w:t>
+            </w:r>
+          </w:p>
+        </w:tc>
+        <w:tc>
+          <w:tcPr>
+            <w:tcW w:type="dxa" w:w="1200"/>
+          </w:tcPr>
+          <w:p>
+            <w:r>
+              <w:rPr>
+                <w:sz w:val="18"/>
+              </w:rPr>
+              <w:t xml:space="preserve">Drop</w:t>
+            </w:r>
+          </w:p>
+        </w:tc>
+        <w:tc>
+          <w:tcPr>
+            <w:tcW w:type="dxa" w:w="5700"/>
+          </w:tcPr>
+          <w:p>
+            <w:r>
+              <w:rPr>
+                <w:sz w:val="18"/>
+              </w:rPr>
+              <w:t xml:space="preserve">Ample cash ($118-127M) with a management-guided runway into FY2028 via an existing ATM program; the Nasdaq notice found is an administrative late-filing issue, not a price-based delisting risk.</w:t>
+            </w:r>
+          </w:p>
+        </w:tc>
+      </w:tr>
+      <w:tr>
+        <w:tc>
+          <w:tcPr>
+            <w:tcW w:type="dxa" w:w="900"/>
+          </w:tcPr>
+          <w:p>
+            <w:r>
+              <w:rPr>
+                <w:sz w:val="18"/>
+              </w:rPr>
+              <w:t xml:space="preserve">Distress</w:t>
+            </w:r>
+          </w:p>
+        </w:tc>
+        <w:tc>
+          <w:tcPr>
+            <w:tcW w:type="dxa" w:w="900"/>
+          </w:tcPr>
+          <w:p>
+            <w:r>
+              <w:rPr>
+                <w:b/>
+                <w:sz w:val="18"/>
+              </w:rPr>
+              <w:t xml:space="preserve">DNA</w:t>
+            </w:r>
+          </w:p>
+        </w:tc>
+        <w:tc>
+          <w:tcPr>
+            <w:tcW w:type="dxa" w:w="900"/>
+          </w:tcPr>
+          <w:p>
+            <w:r>
+              <w:rPr>
+                <w:sz w:val="18"/>
+              </w:rPr>
+              <w:t xml:space="preserve">38.2</w:t>
+            </w:r>
+          </w:p>
+        </w:tc>
+        <w:tc>
+          <w:tcPr>
+            <w:tcW w:type="dxa" w:w="1200"/>
+          </w:tcPr>
+          <w:p>
+            <w:r>
+              <w:rPr>
+                <w:sz w:val="18"/>
+              </w:rPr>
+              <w:t xml:space="preserve">Drop</w:t>
+            </w:r>
+          </w:p>
+        </w:tc>
+        <w:tc>
+          <w:tcPr>
+            <w:tcW w:type="dxa" w:w="5700"/>
+          </w:tcPr>
+          <w:p>
+            <w:r>
+              <w:rPr>
+                <w:sz w:val="18"/>
+              </w:rPr>
+              <w:t xml:space="preserve">$302M cash against $125-150M of FY2026 guided burn (roughly two years of runway) with no debt; no current going-concern language or live delisting notice was confirmed.</w:t>
+            </w:r>
+          </w:p>
+        </w:tc>
+      </w:tr>
+      <w:tr>
+        <w:tc>
+          <w:tcPr>
+            <w:tcW w:type="dxa" w:w="900"/>
+          </w:tcPr>
+          <w:p>
+            <w:r>
+              <w:rPr>
+                <w:sz w:val="18"/>
+              </w:rPr>
+              <w:t xml:space="preserve">Distress</w:t>
+            </w:r>
+          </w:p>
+        </w:tc>
+        <w:tc>
+          <w:tcPr>
+            <w:tcW w:type="dxa" w:w="900"/>
+          </w:tcPr>
+          <w:p>
+            <w:r>
+              <w:rPr>
+                <w:b/>
+                <w:sz w:val="18"/>
+              </w:rPr>
+              <w:t xml:space="preserve">ARDX</w:t>
+            </w:r>
+          </w:p>
+        </w:tc>
+        <w:tc>
+          <w:tcPr>
+            <w:tcW w:type="dxa" w:w="900"/>
+          </w:tcPr>
+          <w:p>
+            <w:r>
+              <w:rPr>
+                <w:sz w:val="18"/>
+              </w:rPr>
+              <w:t xml:space="preserve">38.2</w:t>
+            </w:r>
+          </w:p>
+        </w:tc>
+        <w:tc>
+          <w:tcPr>
+            <w:tcW w:type="dxa" w:w="1200"/>
+          </w:tcPr>
+          <w:p>
+            <w:r>
+              <w:rPr>
+                <w:sz w:val="18"/>
+              </w:rPr>
+              <w:t xml:space="preserve">Drop</w:t>
+            </w:r>
+          </w:p>
+        </w:tc>
+        <w:tc>
+          <w:tcPr>
+            <w:tcW w:type="dxa" w:w="5700"/>
+          </w:tcPr>
+          <w:p>
+            <w:r>
+              <w:rPr>
+                <w:sz w:val="18"/>
+              </w:rPr>
+              <w:t xml:space="preserve">$281.8M of cash and investments with sharply narrowing losses on a path to 2027 profitability; the only recent registration found is a small $36M employee-stock-plan shelf, not a capital-need raise.</w:t>
+            </w:r>
+          </w:p>
+        </w:tc>
+      </w:tr>
+      <w:tr>
+        <w:tc>
+          <w:tcPr>
+            <w:tcW w:type="dxa" w:w="900"/>
+          </w:tcPr>
+          <w:p>
+            <w:r>
+              <w:rPr>
+                <w:sz w:val="18"/>
+              </w:rPr>
+              <w:t xml:space="preserve">Distress</w:t>
+            </w:r>
+          </w:p>
+        </w:tc>
+        <w:tc>
+          <w:tcPr>
+            <w:tcW w:type="dxa" w:w="900"/>
+          </w:tcPr>
+          <w:p>
+            <w:r>
+              <w:rPr>
+                <w:b/>
+                <w:sz w:val="18"/>
+              </w:rPr>
+              <w:t xml:space="preserve">EIKN</w:t>
+            </w:r>
+          </w:p>
+        </w:tc>
+        <w:tc>
+          <w:tcPr>
+            <w:tcW w:type="dxa" w:w="900"/>
+          </w:tcPr>
+          <w:p>
+            <w:r>
+              <w:rPr>
+                <w:sz w:val="18"/>
+              </w:rPr>
+              <w:t xml:space="preserve">38.0</w:t>
+            </w:r>
+          </w:p>
+        </w:tc>
+        <w:tc>
+          <w:tcPr>
+            <w:tcW w:type="dxa" w:w="1200"/>
+          </w:tcPr>
+          <w:p>
+            <w:r>
+              <w:rPr>
+                <w:sz w:val="18"/>
+              </w:rPr>
+              <w:t xml:space="preserve">Drop</w:t>
+            </w:r>
+          </w:p>
+        </w:tc>
+        <w:tc>
+          <w:tcPr>
+            <w:tcW w:type="dxa" w:w="5700"/>
+          </w:tcPr>
+          <w:p>
+            <w:r>
+              <w:rPr>
+                <w:sz w:val="18"/>
+              </w:rPr>
+              <w:t xml:space="preserve">Raised $348.1M in its February 2026 IPO, inside the 6-month lookback, leaving $596M of cash; the going-concern language found is pre-IPO S-1 boilerplate now moot.</w:t>
+            </w:r>
+          </w:p>
+        </w:tc>
+      </w:tr>
+      <w:tr>
+        <w:tc>
+          <w:tcPr>
+            <w:tcW w:type="dxa" w:w="900"/>
+          </w:tcPr>
+          <w:p>
+            <w:r>
+              <w:rPr>
+                <w:sz w:val="18"/>
+              </w:rPr>
+              <w:t xml:space="preserve">Distress</w:t>
+            </w:r>
+          </w:p>
+        </w:tc>
+        <w:tc>
+          <w:tcPr>
+            <w:tcW w:type="dxa" w:w="900"/>
+          </w:tcPr>
+          <w:p>
+            <w:r>
+              <w:rPr>
+                <w:b/>
+                <w:sz w:val="18"/>
+              </w:rPr>
+              <w:t xml:space="preserve">AORT</w:t>
+            </w:r>
+          </w:p>
+        </w:tc>
+        <w:tc>
+          <w:tcPr>
+            <w:tcW w:type="dxa" w:w="900"/>
+          </w:tcPr>
+          <w:p>
+            <w:r>
+              <w:rPr>
+                <w:sz w:val="18"/>
+              </w:rPr>
+              <w:t xml:space="preserve">38.0</w:t>
+            </w:r>
+          </w:p>
+        </w:tc>
+        <w:tc>
+          <w:tcPr>
+            <w:tcW w:type="dxa" w:w="1200"/>
+          </w:tcPr>
+          <w:p>
+            <w:r>
+              <w:rPr>
+                <w:sz w:val="18"/>
+              </w:rPr>
+              <w:t xml:space="preserve">Drop</w:t>
+            </w:r>
+          </w:p>
+        </w:tc>
+        <w:tc>
+          <w:tcPr>
+            <w:tcW w:type="dxa" w:w="5700"/>
+          </w:tcPr>
+          <w:p>
+            <w:r>
+              <w:rPr>
+                <w:sz w:val="18"/>
+              </w:rPr>
+              <w:t xml:space="preserve">Moderate leverage (3.1x net) with 11% revenue growth; the recent Endospan acquisition was financed via a debt-for-equity exchange and a delayed-draw term loan, not a fresh equity ask, and no going-concern or delisting signal was found.</w:t>
+            </w:r>
+          </w:p>
+        </w:tc>
+      </w:tr>
+      <w:tr>
+        <w:tc>
+          <w:tcPr>
+            <w:tcW w:type="dxa" w:w="900"/>
+          </w:tcPr>
+          <w:p>
+            <w:r>
+              <w:rPr>
+                <w:sz w:val="18"/>
+              </w:rPr>
+              <w:t xml:space="preserve">Distress</w:t>
+            </w:r>
+          </w:p>
+        </w:tc>
+        <w:tc>
+          <w:tcPr>
+            <w:tcW w:type="dxa" w:w="900"/>
+          </w:tcPr>
+          <w:p>
+            <w:r>
+              <w:rPr>
+                <w:b/>
+                <w:sz w:val="18"/>
+              </w:rPr>
+              <w:t xml:space="preserve">XPOF</w:t>
+            </w:r>
+          </w:p>
+        </w:tc>
+        <w:tc>
+          <w:tcPr>
+            <w:tcW w:type="dxa" w:w="900"/>
+          </w:tcPr>
+          <w:p>
+            <w:r>
+              <w:rPr>
+                <w:sz w:val="18"/>
+              </w:rPr>
+              <w:t xml:space="preserve">37.8</w:t>
+            </w:r>
+          </w:p>
+        </w:tc>
+        <w:tc>
+          <w:tcPr>
+            <w:tcW w:type="dxa" w:w="1200"/>
+          </w:tcPr>
+          <w:p>
+            <w:r>
+              <w:rPr>
+                <w:sz w:val="18"/>
+              </w:rPr>
+              <w:t xml:space="preserve">Ambiguous</w:t>
+            </w:r>
+          </w:p>
+        </w:tc>
+        <w:tc>
+          <w:tcPr>
+            <w:tcW w:type="dxa" w:w="5700"/>
+          </w:tcPr>
+          <w:p>
+            <w:r>
+              <w:rPr>
+                <w:sz w:val="18"/>
+              </w:rPr>
+              <w:t xml:space="preserve">Genuinely thin cash ($25M) against $523.7M of debt is a real distress signal, but the company is mid-way through a Jefferies-led strategic alternatives (sale/merger) review, making an independent equity pitch premature.</w:t>
+            </w:r>
+          </w:p>
+        </w:tc>
+      </w:tr>
+      <w:tr>
+        <w:tc>
+          <w:tcPr>
+            <w:tcW w:type="dxa" w:w="900"/>
+          </w:tcPr>
+          <w:p>
+            <w:r>
+              <w:rPr>
+                <w:sz w:val="18"/>
+              </w:rPr>
+              <w:t xml:space="preserve">Distress</w:t>
+            </w:r>
+          </w:p>
+        </w:tc>
+        <w:tc>
+          <w:tcPr>
+            <w:tcW w:type="dxa" w:w="900"/>
+          </w:tcPr>
+          <w:p>
+            <w:r>
+              <w:rPr>
+                <w:b/>
+                <w:sz w:val="18"/>
+              </w:rPr>
+              <w:t xml:space="preserve">TONX</w:t>
+            </w:r>
+          </w:p>
+        </w:tc>
+        <w:tc>
+          <w:tcPr>
+            <w:tcW w:type="dxa" w:w="900"/>
+          </w:tcPr>
+          <w:p>
+            <w:r>
+              <w:rPr>
+                <w:sz w:val="18"/>
+              </w:rPr>
+              <w:t xml:space="preserve">37.8</w:t>
+            </w:r>
+          </w:p>
+        </w:tc>
+        <w:tc>
+          <w:tcPr>
+            <w:tcW w:type="dxa" w:w="1200"/>
+          </w:tcPr>
+          <w:p>
+            <w:r>
+              <w:rPr>
+                <w:sz w:val="18"/>
+              </w:rPr>
+              <w:t xml:space="preserve">Drop</w:t>
+            </w:r>
+          </w:p>
+        </w:tc>
+        <w:tc>
+          <w:tcPr>
+            <w:tcW w:type="dxa" w:w="5700"/>
+          </w:tcPr>
+          <w:p>
+            <w:r>
+              <w:rPr>
+                <w:sz w:val="18"/>
+              </w:rPr>
+              <w:t xml:space="preserve">A $558M private investment completed in early 2026 already addressed the company's capital needs; near-breakeven operations and a 2+ year runway leave no fresh case, and the Nasdaq issue was a reprimand, not a delisting.</w:t>
+            </w:r>
+          </w:p>
+        </w:tc>
+      </w:tr>
+      <w:tr>
+        <w:tc>
+          <w:tcPr>
+            <w:tcW w:type="dxa" w:w="900"/>
+          </w:tcPr>
+          <w:p>
+            <w:r>
+              <w:rPr>
+                <w:sz w:val="18"/>
+              </w:rPr>
+              <w:t xml:space="preserve">Distress</w:t>
+            </w:r>
+          </w:p>
+        </w:tc>
+        <w:tc>
+          <w:tcPr>
+            <w:tcW w:type="dxa" w:w="900"/>
+          </w:tcPr>
+          <w:p>
+            <w:r>
+              <w:rPr>
+                <w:b/>
+                <w:sz w:val="18"/>
+              </w:rPr>
+              <w:t xml:space="preserve">GO</w:t>
+            </w:r>
+          </w:p>
+        </w:tc>
+        <w:tc>
+          <w:tcPr>
+            <w:tcW w:type="dxa" w:w="900"/>
+          </w:tcPr>
+          <w:p>
+            <w:r>
+              <w:rPr>
+                <w:sz w:val="18"/>
+              </w:rPr>
+              <w:t xml:space="preserve">37.8</w:t>
+            </w:r>
+          </w:p>
+        </w:tc>
+        <w:tc>
+          <w:tcPr>
+            <w:tcW w:type="dxa" w:w="1200"/>
+          </w:tcPr>
+          <w:p>
+            <w:r>
+              <w:rPr>
+                <w:sz w:val="18"/>
+              </w:rPr>
+              <w:t xml:space="preserve">Drop</w:t>
+            </w:r>
+          </w:p>
+        </w:tc>
+        <w:tc>
+          <w:tcPr>
+            <w:tcW w:type="dxa" w:w="5700"/>
+          </w:tcPr>
+          <w:p>
+            <w:r>
+              <w:rPr>
+                <w:sz w:val="18"/>
+              </w:rPr>
+              <w:t xml:space="preserve">$153.8M of undrawn revolver capacity, 1.8x net leverage, and covenant compliance leave ample untapped debt capacity; Q2 2026 returned to net income despite an H1 goodwill-impairment-driven loss.</w:t>
+            </w:r>
+          </w:p>
+        </w:tc>
+      </w:tr>
+      <w:tr>
+        <w:tc>
+          <w:tcPr>
+            <w:tcW w:type="dxa" w:w="900"/>
+          </w:tcPr>
+          <w:p>
+            <w:r>
+              <w:rPr>
+                <w:sz w:val="18"/>
+              </w:rPr>
+              <w:t xml:space="preserve">Distress</w:t>
+            </w:r>
+          </w:p>
+        </w:tc>
+        <w:tc>
+          <w:tcPr>
+            <w:tcW w:type="dxa" w:w="900"/>
+          </w:tcPr>
+          <w:p>
+            <w:r>
+              <w:rPr>
+                <w:b/>
+                <w:sz w:val="18"/>
+              </w:rPr>
+              <w:t xml:space="preserve">LAB</w:t>
+            </w:r>
+          </w:p>
+        </w:tc>
+        <w:tc>
+          <w:tcPr>
+            <w:tcW w:type="dxa" w:w="900"/>
+          </w:tcPr>
+          <w:p>
+            <w:r>
+              <w:rPr>
+                <w:sz w:val="18"/>
+              </w:rPr>
+              <w:t xml:space="preserve">37.0</w:t>
+            </w:r>
+          </w:p>
+        </w:tc>
+        <w:tc>
+          <w:tcPr>
+            <w:tcW w:type="dxa" w:w="1200"/>
+          </w:tcPr>
+          <w:p>
+            <w:r>
+              <w:rPr>
+                <w:sz w:val="18"/>
+              </w:rPr>
+              <w:t xml:space="preserve">Drop</w:t>
+            </w:r>
+          </w:p>
+        </w:tc>
+        <w:tc>
+          <w:tcPr>
+            <w:tcW w:type="dxa" w:w="5700"/>
+          </w:tcPr>
+          <w:p>
+            <w:r>
+              <w:rPr>
+                <w:sz w:val="18"/>
+              </w:rPr>
+              <w:t xml:space="preserve">Holds roughly $541M of cash and zero debt against only a $252M market cap (net cash exceeds market value); the live Nasdaq bid-price notice is best read as a market/merger-uncertainty issue to be cured via reverse split, not a capital need.</w:t>
+            </w:r>
+          </w:p>
+        </w:tc>
+      </w:tr>
+      <w:tr>
+        <w:tc>
+          <w:tcPr>
+            <w:tcW w:type="dxa" w:w="900"/>
+          </w:tcPr>
+          <w:p>
+            <w:r>
+              <w:rPr>
+                <w:sz w:val="18"/>
+              </w:rPr>
+              <w:t xml:space="preserve">Distress</w:t>
+            </w:r>
+          </w:p>
+        </w:tc>
+        <w:tc>
+          <w:tcPr>
+            <w:tcW w:type="dxa" w:w="900"/>
+          </w:tcPr>
+          <w:p>
+            <w:r>
+              <w:rPr>
+                <w:b/>
+                <w:sz w:val="18"/>
+              </w:rPr>
+              <w:t xml:space="preserve">ENVX</w:t>
+            </w:r>
+          </w:p>
+        </w:tc>
+        <w:tc>
+          <w:tcPr>
+            <w:tcW w:type="dxa" w:w="900"/>
+          </w:tcPr>
+          <w:p>
+            <w:r>
+              <w:rPr>
+                <w:sz w:val="18"/>
+              </w:rPr>
+              <w:t xml:space="preserve">37.0</w:t>
+            </w:r>
+          </w:p>
+        </w:tc>
+        <w:tc>
+          <w:tcPr>
+            <w:tcW w:type="dxa" w:w="1200"/>
+          </w:tcPr>
+          <w:p>
+            <w:r>
+              <w:rPr>
+                <w:sz w:val="18"/>
+              </w:rPr>
+              <w:t xml:space="preserve">Drop</w:t>
+            </w:r>
+          </w:p>
+        </w:tc>
+        <w:tc>
+          <w:tcPr>
+            <w:tcW w:type="dxa" w:w="5700"/>
+          </w:tcPr>
+          <w:p>
+            <w:r>
+              <w:rPr>
+                <w:sz w:val="18"/>
+              </w:rPr>
+              <w:t xml:space="preserve">$552.1M of cash against a $737M market cap with no going-concern or delisting signal; heavy capex on fab buildout explains the shorter stated runway, not distress.</w:t>
+            </w:r>
+          </w:p>
+        </w:tc>
+      </w:tr>
+      <w:tr>
+        <w:tc>
+          <w:tcPr>
+            <w:tcW w:type="dxa" w:w="900"/>
+          </w:tcPr>
+          <w:p>
+            <w:r>
+              <w:rPr>
+                <w:sz w:val="18"/>
+              </w:rPr>
+              <w:t xml:space="preserve">Distress</w:t>
+            </w:r>
+          </w:p>
+        </w:tc>
+        <w:tc>
+          <w:tcPr>
+            <w:tcW w:type="dxa" w:w="900"/>
+          </w:tcPr>
+          <w:p>
+            <w:r>
+              <w:rPr>
+                <w:b/>
+                <w:sz w:val="18"/>
+              </w:rPr>
+              <w:t xml:space="preserve">RXRX</w:t>
+            </w:r>
+          </w:p>
+        </w:tc>
+        <w:tc>
+          <w:tcPr>
+            <w:tcW w:type="dxa" w:w="900"/>
+          </w:tcPr>
+          <w:p>
+            <w:r>
+              <w:rPr>
+                <w:sz w:val="18"/>
+              </w:rPr>
+              <w:t xml:space="preserve">36.5</w:t>
+            </w:r>
+          </w:p>
+        </w:tc>
+        <w:tc>
+          <w:tcPr>
+            <w:tcW w:type="dxa" w:w="1200"/>
+          </w:tcPr>
+          <w:p>
+            <w:r>
+              <w:rPr>
+                <w:sz w:val="18"/>
+              </w:rPr>
+              <w:t xml:space="preserve">Drop</w:t>
+            </w:r>
+          </w:p>
+        </w:tc>
+        <w:tc>
+          <w:tcPr>
+            <w:tcW w:type="dxa" w:w="5700"/>
+          </w:tcPr>
+          <w:p>
+            <w:r>
+              <w:rPr>
+                <w:sz w:val="18"/>
+              </w:rPr>
+              <w:t xml:space="preserve">$556.8M cash with a runway into early 2028 and narrowing losses; a $300M ATM is available but untapped, and no going-concern or delisting signal was found.</w:t>
+            </w:r>
+          </w:p>
+        </w:tc>
+      </w:tr>
+      <w:tr>
+        <w:tc>
+          <w:tcPr>
+            <w:tcW w:type="dxa" w:w="900"/>
+          </w:tcPr>
+          <w:p>
+            <w:r>
+              <w:rPr>
+                <w:sz w:val="18"/>
+              </w:rPr>
+              <w:t xml:space="preserve">Distress</w:t>
+            </w:r>
+          </w:p>
+        </w:tc>
+        <w:tc>
+          <w:tcPr>
+            <w:tcW w:type="dxa" w:w="900"/>
+          </w:tcPr>
+          <w:p>
+            <w:r>
+              <w:rPr>
+                <w:b/>
+                <w:sz w:val="18"/>
+              </w:rPr>
+              <w:t xml:space="preserve">LVWR</w:t>
+            </w:r>
+          </w:p>
+        </w:tc>
+        <w:tc>
+          <w:tcPr>
+            <w:tcW w:type="dxa" w:w="900"/>
+          </w:tcPr>
+          <w:p>
+            <w:r>
+              <w:rPr>
+                <w:sz w:val="18"/>
+              </w:rPr>
+              <w:t xml:space="preserve">35.5</w:t>
+            </w:r>
+          </w:p>
+        </w:tc>
+        <w:tc>
+          <w:tcPr>
+            <w:tcW w:type="dxa" w:w="1200"/>
+          </w:tcPr>
+          <w:p>
+            <w:r>
+              <w:rPr>
+                <w:sz w:val="18"/>
+              </w:rPr>
+              <w:t xml:space="preserve">Keep</w:t>
+            </w:r>
+          </w:p>
+        </w:tc>
+        <w:tc>
+          <w:tcPr>
+            <w:tcW w:type="dxa" w:w="5700"/>
+          </w:tcPr>
+          <w:p>
+            <w:r>
+              <w:rPr>
+                <w:sz w:val="18"/>
+              </w:rPr>
+              <w:t xml:space="preserve">A related-party Harley-Davidson term loan (~$75-77M) matures October 31, 2026 against only $67.5M of cash and ~$53M annualized burn; management is actively seeking financing beyond its existing $50M ATM. One-pager written.</w:t>
+            </w:r>
+          </w:p>
+        </w:tc>
+      </w:tr>
+      <w:tr>
+        <w:tc>
+          <w:tcPr>
+            <w:tcW w:type="dxa" w:w="900"/>
+          </w:tcPr>
+          <w:p>
+            <w:r>
+              <w:rPr>
+                <w:sz w:val="18"/>
+              </w:rPr>
+              <w:t xml:space="preserve">Distress</w:t>
+            </w:r>
+          </w:p>
+        </w:tc>
+        <w:tc>
+          <w:tcPr>
+            <w:tcW w:type="dxa" w:w="900"/>
+          </w:tcPr>
+          <w:p>
+            <w:r>
+              <w:rPr>
+                <w:b/>
+                <w:sz w:val="18"/>
+              </w:rPr>
+              <w:t xml:space="preserve">VERX</w:t>
+            </w:r>
+          </w:p>
+        </w:tc>
+        <w:tc>
+          <w:tcPr>
+            <w:tcW w:type="dxa" w:w="900"/>
+          </w:tcPr>
+          <w:p>
+            <w:r>
+              <w:rPr>
+                <w:sz w:val="18"/>
+              </w:rPr>
+              <w:t xml:space="preserve">35.0</w:t>
+            </w:r>
+          </w:p>
+        </w:tc>
+        <w:tc>
+          <w:tcPr>
+            <w:tcW w:type="dxa" w:w="1200"/>
+          </w:tcPr>
+          <w:p>
+            <w:r>
+              <w:rPr>
+                <w:sz w:val="18"/>
+              </w:rPr>
+              <w:t xml:space="preserve">Drop</w:t>
+            </w:r>
+          </w:p>
+        </w:tc>
+        <w:tc>
+          <w:tcPr>
+            <w:tcW w:type="dxa" w:w="5700"/>
+          </w:tcPr>
+          <w:p>
+            <w:r>
+              <w:rPr>
+                <w:sz w:val="18"/>
+              </w:rPr>
+              <w:t xml:space="preserve">Positive free cash flow and net income in Q2 2026 with improving interest coverage; no distress signal despite the price decline.</w:t>
+            </w:r>
+          </w:p>
+        </w:tc>
+      </w:tr>
+      <w:tr>
+        <w:tc>
+          <w:tcPr>
+            <w:tcW w:type="dxa" w:w="900"/>
+          </w:tcPr>
+          <w:p>
+            <w:r>
+              <w:rPr>
+                <w:sz w:val="18"/>
+              </w:rPr>
+              <w:t xml:space="preserve">Distress</w:t>
+            </w:r>
+          </w:p>
+        </w:tc>
+        <w:tc>
+          <w:tcPr>
+            <w:tcW w:type="dxa" w:w="900"/>
+          </w:tcPr>
+          <w:p>
+            <w:r>
+              <w:rPr>
+                <w:b/>
+                <w:sz w:val="18"/>
+              </w:rPr>
+              <w:t xml:space="preserve">LMRI</w:t>
+            </w:r>
+          </w:p>
+        </w:tc>
+        <w:tc>
+          <w:tcPr>
+            <w:tcW w:type="dxa" w:w="900"/>
+          </w:tcPr>
+          <w:p>
+            <w:r>
+              <w:rPr>
+                <w:sz w:val="18"/>
+              </w:rPr>
+              <w:t xml:space="preserve">34.2</w:t>
+            </w:r>
+          </w:p>
+        </w:tc>
+        <w:tc>
+          <w:tcPr>
+            <w:tcW w:type="dxa" w:w="1200"/>
+          </w:tcPr>
+          <w:p>
+            <w:r>
+              <w:rPr>
+                <w:sz w:val="18"/>
+              </w:rPr>
+              <w:t xml:space="preserve">Drop</w:t>
+            </w:r>
+          </w:p>
+        </w:tc>
+        <w:tc>
+          <w:tcPr>
+            <w:tcW w:type="dxa" w:w="5700"/>
+          </w:tcPr>
+          <w:p>
+            <w:r>
+              <w:rPr>
+                <w:sz w:val="18"/>
+              </w:rPr>
+              <w:t xml:space="preserve">Just completed a $823M term loan plus $250M revolver refinancing (June 2026) that cut net leverage from 5.7x to 3.6x and swung the company back to a Q2 profit; revealed debt-financing preference, not equity.</w:t>
+            </w:r>
+          </w:p>
+        </w:tc>
+      </w:tr>
+      <w:tr>
+        <w:tc>
+          <w:tcPr>
+            <w:tcW w:type="dxa" w:w="900"/>
+          </w:tcPr>
+          <w:p>
+            <w:r>
+              <w:rPr>
+                <w:sz w:val="18"/>
+              </w:rPr>
+              <w:t xml:space="preserve">Distress</w:t>
+            </w:r>
+          </w:p>
+        </w:tc>
+        <w:tc>
+          <w:tcPr>
+            <w:tcW w:type="dxa" w:w="900"/>
+          </w:tcPr>
+          <w:p>
+            <w:r>
+              <w:rPr>
+                <w:b/>
+                <w:sz w:val="18"/>
+              </w:rPr>
+              <w:t xml:space="preserve">ATEC</w:t>
+            </w:r>
+          </w:p>
+        </w:tc>
+        <w:tc>
+          <w:tcPr>
+            <w:tcW w:type="dxa" w:w="900"/>
+          </w:tcPr>
+          <w:p>
+            <w:r>
+              <w:rPr>
+                <w:sz w:val="18"/>
+              </w:rPr>
+              <w:t xml:space="preserve">34.2</w:t>
+            </w:r>
+          </w:p>
+        </w:tc>
+        <w:tc>
+          <w:tcPr>
+            <w:tcW w:type="dxa" w:w="1200"/>
+          </w:tcPr>
+          <w:p>
+            <w:r>
+              <w:rPr>
+                <w:sz w:val="18"/>
+              </w:rPr>
+              <w:t xml:space="preserve">Drop</w:t>
+            </w:r>
+          </w:p>
+        </w:tc>
+        <w:tc>
+          <w:tcPr>
+            <w:tcW w:type="dxa" w:w="5700"/>
+          </w:tcPr>
+          <w:p>
+            <w:r>
+              <w:rPr>
+                <w:sz w:val="18"/>
+              </w:rPr>
+              <w:t xml:space="preserve">Arranged a new $300M syndicated debt facility in May 2026 to refinance prior debt, narrowing operating losses sharply (to $1.9M from $13.1M); revealed debt preference and no going-concern or delisting signal found.</w:t>
+            </w:r>
+          </w:p>
+        </w:tc>
+      </w:tr>
+      <w:tr>
+        <w:tc>
+          <w:tcPr>
+            <w:tcW w:type="dxa" w:w="900"/>
+          </w:tcPr>
+          <w:p>
+            <w:r>
+              <w:rPr>
+                <w:sz w:val="18"/>
+              </w:rPr>
+              <w:t xml:space="preserve">Distress</w:t>
+            </w:r>
+          </w:p>
+        </w:tc>
+        <w:tc>
+          <w:tcPr>
+            <w:tcW w:type="dxa" w:w="900"/>
+          </w:tcPr>
+          <w:p>
+            <w:r>
+              <w:rPr>
+                <w:b/>
+                <w:sz w:val="18"/>
+              </w:rPr>
+              <w:t xml:space="preserve">DRVN</w:t>
+            </w:r>
+          </w:p>
+        </w:tc>
+        <w:tc>
+          <w:tcPr>
+            <w:tcW w:type="dxa" w:w="900"/>
+          </w:tcPr>
+          <w:p>
+            <w:r>
+              <w:rPr>
+                <w:sz w:val="18"/>
+              </w:rPr>
+              <w:t xml:space="preserve">34.0</w:t>
+            </w:r>
+          </w:p>
+        </w:tc>
+        <w:tc>
+          <w:tcPr>
+            <w:tcW w:type="dxa" w:w="1200"/>
+          </w:tcPr>
+          <w:p>
+            <w:r>
+              <w:rPr>
+                <w:sz w:val="18"/>
+              </w:rPr>
+              <w:t xml:space="preserve">Drop</w:t>
+            </w:r>
+          </w:p>
+        </w:tc>
+        <w:tc>
+          <w:tcPr>
+            <w:tcW w:type="dxa" w:w="5700"/>
+          </w:tcPr>
+          <w:p>
+            <w:r>
+              <w:rPr>
+                <w:sz w:val="18"/>
+              </w:rPr>
+              <w:t xml:space="preserve">Profitable ($37.3M Q2 net income) with improving leverage (3.1x, approaching a 3.0x target); the live Nasdaq notice is for delayed filings tied to an accounting restatement, not a financial-distress or bid-price issue a raise would address.</w:t>
+            </w:r>
+          </w:p>
+        </w:tc>
+      </w:tr>
+      <w:tr>
+        <w:tc>
+          <w:tcPr>
+            <w:tcW w:type="dxa" w:w="900"/>
+          </w:tcPr>
+          <w:p>
+            <w:r>
+              <w:rPr>
+                <w:sz w:val="18"/>
+              </w:rPr>
+              <w:t xml:space="preserve">Distress</w:t>
+            </w:r>
+          </w:p>
+        </w:tc>
+        <w:tc>
+          <w:tcPr>
+            <w:tcW w:type="dxa" w:w="900"/>
+          </w:tcPr>
+          <w:p>
+            <w:r>
+              <w:rPr>
+                <w:b/>
+                <w:sz w:val="18"/>
+              </w:rPr>
+              <w:t xml:space="preserve">CTEV</w:t>
+            </w:r>
+          </w:p>
+        </w:tc>
+        <w:tc>
+          <w:tcPr>
+            <w:tcW w:type="dxa" w:w="900"/>
+          </w:tcPr>
+          <w:p>
+            <w:r>
+              <w:rPr>
+                <w:sz w:val="18"/>
+              </w:rPr>
+              <w:t xml:space="preserve">34.0</w:t>
+            </w:r>
+          </w:p>
+        </w:tc>
+        <w:tc>
+          <w:tcPr>
+            <w:tcW w:type="dxa" w:w="1200"/>
+          </w:tcPr>
+          <w:p>
+            <w:r>
+              <w:rPr>
+                <w:sz w:val="18"/>
+              </w:rPr>
+              <w:t xml:space="preserve">Ambiguous</w:t>
+            </w:r>
+          </w:p>
+        </w:tc>
+        <w:tc>
+          <w:tcPr>
+            <w:tcW w:type="dxa" w:w="5700"/>
+          </w:tcPr>
+          <w:p>
+            <w:r>
+              <w:rPr>
+                <w:sz w:val="18"/>
+              </w:rPr>
+              <w:t xml:space="preserve">Extreme leverage ($4.6B debt against a $667M market cap) and a reportedly sub-one-year cash runway are a real signal, but no explicit going-concern quote or specific debt maturity date could be confirmed this run, and the DOJ antitrust matter just closed without charges, muddying the pitch timing.</w:t>
+            </w:r>
+          </w:p>
+        </w:tc>
+      </w:tr>
+      <w:tr>
+        <w:tc>
+          <w:tcPr>
+            <w:tcW w:type="dxa" w:w="900"/>
+          </w:tcPr>
+          <w:p>
+            <w:r>
+              <w:rPr>
+                <w:sz w:val="18"/>
+              </w:rPr>
+              <w:t xml:space="preserve">Distress</w:t>
+            </w:r>
+          </w:p>
+        </w:tc>
+        <w:tc>
+          <w:tcPr>
+            <w:tcW w:type="dxa" w:w="900"/>
+          </w:tcPr>
+          <w:p>
+            <w:r>
+              <w:rPr>
+                <w:b/>
+                <w:sz w:val="18"/>
+              </w:rPr>
+              <w:t xml:space="preserve">CLNE</w:t>
+            </w:r>
+          </w:p>
+        </w:tc>
+        <w:tc>
+          <w:tcPr>
+            <w:tcW w:type="dxa" w:w="900"/>
+          </w:tcPr>
+          <w:p>
+            <w:r>
+              <w:rPr>
+                <w:sz w:val="18"/>
+              </w:rPr>
+              <w:t xml:space="preserve">34.0</w:t>
+            </w:r>
+          </w:p>
+        </w:tc>
+        <w:tc>
+          <w:tcPr>
+            <w:tcW w:type="dxa" w:w="1200"/>
+          </w:tcPr>
+          <w:p>
+            <w:r>
+              <w:rPr>
+                <w:sz w:val="18"/>
+              </w:rPr>
+              <w:t xml:space="preserve">Drop</w:t>
+            </w:r>
+          </w:p>
+        </w:tc>
+        <w:tc>
+          <w:tcPr>
+            <w:tcW w:type="dxa" w:w="5700"/>
+          </w:tcPr>
+          <w:p>
+            <w:r>
+              <w:rPr>
+                <w:sz w:val="18"/>
+              </w:rPr>
+              <w:t xml:space="preserve">Ample cash ($138M) with narrowing losses and $70-75M of guided adjusted EBITDA; its $250M Stonepeak term loan is not due until 2029, and no going-concern or delisting signal was found.</w:t>
+            </w:r>
+          </w:p>
+        </w:tc>
+      </w:tr>
+      <w:tr>
+        <w:tc>
+          <w:tcPr>
+            <w:tcW w:type="dxa" w:w="900"/>
+          </w:tcPr>
+          <w:p>
+            <w:r>
+              <w:rPr>
+                <w:sz w:val="18"/>
+              </w:rPr>
+              <w:t xml:space="preserve">Distress</w:t>
+            </w:r>
+          </w:p>
+        </w:tc>
+        <w:tc>
+          <w:tcPr>
+            <w:tcW w:type="dxa" w:w="900"/>
+          </w:tcPr>
+          <w:p>
+            <w:r>
+              <w:rPr>
+                <w:b/>
+                <w:sz w:val="18"/>
+              </w:rPr>
+              <w:t xml:space="preserve">OWLT</w:t>
+            </w:r>
+          </w:p>
+        </w:tc>
+        <w:tc>
+          <w:tcPr>
+            <w:tcW w:type="dxa" w:w="900"/>
+          </w:tcPr>
+          <w:p>
+            <w:r>
+              <w:rPr>
+                <w:sz w:val="18"/>
+              </w:rPr>
+              <w:t xml:space="preserve">33.2</w:t>
+            </w:r>
+          </w:p>
+        </w:tc>
+        <w:tc>
+          <w:tcPr>
+            <w:tcW w:type="dxa" w:w="1200"/>
+          </w:tcPr>
+          <w:p>
+            <w:r>
+              <w:rPr>
+                <w:sz w:val="18"/>
+              </w:rPr>
+              <w:t xml:space="preserve">Drop</w:t>
+            </w:r>
+          </w:p>
+        </w:tc>
+        <w:tc>
+          <w:tcPr>
+            <w:tcW w:type="dxa" w:w="5700"/>
+          </w:tcPr>
+          <w:p>
+            <w:r>
+              <w:rPr>
+                <w:sz w:val="18"/>
+              </w:rPr>
+              <w:t xml:space="preserve">Swung to positive operating income in Q2 2026 (aided by a one-time tariff refund) with a shrinking net loss; the going-concern flag found dates to Q3 2025 filings and appears stale, and the only delisting action found affects warrants, not the common stock.</w:t>
+            </w:r>
+          </w:p>
+        </w:tc>
+      </w:tr>
+      <w:tr>
+        <w:tc>
+          <w:tcPr>
+            <w:tcW w:type="dxa" w:w="900"/>
+          </w:tcPr>
+          <w:p>
+            <w:r>
+              <w:rPr>
+                <w:sz w:val="18"/>
+              </w:rPr>
+              <w:t xml:space="preserve">Distress</w:t>
+            </w:r>
+          </w:p>
+        </w:tc>
+        <w:tc>
+          <w:tcPr>
+            <w:tcW w:type="dxa" w:w="900"/>
+          </w:tcPr>
+          <w:p>
+            <w:r>
+              <w:rPr>
+                <w:b/>
+                <w:sz w:val="18"/>
+              </w:rPr>
+              <w:t xml:space="preserve">AKBA</w:t>
+            </w:r>
+          </w:p>
+        </w:tc>
+        <w:tc>
+          <w:tcPr>
+            <w:tcW w:type="dxa" w:w="900"/>
+          </w:tcPr>
+          <w:p>
+            <w:r>
+              <w:rPr>
+                <w:sz w:val="18"/>
+              </w:rPr>
+              <w:t xml:space="preserve">33.2</w:t>
+            </w:r>
+          </w:p>
+        </w:tc>
+        <w:tc>
+          <w:tcPr>
+            <w:tcW w:type="dxa" w:w="1200"/>
+          </w:tcPr>
+          <w:p>
+            <w:r>
+              <w:rPr>
+                <w:sz w:val="18"/>
+              </w:rPr>
+              <w:t xml:space="preserve">Drop</w:t>
+            </w:r>
+          </w:p>
+        </w:tc>
+        <w:tc>
+          <w:tcPr>
+            <w:tcW w:type="dxa" w:w="5700"/>
+          </w:tcPr>
+          <w:p>
+            <w:r>
+              <w:rPr>
+                <w:sz w:val="18"/>
+              </w:rPr>
+              <w:t xml:space="preserve">2+ years of guided cash runway ($155.5M) against a small, already-extended $49.6M term loan (2028 maturity); no going-concern or delisting signal was found.</w:t>
+            </w:r>
+          </w:p>
+        </w:tc>
+      </w:tr>
+      <w:tr>
+        <w:tc>
+          <w:tcPr>
+            <w:tcW w:type="dxa" w:w="900"/>
+          </w:tcPr>
+          <w:p>
+            <w:r>
+              <w:rPr>
+                <w:sz w:val="18"/>
+              </w:rPr>
+              <w:t xml:space="preserve">Distress</w:t>
+            </w:r>
+          </w:p>
+        </w:tc>
+        <w:tc>
+          <w:tcPr>
+            <w:tcW w:type="dxa" w:w="900"/>
+          </w:tcPr>
+          <w:p>
+            <w:r>
+              <w:rPr>
+                <w:b/>
+                <w:sz w:val="18"/>
+              </w:rPr>
+              <w:t xml:space="preserve">SES</w:t>
+            </w:r>
+          </w:p>
+        </w:tc>
+        <w:tc>
+          <w:tcPr>
+            <w:tcW w:type="dxa" w:w="900"/>
+          </w:tcPr>
+          <w:p>
+            <w:r>
+              <w:rPr>
+                <w:sz w:val="18"/>
+              </w:rPr>
+              <w:t xml:space="preserve">33.0</w:t>
+            </w:r>
+          </w:p>
+        </w:tc>
+        <w:tc>
+          <w:tcPr>
+            <w:tcW w:type="dxa" w:w="1200"/>
+          </w:tcPr>
+          <w:p>
+            <w:r>
+              <w:rPr>
+                <w:sz w:val="18"/>
+              </w:rPr>
+              <w:t xml:space="preserve">Drop</w:t>
+            </w:r>
+          </w:p>
+        </w:tc>
+        <w:tc>
+          <w:tcPr>
+            <w:tcW w:type="dxa" w:w="5700"/>
+          </w:tcPr>
+          <w:p>
+            <w:r>
+              <w:rPr>
+                <w:sz w:val="18"/>
+              </w:rPr>
+              <w:t xml:space="preserve">Ample cash ($163M, ~2.4yr runway), an $800M largely undrawn revolver, and an active $150M ATM under a $300M shelf already provide financing access; 40%+ revenue growth undercuts the distress case.</w:t>
+            </w:r>
+          </w:p>
+        </w:tc>
+      </w:tr>
+      <w:tr>
+        <w:tc>
+          <w:tcPr>
+            <w:tcW w:type="dxa" w:w="900"/>
+          </w:tcPr>
+          <w:p>
+            <w:r>
+              <w:rPr>
+                <w:sz w:val="18"/>
+              </w:rPr>
+              <w:t xml:space="preserve">Distress</w:t>
+            </w:r>
+          </w:p>
+        </w:tc>
+        <w:tc>
+          <w:tcPr>
+            <w:tcW w:type="dxa" w:w="900"/>
+          </w:tcPr>
+          <w:p>
+            <w:r>
+              <w:rPr>
+                <w:b/>
+                <w:sz w:val="18"/>
+              </w:rPr>
+              <w:t xml:space="preserve">PLYX</w:t>
+            </w:r>
+          </w:p>
+        </w:tc>
+        <w:tc>
+          <w:tcPr>
+            <w:tcW w:type="dxa" w:w="900"/>
+          </w:tcPr>
+          <w:p>
+            <w:r>
+              <w:rPr>
+                <w:sz w:val="18"/>
+              </w:rPr>
+              <w:t xml:space="preserve">32.5</w:t>
+            </w:r>
+          </w:p>
+        </w:tc>
+        <w:tc>
+          <w:tcPr>
+            <w:tcW w:type="dxa" w:w="1200"/>
+          </w:tcPr>
+          <w:p>
+            <w:r>
+              <w:rPr>
+                <w:sz w:val="18"/>
+              </w:rPr>
+              <w:t xml:space="preserve">Drop</w:t>
+            </w:r>
+          </w:p>
+        </w:tc>
+        <w:tc>
+          <w:tcPr>
+            <w:tcW w:type="dxa" w:w="5700"/>
+          </w:tcPr>
+          <w:p>
+            <w:r>
+              <w:rPr>
+                <w:sz w:val="18"/>
+              </w:rPr>
+              <w:t xml:space="preserve">Despite explicit going-concern language, closed a $10M private placement (PIPE) on May 28, 2026, inside the 6-month lookback -- a hard disqualifier regardless of the going-concern signal.</w:t>
+            </w:r>
+          </w:p>
+        </w:tc>
+      </w:tr>
+      <w:tr>
+        <w:tc>
+          <w:tcPr>
+            <w:tcW w:type="dxa" w:w="900"/>
+          </w:tcPr>
+          <w:p>
+            <w:r>
+              <w:rPr>
+                <w:sz w:val="18"/>
+              </w:rPr>
+              <w:t xml:space="preserve">Distress</w:t>
+            </w:r>
+          </w:p>
+        </w:tc>
+        <w:tc>
+          <w:tcPr>
+            <w:tcW w:type="dxa" w:w="900"/>
+          </w:tcPr>
+          <w:p>
+            <w:r>
+              <w:rPr>
+                <w:b/>
+                <w:sz w:val="18"/>
+              </w:rPr>
+              <w:t xml:space="preserve">OSG</w:t>
+            </w:r>
+          </w:p>
+        </w:tc>
+        <w:tc>
+          <w:tcPr>
+            <w:tcW w:type="dxa" w:w="900"/>
+          </w:tcPr>
+          <w:p>
+            <w:r>
+              <w:rPr>
+                <w:sz w:val="18"/>
+              </w:rPr>
+              <w:t xml:space="preserve">32.5</w:t>
+            </w:r>
+          </w:p>
+        </w:tc>
+        <w:tc>
+          <w:tcPr>
+            <w:tcW w:type="dxa" w:w="1200"/>
+          </w:tcPr>
+          <w:p>
+            <w:r>
+              <w:rPr>
+                <w:sz w:val="18"/>
+              </w:rPr>
+              <w:t xml:space="preserve">Drop</w:t>
+            </w:r>
+          </w:p>
+        </w:tc>
+        <w:tc>
+          <w:tcPr>
+            <w:tcW w:type="dxa" w:w="5700"/>
+          </w:tcPr>
+          <w:p>
+            <w:r>
+              <w:rPr>
+                <w:sz w:val="18"/>
+              </w:rPr>
+              <w:t xml:space="preserve">Improving fundamentals (adjusted EBITDA swung positive, losses narrowing) and a newly arranged $40M term loan to fund the Everspan acquisition -- a revealed debt-financing preference, not equity need.</w:t>
+            </w:r>
+          </w:p>
+        </w:tc>
+      </w:tr>
+      <w:tr>
+        <w:tc>
+          <w:tcPr>
+            <w:tcW w:type="dxa" w:w="900"/>
+          </w:tcPr>
+          <w:p>
+            <w:r>
+              <w:rPr>
+                <w:sz w:val="18"/>
+              </w:rPr>
+              <w:t xml:space="preserve">Distress</w:t>
+            </w:r>
+          </w:p>
+        </w:tc>
+        <w:tc>
+          <w:tcPr>
+            <w:tcW w:type="dxa" w:w="900"/>
+          </w:tcPr>
+          <w:p>
+            <w:r>
+              <w:rPr>
+                <w:b/>
+                <w:sz w:val="18"/>
+              </w:rPr>
+              <w:t xml:space="preserve">METC</w:t>
+            </w:r>
+          </w:p>
+        </w:tc>
+        <w:tc>
+          <w:tcPr>
+            <w:tcW w:type="dxa" w:w="900"/>
+          </w:tcPr>
+          <w:p>
+            <w:r>
+              <w:rPr>
+                <w:sz w:val="18"/>
+              </w:rPr>
+              <w:t xml:space="preserve">32.5</w:t>
+            </w:r>
+          </w:p>
+        </w:tc>
+        <w:tc>
+          <w:tcPr>
+            <w:tcW w:type="dxa" w:w="1200"/>
+          </w:tcPr>
+          <w:p>
+            <w:r>
+              <w:rPr>
+                <w:sz w:val="18"/>
+              </w:rPr>
+              <w:t xml:space="preserve">Drop</w:t>
+            </w:r>
+          </w:p>
+        </w:tc>
+        <w:tc>
+          <w:tcPr>
+            <w:tcW w:type="dxa" w:w="5700"/>
+          </w:tcPr>
+          <w:p>
+            <w:r>
+              <w:rPr>
+                <w:sz w:val="18"/>
+              </w:rPr>
+              <w:t xml:space="preserve">Pays a maintained cash dividend and a stock dividend despite H1 net losses, with $282.5M cash plus $117.6M of revolver availability; profitability/dividend override applies and rare-earth-mine catalysts (Brook Mine) are a growth story, not distress.</w:t>
             </w:r>
           </w:p>
         </w:tc>

--- a/one-pagers/2026-08-30/00_summary.docx
+++ b/one-pagers/2026-08-30/00_summary.docx
@@ -1421,6 +1421,192 @@
           </w:p>
         </w:tc>
       </w:tr>
+      <w:tr>
+        <w:tc>
+          <w:tcPr>
+            <w:tcW w:type="dxa" w:w="1300"/>
+          </w:tcPr>
+          <w:p>
+            <w:r>
+              <w:t>Distress</w:t>
+            </w:r>
+          </w:p>
+        </w:tc>
+        <w:tc>
+          <w:tcPr>
+            <w:tcW w:type="dxa" w:w="1600"/>
+          </w:tcPr>
+          <w:p>
+            <w:r>
+              <w:t>INV</w:t>
+            </w:r>
+          </w:p>
+        </w:tc>
+        <w:tc>
+          <w:tcPr>
+            <w:tcW w:type="dxa" w:w="1600"/>
+          </w:tcPr>
+          <w:p>
+            <w:r>
+              <w:t>$106.6M</w:t>
+            </w:r>
+          </w:p>
+        </w:tc>
+        <w:tc>
+          <w:tcPr>
+            <w:tcW w:type="dxa" w:w="1600"/>
+          </w:tcPr>
+          <w:p>
+            <w:r>
+              <w:t>$35.0M</w:t>
+            </w:r>
+          </w:p>
+        </w:tc>
+        <w:tc>
+          <w:tcPr>
+            <w:tcW w:type="dxa" w:w="1600"/>
+          </w:tcPr>
+          <w:p>
+            <w:r>
+              <w:t>32.8%</w:t>
+            </w:r>
+          </w:p>
+        </w:tc>
+        <w:tc>
+          <w:tcPr>
+            <w:tcW w:type="dxa" w:w="1900"/>
+          </w:tcPr>
+          <w:p>
+            <w:r>
+              <w:t>High</w:t>
+            </w:r>
+          </w:p>
+        </w:tc>
+      </w:tr>
+      <w:tr>
+        <w:tc>
+          <w:tcPr>
+            <w:tcW w:type="dxa" w:w="1300"/>
+          </w:tcPr>
+          <w:p>
+            <w:r>
+              <w:t>Distress</w:t>
+            </w:r>
+          </w:p>
+        </w:tc>
+        <w:tc>
+          <w:tcPr>
+            <w:tcW w:type="dxa" w:w="1600"/>
+          </w:tcPr>
+          <w:p>
+            <w:r>
+              <w:t>NPWR</w:t>
+            </w:r>
+          </w:p>
+        </w:tc>
+        <w:tc>
+          <w:tcPr>
+            <w:tcW w:type="dxa" w:w="1600"/>
+          </w:tcPr>
+          <w:p>
+            <w:r>
+              <w:t>$411.5M</w:t>
+            </w:r>
+          </w:p>
+        </w:tc>
+        <w:tc>
+          <w:tcPr>
+            <w:tcW w:type="dxa" w:w="1600"/>
+          </w:tcPr>
+          <w:p>
+            <w:r>
+              <w:t>$150.0M</w:t>
+            </w:r>
+          </w:p>
+        </w:tc>
+        <w:tc>
+          <w:tcPr>
+            <w:tcW w:type="dxa" w:w="1600"/>
+          </w:tcPr>
+          <w:p>
+            <w:r>
+              <w:t>36.4%</w:t>
+            </w:r>
+          </w:p>
+        </w:tc>
+        <w:tc>
+          <w:tcPr>
+            <w:tcW w:type="dxa" w:w="1900"/>
+          </w:tcPr>
+          <w:p>
+            <w:r>
+              <w:t>Medium-High</w:t>
+            </w:r>
+          </w:p>
+        </w:tc>
+      </w:tr>
+      <w:tr>
+        <w:tc>
+          <w:tcPr>
+            <w:tcW w:type="dxa" w:w="1300"/>
+          </w:tcPr>
+          <w:p>
+            <w:r>
+              <w:t>Distress</w:t>
+            </w:r>
+          </w:p>
+        </w:tc>
+        <w:tc>
+          <w:tcPr>
+            <w:tcW w:type="dxa" w:w="1600"/>
+          </w:tcPr>
+          <w:p>
+            <w:r>
+              <w:t>RBBN</w:t>
+            </w:r>
+          </w:p>
+        </w:tc>
+        <w:tc>
+          <w:tcPr>
+            <w:tcW w:type="dxa" w:w="1600"/>
+          </w:tcPr>
+          <w:p>
+            <w:r>
+              <w:t>$363.0M</w:t>
+            </w:r>
+          </w:p>
+        </w:tc>
+        <w:tc>
+          <w:tcPr>
+            <w:tcW w:type="dxa" w:w="1600"/>
+          </w:tcPr>
+          <w:p>
+            <w:r>
+              <w:t>$75.0M</w:t>
+            </w:r>
+          </w:p>
+        </w:tc>
+        <w:tc>
+          <w:tcPr>
+            <w:tcW w:type="dxa" w:w="1600"/>
+          </w:tcPr>
+          <w:p>
+            <w:r>
+              <w:t>20.7%</w:t>
+            </w:r>
+          </w:p>
+        </w:tc>
+        <w:tc>
+          <w:tcPr>
+            <w:tcW w:type="dxa" w:w="1900"/>
+          </w:tcPr>
+          <w:p>
+            <w:r>
+              <w:t>Medium-High</w:t>
+            </w:r>
+          </w:p>
+        </w:tc>
+      </w:tr>
     </w:tbl>
     <w:p>
       <w:pPr>
@@ -12550,6 +12736,1830 @@
                 <w:sz w:val="18"/>
               </w:rPr>
               <w:t xml:space="preserve">Pays a maintained cash dividend and a stock dividend despite H1 net losses, with $282.5M cash plus $117.6M of revolver availability; profitability/dividend override applies and rare-earth-mine catalysts (Brook Mine) are a growth story, not distress.</w:t>
+            </w:r>
+          </w:p>
+        </w:tc>
+      </w:tr>
+    </w:tbl>
+    <w:p>
+      <w:pPr>
+        <w:pStyle w:val="Heading2"/>
+      </w:pPr>
+      <w:r>
+        <w:t>Full Disposition — Batch 4 (final): remaining names from batches 1-3</w:t>
+      </w:r>
+    </w:p>
+    <w:p>
+      <w:r>
+        <w:rPr>
+          <w:i w:val="0"/>
+          <w:sz w:val="22"/>
+        </w:rPr>
+        <w:t>This batch covered the 33 tickers left unresearched after batches 1-3: 18 names batch 3 could not reach before its own session web-search budget ran out (DOMO, BLKB, INV, INDP, WHR, VTS, TRAK, PRGO, NCMI, MGPI, LUCK, KMPR, FMC, EMBC, CCOI, BRLT, ALTG, ALIT -- of which INV and INDP were already a second consecutive miss, carried over from Batch 1), plus 15 names trimmed from Batch 2's original scope (CABO, KROS, AHCO, FLWS, NPWR, WD, RBBN, IIIV, QSI, SJT, SION, OPRX, MPLT, FULC, WOOF). All 33 were researched this run without hitting a search-budget limit. Three Keep names were promoted to one-pagers: INV (going-concern doubt plus two convertible-debt maturities inside four months), NPWR (a company-stated, dated $125-175M equity target for a named project, Permian Phase 1), and RBBN (cash nearly halved in one quarter, fully-drawn credit facility, a covenant waiver already obtained in May 2026).</w:t>
+      </w:r>
+    </w:p>
+    <w:p>
+      <w:r>
+        <w:rPr>
+          <w:i w:val="0"/>
+          <w:sz w:val="22"/>
+        </w:rPr>
+        <w:t>Notable profitability_override findings: of the 16 distress-screen names flagged profitability_override=True in this batch, only VTS, TRAK, and BRLT were confirmed still both profitable and (where applicable) dividend-paying as of the most current quarter. WHR, PRGO, NCMI, MGPI, LUCK, KMPR, FMC, EMBC, CCOI, ALTG, and ALIT no longer cleanly fit the flag (dividend cuts/suspensions, GAAP net losses, or both) but were still sorted Drop on independent grounds -- see reasons below (recent equity/strategic raises, ample untapped debt capacity, self-funding free cash flow, or a pending transaction). WHR in particular already completed a roughly $1.1B equity offering in Q1 2026 as part of a $5.1B recapitalization, alongside suspending its dividend -- the capital need the up-screen would otherwise flag has already been addressed by that raise.</w:t>
+      </w:r>
+    </w:p>
+    <w:p>
+      <w:r>
+        <w:rPr>
+          <w:i w:val="0"/>
+          <w:sz w:val="22"/>
+        </w:rPr>
+        <w:t>Coverage check: cross-referencing every symbol scoring capital_need_score &gt;= 25 in this week's weekly-lists/candidates.csv (16 names) and weekly-lists/candidates_distress.csv (147 names) against every disposition table in this file (Batches 1-4) confirms full coverage -- all 163 unique candidates now have a Keep/Drop/Ambiguous disposition somewhere in this document, and no ticker appears in a disposition table without also appearing in this week's candidate lists. No gaps remain.</w:t>
+      </w:r>
+    </w:p>
+    <w:tbl>
+      <w:tblPr>
+        <w:tblW w:type="auto" w:w="0"/>
+        <w:tblBorders>
+          <w:top w:val="single" w:color="auto" w:sz="4"/>
+          <w:left w:val="single" w:color="auto" w:sz="4"/>
+          <w:bottom w:val="single" w:color="auto" w:sz="4"/>
+          <w:right w:val="single" w:color="auto" w:sz="4"/>
+          <w:insideH w:val="single" w:color="auto" w:sz="4"/>
+          <w:insideV w:val="single" w:color="auto" w:sz="4"/>
+        </w:tblBorders>
+        <w:tblLook w:firstColumn="1" w:firstRow="1" w:lastColumn="0" w:lastRow="0" w:noHBand="0" w:noVBand="1" w:val="04A0"/>
+      </w:tblPr>
+      <w:tblGrid>
+        <w:gridCol w:w="2016"/>
+        <w:gridCol w:w="2016"/>
+        <w:gridCol w:w="2016"/>
+        <w:gridCol w:w="2016"/>
+        <w:gridCol w:w="2016"/>
+      </w:tblGrid>
+      <w:tr>
+        <w:tc>
+          <w:tcPr>
+            <w:tcW w:type="dxa" w:w="2016"/>
+          </w:tcPr>
+          <w:p>
+            <w:r>
+              <w:t>Screen</w:t>
+            </w:r>
+          </w:p>
+        </w:tc>
+        <w:tc>
+          <w:tcPr>
+            <w:tcW w:type="dxa" w:w="2016"/>
+          </w:tcPr>
+          <w:p>
+            <w:r>
+              <w:t>Ticker</w:t>
+            </w:r>
+          </w:p>
+        </w:tc>
+        <w:tc>
+          <w:tcPr>
+            <w:tcW w:type="dxa" w:w="2016"/>
+          </w:tcPr>
+          <w:p>
+            <w:r>
+              <w:t>Score</w:t>
+            </w:r>
+          </w:p>
+        </w:tc>
+        <w:tc>
+          <w:tcPr>
+            <w:tcW w:type="dxa" w:w="2016"/>
+          </w:tcPr>
+          <w:p>
+            <w:r>
+              <w:t>Disposition</w:t>
+            </w:r>
+          </w:p>
+        </w:tc>
+        <w:tc>
+          <w:tcPr>
+            <w:tcW w:type="dxa" w:w="2016"/>
+          </w:tcPr>
+          <w:p>
+            <w:r>
+              <w:t>Reason</w:t>
+            </w:r>
+          </w:p>
+        </w:tc>
+      </w:tr>
+      <w:tr>
+        <w:tc>
+          <w:tcPr>
+            <w:tcW w:type="dxa" w:w="2016"/>
+          </w:tcPr>
+          <w:p>
+            <w:r>
+              <w:t>Distress</w:t>
+            </w:r>
+          </w:p>
+        </w:tc>
+        <w:tc>
+          <w:tcPr>
+            <w:tcW w:type="dxa" w:w="2016"/>
+          </w:tcPr>
+          <w:p>
+            <w:r>
+              <w:t>DOMO</w:t>
+            </w:r>
+          </w:p>
+        </w:tc>
+        <w:tc>
+          <w:tcPr>
+            <w:tcW w:type="dxa" w:w="2016"/>
+          </w:tcPr>
+          <w:p>
+            <w:r>
+              <w:t>25.2</w:t>
+            </w:r>
+          </w:p>
+        </w:tc>
+        <w:tc>
+          <w:tcPr>
+            <w:tcW w:type="dxa" w:w="2016"/>
+          </w:tcPr>
+          <w:p>
+            <w:r>
+              <w:t>Drop</w:t>
+            </w:r>
+          </w:p>
+        </w:tc>
+        <w:tc>
+          <w:tcPr>
+            <w:tcW w:type="dxa" w:w="2016"/>
+          </w:tcPr>
+          <w:p>
+            <w:r>
+              <w:t>Agreed to sell substantially all assets to Progress Software for $400M cash (July 22, 2026); post-close shell retains ~$246M net cash and pays off its term loan -- the pending transaction resolves the capital need directly, making an independent equity pitch moot.</w:t>
+            </w:r>
+          </w:p>
+        </w:tc>
+      </w:tr>
+      <w:tr>
+        <w:tc>
+          <w:tcPr>
+            <w:tcW w:type="dxa" w:w="2016"/>
+          </w:tcPr>
+          <w:p>
+            <w:r>
+              <w:t>Distress</w:t>
+            </w:r>
+          </w:p>
+        </w:tc>
+        <w:tc>
+          <w:tcPr>
+            <w:tcW w:type="dxa" w:w="2016"/>
+          </w:tcPr>
+          <w:p>
+            <w:r>
+              <w:t>BLKB</w:t>
+            </w:r>
+          </w:p>
+        </w:tc>
+        <w:tc>
+          <w:tcPr>
+            <w:tcW w:type="dxa" w:w="2016"/>
+          </w:tcPr>
+          <w:p>
+            <w:r>
+              <w:t>25.2</w:t>
+            </w:r>
+          </w:p>
+        </w:tc>
+        <w:tc>
+          <w:tcPr>
+            <w:tcW w:type="dxa" w:w="2016"/>
+          </w:tcPr>
+          <w:p>
+            <w:r>
+              <w:t>Drop</w:t>
+            </w:r>
+          </w:p>
+        </w:tc>
+        <w:tc>
+          <w:tcPr>
+            <w:tcW w:type="dxa" w:w="2016"/>
+          </w:tcPr>
+          <w:p>
+            <w:r>
+              <w:t>profitability_override confirmed current: GAAP net income $35.4M in Q2 2026, ~$1.12B net debt position, and an active 6-10% share buyback program (FY2026) -- the opposite of a capital need. No near-term debt maturity (2029).</w:t>
+            </w:r>
+          </w:p>
+        </w:tc>
+      </w:tr>
+      <w:tr>
+        <w:tc>
+          <w:tcPr>
+            <w:tcW w:type="dxa" w:w="2016"/>
+          </w:tcPr>
+          <w:p>
+            <w:r>
+              <w:t>Distress</w:t>
+            </w:r>
+          </w:p>
+        </w:tc>
+        <w:tc>
+          <w:tcPr>
+            <w:tcW w:type="dxa" w:w="2016"/>
+          </w:tcPr>
+          <w:p>
+            <w:r>
+              <w:t>INV</w:t>
+            </w:r>
+          </w:p>
+        </w:tc>
+        <w:tc>
+          <w:tcPr>
+            <w:tcW w:type="dxa" w:w="2016"/>
+          </w:tcPr>
+          <w:p>
+            <w:r>
+              <w:t>49.5</w:t>
+            </w:r>
+          </w:p>
+        </w:tc>
+        <w:tc>
+          <w:tcPr>
+            <w:tcW w:type="dxa" w:w="2016"/>
+          </w:tcPr>
+          <w:p>
+            <w:r>
+              <w:t>Keep</w:t>
+            </w:r>
+          </w:p>
+        </w:tc>
+        <w:tc>
+          <w:tcPr>
+            <w:tcW w:type="dxa" w:w="2016"/>
+          </w:tcPr>
+          <w:p>
+            <w:r>
+              <w:t>Going-concern doubt disclosed in the Q2 2026 10-Q, only $41.5M cash against a ~$10M/month H1 burn rate, and two convertible-debt maturities inside the next four months ($5M Sept 15, 2026; $7.75M Dec 31, 2026); no equity raised in 2026. One-pager written.</w:t>
+            </w:r>
+          </w:p>
+        </w:tc>
+      </w:tr>
+      <w:tr>
+        <w:tc>
+          <w:tcPr>
+            <w:tcW w:type="dxa" w:w="2016"/>
+          </w:tcPr>
+          <w:p>
+            <w:r>
+              <w:t>Distress</w:t>
+            </w:r>
+          </w:p>
+        </w:tc>
+        <w:tc>
+          <w:tcPr>
+            <w:tcW w:type="dxa" w:w="2016"/>
+          </w:tcPr>
+          <w:p>
+            <w:r>
+              <w:t>INDP</w:t>
+            </w:r>
+          </w:p>
+        </w:tc>
+        <w:tc>
+          <w:tcPr>
+            <w:tcW w:type="dxa" w:w="2016"/>
+          </w:tcPr>
+          <w:p>
+            <w:r>
+              <w:t>47.5</w:t>
+            </w:r>
+          </w:p>
+        </w:tc>
+        <w:tc>
+          <w:tcPr>
+            <w:tcW w:type="dxa" w:w="2016"/>
+          </w:tcPr>
+          <w:p>
+            <w:r>
+              <w:t>Drop</w:t>
+            </w:r>
+          </w:p>
+        </w:tc>
+        <w:tc>
+          <w:tcPr>
+            <w:tcW w:type="dxa" w:w="2016"/>
+          </w:tcPr>
+          <w:p>
+            <w:r>
+              <w:t>Already raised $12M via a private placement in June 2026, inside the 6-month lookback window -- a hard disqualifier regardless of the going-concern language carried from the prior 10-Q; delisting risk already cured via a 2025 reverse split.</w:t>
+            </w:r>
+          </w:p>
+        </w:tc>
+      </w:tr>
+      <w:tr>
+        <w:tc>
+          <w:tcPr>
+            <w:tcW w:type="dxa" w:w="2016"/>
+          </w:tcPr>
+          <w:p>
+            <w:r>
+              <w:t>Distress</w:t>
+            </w:r>
+          </w:p>
+        </w:tc>
+        <w:tc>
+          <w:tcPr>
+            <w:tcW w:type="dxa" w:w="2016"/>
+          </w:tcPr>
+          <w:p>
+            <w:r>
+              <w:t>WHR</w:t>
+            </w:r>
+          </w:p>
+        </w:tc>
+        <w:tc>
+          <w:tcPr>
+            <w:tcW w:type="dxa" w:w="2016"/>
+          </w:tcPr>
+          <w:p>
+            <w:r>
+              <w:t>25.0</w:t>
+            </w:r>
+          </w:p>
+        </w:tc>
+        <w:tc>
+          <w:tcPr>
+            <w:tcW w:type="dxa" w:w="2016"/>
+          </w:tcPr>
+          <w:p>
+            <w:r>
+              <w:t>Drop</w:t>
+            </w:r>
+          </w:p>
+        </w:tc>
+        <w:tc>
+          <w:tcPr>
+            <w:tcW w:type="dxa" w:w="2016"/>
+          </w:tcPr>
+          <w:p>
+            <w:r>
+              <w:t>profitability_override is stale (dividend suspended Q2 2026, negative ongoing EPS), but the company already completed a ~$1.1B equity offering in Q1 2026 as part of a $5.1B recapitalization addressing 2026-2027 maturities -- capital need already addressed by a recent raise.</w:t>
+            </w:r>
+          </w:p>
+        </w:tc>
+      </w:tr>
+      <w:tr>
+        <w:tc>
+          <w:tcPr>
+            <w:tcW w:type="dxa" w:w="2016"/>
+          </w:tcPr>
+          <w:p>
+            <w:r>
+              <w:t>Distress</w:t>
+            </w:r>
+          </w:p>
+        </w:tc>
+        <w:tc>
+          <w:tcPr>
+            <w:tcW w:type="dxa" w:w="2016"/>
+          </w:tcPr>
+          <w:p>
+            <w:r>
+              <w:t>VTS</w:t>
+            </w:r>
+          </w:p>
+        </w:tc>
+        <w:tc>
+          <w:tcPr>
+            <w:tcW w:type="dxa" w:w="2016"/>
+          </w:tcPr>
+          <w:p>
+            <w:r>
+              <w:t>25.0</w:t>
+            </w:r>
+          </w:p>
+        </w:tc>
+        <w:tc>
+          <w:tcPr>
+            <w:tcW w:type="dxa" w:w="2016"/>
+          </w:tcPr>
+          <w:p>
+            <w:r>
+              <w:t>Drop</w:t>
+            </w:r>
+          </w:p>
+        </w:tc>
+        <w:tc>
+          <w:tcPr>
+            <w:tcW w:type="dxa" w:w="2016"/>
+          </w:tcPr>
+          <w:p>
+            <w:r>
+              <w:t>profitability_override confirmed current: Q2 2026 net income $33.1M, 15 consecutive quarterly dividends since IPO, net debt/adjusted EBITDA of only 1.0x, no near-term maturity.</w:t>
+            </w:r>
+          </w:p>
+        </w:tc>
+      </w:tr>
+      <w:tr>
+        <w:tc>
+          <w:tcPr>
+            <w:tcW w:type="dxa" w:w="2016"/>
+          </w:tcPr>
+          <w:p>
+            <w:r>
+              <w:t>Distress</w:t>
+            </w:r>
+          </w:p>
+        </w:tc>
+        <w:tc>
+          <w:tcPr>
+            <w:tcW w:type="dxa" w:w="2016"/>
+          </w:tcPr>
+          <w:p>
+            <w:r>
+              <w:t>TRAK</w:t>
+            </w:r>
+          </w:p>
+        </w:tc>
+        <w:tc>
+          <w:tcPr>
+            <w:tcW w:type="dxa" w:w="2016"/>
+          </w:tcPr>
+          <w:p>
+            <w:r>
+              <w:t>25.0</w:t>
+            </w:r>
+          </w:p>
+        </w:tc>
+        <w:tc>
+          <w:tcPr>
+            <w:tcW w:type="dxa" w:w="2016"/>
+          </w:tcPr>
+          <w:p>
+            <w:r>
+              <w:t>Drop</w:t>
+            </w:r>
+          </w:p>
+        </w:tc>
+        <w:tc>
+          <w:tcPr>
+            <w:tcW w:type="dxa" w:w="2016"/>
+          </w:tcPr>
+          <w:p>
+            <w:r>
+              <w:t>profitability_override confirmed current: Q3 2026 net income $2.0M with &gt;30% net margins, dividend raised for a 3rd consecutive year, essentially debt-free, no going-concern or delisting signal.</w:t>
+            </w:r>
+          </w:p>
+        </w:tc>
+      </w:tr>
+      <w:tr>
+        <w:tc>
+          <w:tcPr>
+            <w:tcW w:type="dxa" w:w="2016"/>
+          </w:tcPr>
+          <w:p>
+            <w:r>
+              <w:t>Distress</w:t>
+            </w:r>
+          </w:p>
+        </w:tc>
+        <w:tc>
+          <w:tcPr>
+            <w:tcW w:type="dxa" w:w="2016"/>
+          </w:tcPr>
+          <w:p>
+            <w:r>
+              <w:t>PRGO</w:t>
+            </w:r>
+          </w:p>
+        </w:tc>
+        <w:tc>
+          <w:tcPr>
+            <w:tcW w:type="dxa" w:w="2016"/>
+          </w:tcPr>
+          <w:p>
+            <w:r>
+              <w:t>25.0</w:t>
+            </w:r>
+          </w:p>
+        </w:tc>
+        <w:tc>
+          <w:tcPr>
+            <w:tcW w:type="dxa" w:w="2016"/>
+          </w:tcPr>
+          <w:p>
+            <w:r>
+              <w:t>Drop</w:t>
+            </w:r>
+          </w:p>
+        </w:tc>
+        <w:tc>
+          <w:tcPr>
+            <w:tcW w:type="dxa" w:w="2016"/>
+          </w:tcPr>
+          <w:p>
+            <w:r>
+              <w:t>Q2 2026 confirms a return to profitability ($88.6M net income) after an H1 impairment-driven loss; covenant-compliant, actively deleveraging via a Dermacosmetics divestiture (revealed asset-sale preference), no near-term maturity (2029/2030), no going concern found.</w:t>
+            </w:r>
+          </w:p>
+        </w:tc>
+      </w:tr>
+      <w:tr>
+        <w:tc>
+          <w:tcPr>
+            <w:tcW w:type="dxa" w:w="2016"/>
+          </w:tcPr>
+          <w:p>
+            <w:r>
+              <w:t>Distress</w:t>
+            </w:r>
+          </w:p>
+        </w:tc>
+        <w:tc>
+          <w:tcPr>
+            <w:tcW w:type="dxa" w:w="2016"/>
+          </w:tcPr>
+          <w:p>
+            <w:r>
+              <w:t>NCMI</w:t>
+            </w:r>
+          </w:p>
+        </w:tc>
+        <w:tc>
+          <w:tcPr>
+            <w:tcW w:type="dxa" w:w="2016"/>
+          </w:tcPr>
+          <w:p>
+            <w:r>
+              <w:t>25.0</w:t>
+            </w:r>
+          </w:p>
+        </w:tc>
+        <w:tc>
+          <w:tcPr>
+            <w:tcW w:type="dxa" w:w="2016"/>
+          </w:tcPr>
+          <w:p>
+            <w:r>
+              <w:t>Drop</w:t>
+            </w:r>
+          </w:p>
+        </w:tc>
+        <w:tc>
+          <w:tcPr>
+            <w:tcW w:type="dxa" w:w="2016"/>
+          </w:tcPr>
+          <w:p>
+            <w:r>
+              <w:t>profitability_override is stale (FY2026 net loss, dividend paused to fund debt repayment), but the company just arranged a new ~$300M debt facility (term loan + revolver) to finance the Captivate acquisition -- a revealed debt-financing preference and evidence of continued debt-market access, not an equity need.</w:t>
+            </w:r>
+          </w:p>
+        </w:tc>
+      </w:tr>
+      <w:tr>
+        <w:tc>
+          <w:tcPr>
+            <w:tcW w:type="dxa" w:w="2016"/>
+          </w:tcPr>
+          <w:p>
+            <w:r>
+              <w:t>Distress</w:t>
+            </w:r>
+          </w:p>
+        </w:tc>
+        <w:tc>
+          <w:tcPr>
+            <w:tcW w:type="dxa" w:w="2016"/>
+          </w:tcPr>
+          <w:p>
+            <w:r>
+              <w:t>MGPI</w:t>
+            </w:r>
+          </w:p>
+        </w:tc>
+        <w:tc>
+          <w:tcPr>
+            <w:tcW w:type="dxa" w:w="2016"/>
+          </w:tcPr>
+          <w:p>
+            <w:r>
+              <w:t>25.0</w:t>
+            </w:r>
+          </w:p>
+        </w:tc>
+        <w:tc>
+          <w:tcPr>
+            <w:tcW w:type="dxa" w:w="2016"/>
+          </w:tcPr>
+          <w:p>
+            <w:r>
+              <w:t>Drop</w:t>
+            </w:r>
+          </w:p>
+        </w:tc>
+        <w:tc>
+          <w:tcPr>
+            <w:tcW w:type="dxa" w:w="2016"/>
+          </w:tcPr>
+          <w:p>
+            <w:r>
+              <w:t>Q1 2026 GAAP loss was driven by a $179.5M non-cash goodwill impairment; adjusted EPS remains guided profitable for FY2026, dividend maintained, forecast FCF positive ($30-35M), no going-concern language found despite rising debt.</w:t>
+            </w:r>
+          </w:p>
+        </w:tc>
+      </w:tr>
+      <w:tr>
+        <w:tc>
+          <w:tcPr>
+            <w:tcW w:type="dxa" w:w="2016"/>
+          </w:tcPr>
+          <w:p>
+            <w:r>
+              <w:t>Distress</w:t>
+            </w:r>
+          </w:p>
+        </w:tc>
+        <w:tc>
+          <w:tcPr>
+            <w:tcW w:type="dxa" w:w="2016"/>
+          </w:tcPr>
+          <w:p>
+            <w:r>
+              <w:t>LUCK</w:t>
+            </w:r>
+          </w:p>
+        </w:tc>
+        <w:tc>
+          <w:tcPr>
+            <w:tcW w:type="dxa" w:w="2016"/>
+          </w:tcPr>
+          <w:p>
+            <w:r>
+              <w:t>25.0</w:t>
+            </w:r>
+          </w:p>
+        </w:tc>
+        <w:tc>
+          <w:tcPr>
+            <w:tcW w:type="dxa" w:w="2016"/>
+          </w:tcPr>
+          <w:p>
+            <w:r>
+              <w:t>Drop</w:t>
+            </w:r>
+          </w:p>
+        </w:tc>
+        <w:tc>
+          <w:tcPr>
+            <w:tcW w:type="dxa" w:w="2016"/>
+          </w:tcPr>
+          <w:p>
+            <w:r>
+              <w:t>$412M of total liquidity (cash plus revolver availability) and no near-term debt maturity (pushed to 2030-2032 via a Sept 2025 refinancing) despite an unsustainable 165% dividend payout ratio and elevated 8.8x lease-adjusted leverage; $316M of undrawn revolver capacity is a disqualifying untapped-capacity signal.</w:t>
+            </w:r>
+          </w:p>
+        </w:tc>
+      </w:tr>
+      <w:tr>
+        <w:tc>
+          <w:tcPr>
+            <w:tcW w:type="dxa" w:w="2016"/>
+          </w:tcPr>
+          <w:p>
+            <w:r>
+              <w:t>Distress</w:t>
+            </w:r>
+          </w:p>
+        </w:tc>
+        <w:tc>
+          <w:tcPr>
+            <w:tcW w:type="dxa" w:w="2016"/>
+          </w:tcPr>
+          <w:p>
+            <w:r>
+              <w:t>KMPR</w:t>
+            </w:r>
+          </w:p>
+        </w:tc>
+        <w:tc>
+          <w:tcPr>
+            <w:tcW w:type="dxa" w:w="2016"/>
+          </w:tcPr>
+          <w:p>
+            <w:r>
+              <w:t>25.0</w:t>
+            </w:r>
+          </w:p>
+        </w:tc>
+        <w:tc>
+          <w:tcPr>
+            <w:tcW w:type="dxa" w:w="2016"/>
+          </w:tcPr>
+          <w:p>
+            <w:r>
+              <w:t>Drop</w:t>
+            </w:r>
+          </w:p>
+        </w:tc>
+        <w:tc>
+          <w:tcPr>
+            <w:tcW w:type="dxa" w:w="2016"/>
+          </w:tcPr>
+          <w:p>
+            <w:r>
+              <w:t>Q2 2026 GAAP loss was driven by a $460M non-cash goodwill impairment; $766M of holding-company liquidity and a fully undrawn $350M revolver, no near-term debt maturity (2030/2032), dividend maintained, restructuring already underway for underwriting losses.</w:t>
+            </w:r>
+          </w:p>
+        </w:tc>
+      </w:tr>
+      <w:tr>
+        <w:tc>
+          <w:tcPr>
+            <w:tcW w:type="dxa" w:w="2016"/>
+          </w:tcPr>
+          <w:p>
+            <w:r>
+              <w:t>Distress</w:t>
+            </w:r>
+          </w:p>
+        </w:tc>
+        <w:tc>
+          <w:tcPr>
+            <w:tcW w:type="dxa" w:w="2016"/>
+          </w:tcPr>
+          <w:p>
+            <w:r>
+              <w:t>FMC</w:t>
+            </w:r>
+          </w:p>
+        </w:tc>
+        <w:tc>
+          <w:tcPr>
+            <w:tcW w:type="dxa" w:w="2016"/>
+          </w:tcPr>
+          <w:p>
+            <w:r>
+              <w:t>25.0</w:t>
+            </w:r>
+          </w:p>
+        </w:tc>
+        <w:tc>
+          <w:tcPr>
+            <w:tcW w:type="dxa" w:w="2016"/>
+          </w:tcPr>
+          <w:p>
+            <w:r>
+              <w:t>Drop</w:t>
+            </w:r>
+          </w:p>
+        </w:tc>
+        <w:tc>
+          <w:tcPr>
+            <w:tcW w:type="dxa" w:w="2016"/>
+          </w:tcPr>
+          <w:p>
+            <w:r>
+              <w:t>profitability_override is stale (Q2 2026 GAAP net loss of $187M), but FMC already secured a $400M strategic minority equity investment from Tessenderlo Group (announced June 30, 2026, inside the 6-month lookback) earmarked for debt paydown -- capital need already addressed.</w:t>
+            </w:r>
+          </w:p>
+        </w:tc>
+      </w:tr>
+      <w:tr>
+        <w:tc>
+          <w:tcPr>
+            <w:tcW w:type="dxa" w:w="2016"/>
+          </w:tcPr>
+          <w:p>
+            <w:r>
+              <w:t>Distress</w:t>
+            </w:r>
+          </w:p>
+        </w:tc>
+        <w:tc>
+          <w:tcPr>
+            <w:tcW w:type="dxa" w:w="2016"/>
+          </w:tcPr>
+          <w:p>
+            <w:r>
+              <w:t>EMBC</w:t>
+            </w:r>
+          </w:p>
+        </w:tc>
+        <w:tc>
+          <w:tcPr>
+            <w:tcW w:type="dxa" w:w="2016"/>
+          </w:tcPr>
+          <w:p>
+            <w:r>
+              <w:t>25.0</w:t>
+            </w:r>
+          </w:p>
+        </w:tc>
+        <w:tc>
+          <w:tcPr>
+            <w:tcW w:type="dxa" w:w="2016"/>
+          </w:tcPr>
+          <w:p>
+            <w:r>
+              <w:t>Drop</w:t>
+            </w:r>
+          </w:p>
+        </w:tc>
+        <w:tc>
+          <w:tcPr>
+            <w:tcW w:type="dxa" w:w="2016"/>
+          </w:tcPr>
+          <w:p>
+            <w:r>
+              <w:t>profitability_override is stale (Q2 2026 net loss, dividend cut from $0.15 to $0.01), but FY2026 free-cash-flow guidance of $95-105M self-funds an ongoing $150M debt-paydown plan; leverage in covenant compliance, no going concern found.</w:t>
+            </w:r>
+          </w:p>
+        </w:tc>
+      </w:tr>
+      <w:tr>
+        <w:tc>
+          <w:tcPr>
+            <w:tcW w:type="dxa" w:w="2016"/>
+          </w:tcPr>
+          <w:p>
+            <w:r>
+              <w:t>Distress</w:t>
+            </w:r>
+          </w:p>
+        </w:tc>
+        <w:tc>
+          <w:tcPr>
+            <w:tcW w:type="dxa" w:w="2016"/>
+          </w:tcPr>
+          <w:p>
+            <w:r>
+              <w:t>CCOI</w:t>
+            </w:r>
+          </w:p>
+        </w:tc>
+        <w:tc>
+          <w:tcPr>
+            <w:tcW w:type="dxa" w:w="2016"/>
+          </w:tcPr>
+          <w:p>
+            <w:r>
+              <w:t>25.0</w:t>
+            </w:r>
+          </w:p>
+        </w:tc>
+        <w:tc>
+          <w:tcPr>
+            <w:tcW w:type="dxa" w:w="2016"/>
+          </w:tcPr>
+          <w:p>
+            <w:r>
+              <w:t>Ambiguous</w:t>
+            </w:r>
+          </w:p>
+        </w:tc>
+        <w:tc>
+          <w:tcPr>
+            <w:tcW w:type="dxa" w:w="2016"/>
+          </w:tcPr>
+          <w:p>
+            <w:r>
+              <w:t>Genuine leverage stress (6.23x net debt/EBITDA) and a real dated maturity ($750M unsecured notes due June 2027) as its T-Mobile subsidy revenue winds down, and the dividend was already cut to $0.02/share -- but the revealed financing preference is asset sales and discounted debt buybacks (a $225M data-center sale, $138.8M of notes repurchased), not a signaled equity raise.</w:t>
+            </w:r>
+          </w:p>
+        </w:tc>
+      </w:tr>
+      <w:tr>
+        <w:tc>
+          <w:tcPr>
+            <w:tcW w:type="dxa" w:w="2016"/>
+          </w:tcPr>
+          <w:p>
+            <w:r>
+              <w:t>Distress</w:t>
+            </w:r>
+          </w:p>
+        </w:tc>
+        <w:tc>
+          <w:tcPr>
+            <w:tcW w:type="dxa" w:w="2016"/>
+          </w:tcPr>
+          <w:p>
+            <w:r>
+              <w:t>BRLT</w:t>
+            </w:r>
+          </w:p>
+        </w:tc>
+        <w:tc>
+          <w:tcPr>
+            <w:tcW w:type="dxa" w:w="2016"/>
+          </w:tcPr>
+          <w:p>
+            <w:r>
+              <w:t>25.0</w:t>
+            </w:r>
+          </w:p>
+        </w:tc>
+        <w:tc>
+          <w:tcPr>
+            <w:tcW w:type="dxa" w:w="2016"/>
+          </w:tcPr>
+          <w:p>
+            <w:r>
+              <w:t>Drop</w:t>
+            </w:r>
+          </w:p>
+        </w:tc>
+        <w:tc>
+          <w:tcPr>
+            <w:tcW w:type="dxa" w:w="2016"/>
+          </w:tcPr>
+          <w:p>
+            <w:r>
+              <w:t>profitability_override confirmed current: Q2 2026 GAAP net income positive and FY2026 adjusted EBITDA guidance raised; an earlier SVB covenant suspension (through Q1 2026) has already resolved, $75M cash and zero balance-sheet debt.</w:t>
+            </w:r>
+          </w:p>
+        </w:tc>
+      </w:tr>
+      <w:tr>
+        <w:tc>
+          <w:tcPr>
+            <w:tcW w:type="dxa" w:w="2016"/>
+          </w:tcPr>
+          <w:p>
+            <w:r>
+              <w:t>Distress</w:t>
+            </w:r>
+          </w:p>
+        </w:tc>
+        <w:tc>
+          <w:tcPr>
+            <w:tcW w:type="dxa" w:w="2016"/>
+          </w:tcPr>
+          <w:p>
+            <w:r>
+              <w:t>ALTG</w:t>
+            </w:r>
+          </w:p>
+        </w:tc>
+        <w:tc>
+          <w:tcPr>
+            <w:tcW w:type="dxa" w:w="2016"/>
+          </w:tcPr>
+          <w:p>
+            <w:r>
+              <w:t>25.0</w:t>
+            </w:r>
+          </w:p>
+        </w:tc>
+        <w:tc>
+          <w:tcPr>
+            <w:tcW w:type="dxa" w:w="2016"/>
+          </w:tcPr>
+          <w:p>
+            <w:r>
+              <w:t>Drop</w:t>
+            </w:r>
+          </w:p>
+        </w:tc>
+        <w:tc>
+          <w:tcPr>
+            <w:tcW w:type="dxa" w:w="2016"/>
+          </w:tcPr>
+          <w:p>
+            <w:r>
+              <w:t>profitability_override is stale (Q2 2026 net loss), but H1 2026 operating cash flow swung sharply positive ($26.1M vs. -$3.4M) and ~$308M remains undrawn on its $520M ABL facility -- substantial untapped debt capacity is a disqualifier; no going concern or covenant pressure found.</w:t>
+            </w:r>
+          </w:p>
+        </w:tc>
+      </w:tr>
+      <w:tr>
+        <w:tc>
+          <w:tcPr>
+            <w:tcW w:type="dxa" w:w="2016"/>
+          </w:tcPr>
+          <w:p>
+            <w:r>
+              <w:t>Distress</w:t>
+            </w:r>
+          </w:p>
+        </w:tc>
+        <w:tc>
+          <w:tcPr>
+            <w:tcW w:type="dxa" w:w="2016"/>
+          </w:tcPr>
+          <w:p>
+            <w:r>
+              <w:t>ALIT</w:t>
+            </w:r>
+          </w:p>
+        </w:tc>
+        <w:tc>
+          <w:tcPr>
+            <w:tcW w:type="dxa" w:w="2016"/>
+          </w:tcPr>
+          <w:p>
+            <w:r>
+              <w:t>25.0</w:t>
+            </w:r>
+          </w:p>
+        </w:tc>
+        <w:tc>
+          <w:tcPr>
+            <w:tcW w:type="dxa" w:w="2016"/>
+          </w:tcPr>
+          <w:p>
+            <w:r>
+              <w:t>Drop</w:t>
+            </w:r>
+          </w:p>
+        </w:tc>
+        <w:tc>
+          <w:tcPr>
+            <w:tcW w:type="dxa" w:w="2016"/>
+          </w:tcPr>
+          <w:p>
+            <w:r>
+              <w:t>profitability_override is stale (Q2 2026 GAAP net loss), but free cash flow is positive ($101M YTD), $330M of revolver capacity is fully undrawn, and the delisting risk already flagged by the screen was cured via a 1-for-20 reverse split completed June 30, 2026.</w:t>
+            </w:r>
+          </w:p>
+        </w:tc>
+      </w:tr>
+      <w:tr>
+        <w:tc>
+          <w:tcPr>
+            <w:tcW w:type="dxa" w:w="2016"/>
+          </w:tcPr>
+          <w:p>
+            <w:r>
+              <w:t>Distress</w:t>
+            </w:r>
+          </w:p>
+        </w:tc>
+        <w:tc>
+          <w:tcPr>
+            <w:tcW w:type="dxa" w:w="2016"/>
+          </w:tcPr>
+          <w:p>
+            <w:r>
+              <w:t>CABO</w:t>
+            </w:r>
+          </w:p>
+        </w:tc>
+        <w:tc>
+          <w:tcPr>
+            <w:tcW w:type="dxa" w:w="2016"/>
+          </w:tcPr>
+          <w:p>
+            <w:r>
+              <w:t>32.5</w:t>
+            </w:r>
+          </w:p>
+        </w:tc>
+        <w:tc>
+          <w:tcPr>
+            <w:tcW w:type="dxa" w:w="2016"/>
+          </w:tcPr>
+          <w:p>
+            <w:r>
+              <w:t>Drop</w:t>
+            </w:r>
+          </w:p>
+        </w:tc>
+        <w:tc>
+          <w:tcPr>
+            <w:tcW w:type="dxa" w:w="2016"/>
+          </w:tcPr>
+          <w:p>
+            <w:r>
+              <w:t>Dividend suspended in May 2025 is a real distress signal, and net loss is largely non-cash impairments, but management is actively repurchasing debt at a discount (revealed debt-buyback, not equity, preference); no going-concern or delisting signal found, and the nearest large maturity is still two years out (2028).</w:t>
+            </w:r>
+          </w:p>
+        </w:tc>
+      </w:tr>
+      <w:tr>
+        <w:tc>
+          <w:tcPr>
+            <w:tcW w:type="dxa" w:w="2016"/>
+          </w:tcPr>
+          <w:p>
+            <w:r>
+              <w:t>Distress</w:t>
+            </w:r>
+          </w:p>
+        </w:tc>
+        <w:tc>
+          <w:tcPr>
+            <w:tcW w:type="dxa" w:w="2016"/>
+          </w:tcPr>
+          <w:p>
+            <w:r>
+              <w:t>KROS</w:t>
+            </w:r>
+          </w:p>
+        </w:tc>
+        <w:tc>
+          <w:tcPr>
+            <w:tcW w:type="dxa" w:w="2016"/>
+          </w:tcPr>
+          <w:p>
+            <w:r>
+              <w:t>32.0</w:t>
+            </w:r>
+          </w:p>
+        </w:tc>
+        <w:tc>
+          <w:tcPr>
+            <w:tcW w:type="dxa" w:w="2016"/>
+          </w:tcPr>
+          <w:p>
+            <w:r>
+              <w:t>Drop</w:t>
+            </w:r>
+          </w:p>
+        </w:tc>
+        <w:tc>
+          <w:tcPr>
+            <w:tcW w:type="dxa" w:w="2016"/>
+          </w:tcPr>
+          <w:p>
+            <w:r>
+              <w:t>$257.6M cash against a roughly $29.8M half-year burn gives runway into H1 2028; essentially debt-free with no credit facility, no going-concern or delisting signal found.</w:t>
+            </w:r>
+          </w:p>
+        </w:tc>
+      </w:tr>
+      <w:tr>
+        <w:tc>
+          <w:tcPr>
+            <w:tcW w:type="dxa" w:w="2016"/>
+          </w:tcPr>
+          <w:p>
+            <w:r>
+              <w:t>Distress</w:t>
+            </w:r>
+          </w:p>
+        </w:tc>
+        <w:tc>
+          <w:tcPr>
+            <w:tcW w:type="dxa" w:w="2016"/>
+          </w:tcPr>
+          <w:p>
+            <w:r>
+              <w:t>AHCO</w:t>
+            </w:r>
+          </w:p>
+        </w:tc>
+        <w:tc>
+          <w:tcPr>
+            <w:tcW w:type="dxa" w:w="2016"/>
+          </w:tcPr>
+          <w:p>
+            <w:r>
+              <w:t>32.0</w:t>
+            </w:r>
+          </w:p>
+        </w:tc>
+        <w:tc>
+          <w:tcPr>
+            <w:tcW w:type="dxa" w:w="2016"/>
+          </w:tcPr>
+          <w:p>
+            <w:r>
+              <w:t>Drop</w:t>
+            </w:r>
+          </w:p>
+        </w:tc>
+        <w:tc>
+          <w:tcPr>
+            <w:tcW w:type="dxa" w:w="2016"/>
+          </w:tcPr>
+          <w:p>
+            <w:r>
+              <w:t>Just completed a $1.1B refinancing (April 2026, extending maturities to 2031) plus a $235M Diabetes Health divestiture (Feb 2026) providing ample liquidity -- a revealed debt/asset-sale financing preference; no going-concern signal found.</w:t>
+            </w:r>
+          </w:p>
+        </w:tc>
+      </w:tr>
+      <w:tr>
+        <w:tc>
+          <w:tcPr>
+            <w:tcW w:type="dxa" w:w="2016"/>
+          </w:tcPr>
+          <w:p>
+            <w:r>
+              <w:t>Distress</w:t>
+            </w:r>
+          </w:p>
+        </w:tc>
+        <w:tc>
+          <w:tcPr>
+            <w:tcW w:type="dxa" w:w="2016"/>
+          </w:tcPr>
+          <w:p>
+            <w:r>
+              <w:t>FLWS</w:t>
+            </w:r>
+          </w:p>
+        </w:tc>
+        <w:tc>
+          <w:tcPr>
+            <w:tcW w:type="dxa" w:w="2016"/>
+          </w:tcPr>
+          <w:p>
+            <w:r>
+              <w:t>31.8</w:t>
+            </w:r>
+          </w:p>
+        </w:tc>
+        <w:tc>
+          <w:tcPr>
+            <w:tcW w:type="dxa" w:w="2016"/>
+          </w:tcPr>
+          <w:p>
+            <w:r>
+              <w:t>Drop</w:t>
+            </w:r>
+          </w:p>
+        </w:tc>
+        <w:tc>
+          <w:tcPr>
+            <w:tcW w:type="dxa" w:w="2016"/>
+          </w:tcPr>
+          <w:p>
+            <w:r>
+              <w:t>Q2 2026 EPS beat estimates and the company remains marginally profitable; manageable net debt position, no going-concern or delisting signal found despite the revenue decline.</w:t>
+            </w:r>
+          </w:p>
+        </w:tc>
+      </w:tr>
+      <w:tr>
+        <w:tc>
+          <w:tcPr>
+            <w:tcW w:type="dxa" w:w="2016"/>
+          </w:tcPr>
+          <w:p>
+            <w:r>
+              <w:t>Distress</w:t>
+            </w:r>
+          </w:p>
+        </w:tc>
+        <w:tc>
+          <w:tcPr>
+            <w:tcW w:type="dxa" w:w="2016"/>
+          </w:tcPr>
+          <w:p>
+            <w:r>
+              <w:t>NPWR</w:t>
+            </w:r>
+          </w:p>
+        </w:tc>
+        <w:tc>
+          <w:tcPr>
+            <w:tcW w:type="dxa" w:w="2016"/>
+          </w:tcPr>
+          <w:p>
+            <w:r>
+              <w:t>31.5</w:t>
+            </w:r>
+          </w:p>
+        </w:tc>
+        <w:tc>
+          <w:tcPr>
+            <w:tcW w:type="dxa" w:w="2016"/>
+          </w:tcPr>
+          <w:p>
+            <w:r>
+              <w:t>Keep</w:t>
+            </w:r>
+          </w:p>
+        </w:tc>
+        <w:tc>
+          <w:tcPr>
+            <w:tcW w:type="dxa" w:w="2016"/>
+          </w:tcPr>
+          <w:p>
+            <w:r>
+              <w:t>Pre-revenue clean-power developer with $310M cash and zero debt, but management has explicitly targeted a $125-175M equity investment for Project Permian Phase 1 ($475-575M total installed cost) ahead of a final investment decision targeted for H2 2026 -- a concrete, dated, company-stated equity need. One-pager written.</w:t>
+            </w:r>
+          </w:p>
+        </w:tc>
+      </w:tr>
+      <w:tr>
+        <w:tc>
+          <w:tcPr>
+            <w:tcW w:type="dxa" w:w="2016"/>
+          </w:tcPr>
+          <w:p>
+            <w:r>
+              <w:t>Distress</w:t>
+            </w:r>
+          </w:p>
+        </w:tc>
+        <w:tc>
+          <w:tcPr>
+            <w:tcW w:type="dxa" w:w="2016"/>
+          </w:tcPr>
+          <w:p>
+            <w:r>
+              <w:t>WD</w:t>
+            </w:r>
+          </w:p>
+        </w:tc>
+        <w:tc>
+          <w:tcPr>
+            <w:tcW w:type="dxa" w:w="2016"/>
+          </w:tcPr>
+          <w:p>
+            <w:r>
+              <w:t>31.2</w:t>
+            </w:r>
+          </w:p>
+        </w:tc>
+        <w:tc>
+          <w:tcPr>
+            <w:tcW w:type="dxa" w:w="2016"/>
+          </w:tcPr>
+          <w:p>
+            <w:r>
+              <w:t>Drop</w:t>
+            </w:r>
+          </w:p>
+        </w:tc>
+        <w:tc>
+          <w:tcPr>
+            <w:tcW w:type="dxa" w:w="2016"/>
+          </w:tcPr>
+          <w:p>
+            <w:r>
+              <w:t>Reported net income collapsed 90.9% YoY on mortgage-market headwinds and the dividend payout ratio (131%) looks unsustainable, but no going-concern or delisting signal was found and the nearest term-loan maturity is not until December 2028; a cyclical earnings story, not a capital-structure one.</w:t>
+            </w:r>
+          </w:p>
+        </w:tc>
+      </w:tr>
+      <w:tr>
+        <w:tc>
+          <w:tcPr>
+            <w:tcW w:type="dxa" w:w="2016"/>
+          </w:tcPr>
+          <w:p>
+            <w:r>
+              <w:t>Distress</w:t>
+            </w:r>
+          </w:p>
+        </w:tc>
+        <w:tc>
+          <w:tcPr>
+            <w:tcW w:type="dxa" w:w="2016"/>
+          </w:tcPr>
+          <w:p>
+            <w:r>
+              <w:t>RBBN</w:t>
+            </w:r>
+          </w:p>
+        </w:tc>
+        <w:tc>
+          <w:tcPr>
+            <w:tcW w:type="dxa" w:w="2016"/>
+          </w:tcPr>
+          <w:p>
+            <w:r>
+              <w:t>31.2</w:t>
+            </w:r>
+          </w:p>
+        </w:tc>
+        <w:tc>
+          <w:tcPr>
+            <w:tcW w:type="dxa" w:w="2016"/>
+          </w:tcPr>
+          <w:p>
+            <w:r>
+              <w:t>Keep</w:t>
+            </w:r>
+          </w:p>
+        </w:tc>
+        <w:tc>
+          <w:tcPr>
+            <w:tcW w:type="dxa" w:w="2016"/>
+          </w:tcPr>
+          <w:p>
+            <w:r>
+              <w:t>Cash fell from $67.6M to $43.5M in a single quarter (Q2 2026) on a sharply widened H1 operating burn ($33.5M vs. $4.3M prior year), its $350M term loan is fully drawn, and a May 2026 covenant waiver raised the maximum leverage ceiling to 4.50x -- real, recent covenant stress with no shelf/ATM in place. One-pager written.</w:t>
+            </w:r>
+          </w:p>
+        </w:tc>
+      </w:tr>
+      <w:tr>
+        <w:tc>
+          <w:tcPr>
+            <w:tcW w:type="dxa" w:w="2016"/>
+          </w:tcPr>
+          <w:p>
+            <w:r>
+              <w:t>Distress</w:t>
+            </w:r>
+          </w:p>
+        </w:tc>
+        <w:tc>
+          <w:tcPr>
+            <w:tcW w:type="dxa" w:w="2016"/>
+          </w:tcPr>
+          <w:p>
+            <w:r>
+              <w:t>IIIV</w:t>
+            </w:r>
+          </w:p>
+        </w:tc>
+        <w:tc>
+          <w:tcPr>
+            <w:tcW w:type="dxa" w:w="2016"/>
+          </w:tcPr>
+          <w:p>
+            <w:r>
+              <w:t>31.2</w:t>
+            </w:r>
+          </w:p>
+        </w:tc>
+        <w:tc>
+          <w:tcPr>
+            <w:tcW w:type="dxa" w:w="2016"/>
+          </w:tcPr>
+          <w:p>
+            <w:r>
+              <w:t>Drop</w:t>
+            </w:r>
+          </w:p>
+        </w:tc>
+        <w:tc>
+          <w:tcPr>
+            <w:tcW w:type="dxa" w:w="2016"/>
+          </w:tcPr>
+          <w:p>
+            <w:r>
+              <w:t>Despite thin standalone cash ($2.6M as of Q3 2026), $285.7M remains undrawn on its $400M revolving credit facility -- substantial untapped debt capacity is a disqualifier under the distress-screen's reversed financing-preference test.</w:t>
+            </w:r>
+          </w:p>
+        </w:tc>
+      </w:tr>
+      <w:tr>
+        <w:tc>
+          <w:tcPr>
+            <w:tcW w:type="dxa" w:w="2016"/>
+          </w:tcPr>
+          <w:p>
+            <w:r>
+              <w:t>Distress</w:t>
+            </w:r>
+          </w:p>
+        </w:tc>
+        <w:tc>
+          <w:tcPr>
+            <w:tcW w:type="dxa" w:w="2016"/>
+          </w:tcPr>
+          <w:p>
+            <w:r>
+              <w:t>QSI</w:t>
+            </w:r>
+          </w:p>
+        </w:tc>
+        <w:tc>
+          <w:tcPr>
+            <w:tcW w:type="dxa" w:w="2016"/>
+          </w:tcPr>
+          <w:p>
+            <w:r>
+              <w:t>31.0</w:t>
+            </w:r>
+          </w:p>
+        </w:tc>
+        <w:tc>
+          <w:tcPr>
+            <w:tcW w:type="dxa" w:w="2016"/>
+          </w:tcPr>
+          <w:p>
+            <w:r>
+              <w:t>Drop</w:t>
+            </w:r>
+          </w:p>
+        </w:tc>
+        <w:tc>
+          <w:tcPr>
+            <w:tcW w:type="dxa" w:w="2016"/>
+          </w:tcPr>
+          <w:p>
+            <w:r>
+              <w:t>$169.9M of cash and marketable securities, debt-free, cash runway guided into Q4 2028, and a $100M ATM facility in place with zero shares sold -- ample existing liquidity and financing access, no distress signal.</w:t>
+            </w:r>
+          </w:p>
+        </w:tc>
+      </w:tr>
+      <w:tr>
+        <w:tc>
+          <w:tcPr>
+            <w:tcW w:type="dxa" w:w="2016"/>
+          </w:tcPr>
+          <w:p>
+            <w:r>
+              <w:t>Distress</w:t>
+            </w:r>
+          </w:p>
+        </w:tc>
+        <w:tc>
+          <w:tcPr>
+            <w:tcW w:type="dxa" w:w="2016"/>
+          </w:tcPr>
+          <w:p>
+            <w:r>
+              <w:t>SJT</w:t>
+            </w:r>
+          </w:p>
+        </w:tc>
+        <w:tc>
+          <w:tcPr>
+            <w:tcW w:type="dxa" w:w="2016"/>
+          </w:tcPr>
+          <w:p>
+            <w:r>
+              <w:t>30.5</w:t>
+            </w:r>
+          </w:p>
+        </w:tc>
+        <w:tc>
+          <w:tcPr>
+            <w:tcW w:type="dxa" w:w="2016"/>
+          </w:tcPr>
+          <w:p>
+            <w:r>
+              <w:t>Drop</w:t>
+            </w:r>
+          </w:p>
+        </w:tc>
+        <w:tc>
+          <w:tcPr>
+            <w:tcW w:type="dxa" w:w="2016"/>
+          </w:tcPr>
+          <w:p>
+            <w:r>
+              <w:t>A passive oil &amp; gas royalty trust that cannot issue new equity units under its trust indenture -- going-concern language notwithstanding (cumulative excess production costs have suspended distributions), the vehicle is structurally not a viable candidate for an equity capital raise; data-quality flag for the screen.</w:t>
+            </w:r>
+          </w:p>
+        </w:tc>
+      </w:tr>
+      <w:tr>
+        <w:tc>
+          <w:tcPr>
+            <w:tcW w:type="dxa" w:w="2016"/>
+          </w:tcPr>
+          <w:p>
+            <w:r>
+              <w:t>Distress</w:t>
+            </w:r>
+          </w:p>
+        </w:tc>
+        <w:tc>
+          <w:tcPr>
+            <w:tcW w:type="dxa" w:w="2016"/>
+          </w:tcPr>
+          <w:p>
+            <w:r>
+              <w:t>SION</w:t>
+            </w:r>
+          </w:p>
+        </w:tc>
+        <w:tc>
+          <w:tcPr>
+            <w:tcW w:type="dxa" w:w="2016"/>
+          </w:tcPr>
+          <w:p>
+            <w:r>
+              <w:t>30.5</w:t>
+            </w:r>
+          </w:p>
+        </w:tc>
+        <w:tc>
+          <w:tcPr>
+            <w:tcW w:type="dxa" w:w="2016"/>
+          </w:tcPr>
+          <w:p>
+            <w:r>
+              <w:t>Drop</w:t>
+            </w:r>
+          </w:p>
+        </w:tc>
+        <w:tc>
+          <w:tcPr>
+            <w:tcW w:type="dxa" w:w="2016"/>
+          </w:tcPr>
+          <w:p>
+            <w:r>
+              <w:t>$268.3M cash with runway into 2028, debt-free, and a $250M unused ATM facility already provide financing access; the stock's 92% single-day drop (Aug 10, 2026) followed a Phase 2 trial failure, making this a particularly poor moment to pitch a raise regardless of the balance sheet.</w:t>
+            </w:r>
+          </w:p>
+        </w:tc>
+      </w:tr>
+      <w:tr>
+        <w:tc>
+          <w:tcPr>
+            <w:tcW w:type="dxa" w:w="2016"/>
+          </w:tcPr>
+          <w:p>
+            <w:r>
+              <w:t>Distress</w:t>
+            </w:r>
+          </w:p>
+        </w:tc>
+        <w:tc>
+          <w:tcPr>
+            <w:tcW w:type="dxa" w:w="2016"/>
+          </w:tcPr>
+          <w:p>
+            <w:r>
+              <w:t>OPRX</w:t>
+            </w:r>
+          </w:p>
+        </w:tc>
+        <w:tc>
+          <w:tcPr>
+            <w:tcW w:type="dxa" w:w="2016"/>
+          </w:tcPr>
+          <w:p>
+            <w:r>
+              <w:t>30.5</w:t>
+            </w:r>
+          </w:p>
+        </w:tc>
+        <w:tc>
+          <w:tcPr>
+            <w:tcW w:type="dxa" w:w="2016"/>
+          </w:tcPr>
+          <w:p>
+            <w:r>
+              <w:t>Drop</w:t>
+            </w:r>
+          </w:p>
+        </w:tc>
+        <w:tc>
+          <w:tcPr>
+            <w:tcW w:type="dxa" w:w="2016"/>
+          </w:tcPr>
+          <w:p>
+            <w:r>
+              <w:t>Positive H1 2026 operating cash flow ($8.1M) and active debt paydown ($5.3M in Q2 plus $3M post-quarter) show a self-funding, deleveraging posture; refinanced credit facility carries an undrawn revolver, active $40M shelf, no going-concern signal found.</w:t>
+            </w:r>
+          </w:p>
+        </w:tc>
+      </w:tr>
+      <w:tr>
+        <w:tc>
+          <w:tcPr>
+            <w:tcW w:type="dxa" w:w="2016"/>
+          </w:tcPr>
+          <w:p>
+            <w:r>
+              <w:t>Distress</w:t>
+            </w:r>
+          </w:p>
+        </w:tc>
+        <w:tc>
+          <w:tcPr>
+            <w:tcW w:type="dxa" w:w="2016"/>
+          </w:tcPr>
+          <w:p>
+            <w:r>
+              <w:t>MPLT</w:t>
+            </w:r>
+          </w:p>
+        </w:tc>
+        <w:tc>
+          <w:tcPr>
+            <w:tcW w:type="dxa" w:w="2016"/>
+          </w:tcPr>
+          <w:p>
+            <w:r>
+              <w:t>30.5</w:t>
+            </w:r>
+          </w:p>
+        </w:tc>
+        <w:tc>
+          <w:tcPr>
+            <w:tcW w:type="dxa" w:w="2016"/>
+          </w:tcPr>
+          <w:p>
+            <w:r>
+              <w:t>Drop</w:t>
+            </w:r>
+          </w:p>
+        </w:tc>
+        <w:tc>
+          <w:tcPr>
+            <w:tcW w:type="dxa" w:w="2016"/>
+          </w:tcPr>
+          <w:p>
+            <w:r>
+              <w:t>Closed a $150M private placement in August 2026, inside the 6-month lookback window -- a hard disqualifier; also debt-free with $351.3M cash and runway guided through 2028 including that raise.</w:t>
+            </w:r>
+          </w:p>
+        </w:tc>
+      </w:tr>
+      <w:tr>
+        <w:tc>
+          <w:tcPr>
+            <w:tcW w:type="dxa" w:w="2016"/>
+          </w:tcPr>
+          <w:p>
+            <w:r>
+              <w:t>Distress</w:t>
+            </w:r>
+          </w:p>
+        </w:tc>
+        <w:tc>
+          <w:tcPr>
+            <w:tcW w:type="dxa" w:w="2016"/>
+          </w:tcPr>
+          <w:p>
+            <w:r>
+              <w:t>FULC</w:t>
+            </w:r>
+          </w:p>
+        </w:tc>
+        <w:tc>
+          <w:tcPr>
+            <w:tcW w:type="dxa" w:w="2016"/>
+          </w:tcPr>
+          <w:p>
+            <w:r>
+              <w:t>30.5</w:t>
+            </w:r>
+          </w:p>
+        </w:tc>
+        <w:tc>
+          <w:tcPr>
+            <w:tcW w:type="dxa" w:w="2016"/>
+          </w:tcPr>
+          <w:p>
+            <w:r>
+              <w:t>Drop</w:t>
+            </w:r>
+          </w:p>
+        </w:tc>
+        <w:tc>
+          <w:tcPr>
+            <w:tcW w:type="dxa" w:w="2016"/>
+          </w:tcPr>
+          <w:p>
+            <w:r>
+              <w:t>A pending merger (special ~$270M dividend already declared, close expected Q4 2026) makes an independent equity-raise thesis moot; also debt-free with $318.8M cash and a multi-year runway even absent the deal.</w:t>
+            </w:r>
+          </w:p>
+        </w:tc>
+      </w:tr>
+      <w:tr>
+        <w:tc>
+          <w:tcPr>
+            <w:tcW w:type="dxa" w:w="2016"/>
+          </w:tcPr>
+          <w:p>
+            <w:r>
+              <w:t>Distress</w:t>
+            </w:r>
+          </w:p>
+        </w:tc>
+        <w:tc>
+          <w:tcPr>
+            <w:tcW w:type="dxa" w:w="2016"/>
+          </w:tcPr>
+          <w:p>
+            <w:r>
+              <w:t>WOOF</w:t>
+            </w:r>
+          </w:p>
+        </w:tc>
+        <w:tc>
+          <w:tcPr>
+            <w:tcW w:type="dxa" w:w="2016"/>
+          </w:tcPr>
+          <w:p>
+            <w:r>
+              <w:t>30.2</w:t>
+            </w:r>
+          </w:p>
+        </w:tc>
+        <w:tc>
+          <w:tcPr>
+            <w:tcW w:type="dxa" w:w="2016"/>
+          </w:tcPr>
+          <w:p>
+            <w:r>
+              <w:t>Drop</w:t>
+            </w:r>
+          </w:p>
+        </w:tc>
+        <w:tc>
+          <w:tcPr>
+            <w:tcW w:type="dxa" w:w="2016"/>
+          </w:tcPr>
+          <w:p>
+            <w:r>
+              <w:t>Returned to full-year profitability (FY2026 net income $9.07M) and already refinanced its debt structure in Jan 2026 ($600M senior secured notes plus term loan, both maturing 2031) without any equity component; net debt/EBITDA improving to 3.0x from 4.2x.</w:t>
             </w:r>
           </w:p>
         </w:tc>
